--- a/fra/docx/13.content.docx
+++ b/fra/docx/13.content.docx
@@ -11,6 +11,15 @@
         <w:pStyle w:val="Heading2"/>
       </w:pPr>
       <w:r>
+        <w:t>Resource: Notes d'étude (Tyndale)</w:t>
+      </w:r>
+      <w:r/>
+    </w:p>
+    <w:p>
+      <w:pPr>
+        <w:pStyle w:val="Heading2"/>
+      </w:pPr>
+      <w:r>
         <w:t>License Information</w:t>
       </w:r>
       <w:r/>
@@ -21,7 +30,7 @@
         <w:rPr>
           <w:b/>
         </w:rPr>
-        <w:t>Study Notes (Tyndale)</w:t>
+        <w:t>Notes d'étude (Tyndale)</w:t>
       </w:r>
       <w:r>
         <w:t xml:space="preserve"> (French) is based on</w:t>
@@ -74,7 +83,7 @@
         <w:pStyle w:val="Heading1"/>
       </w:pPr>
       <w:r>
-        <w:t>Study Notes (Tyndale)</w:t>
+        <w:t>Notes d'étude (Tyndale)</w:t>
       </w:r>
     </w:p>
     <w:p>
@@ -83,6 +92,51 @@
           <w:headerReference w:type="even" r:id="rId8"/>
           <w:headerReference w:type="default" r:id="rId9"/>
           <w:footerReference w:type="default" r:id="rId10"/>
+          <w:footnotePr>
+            <w:numRestart w:val="eachSect"/>
+          </w:footnotePr>
+          <w:type w:val="continuous"/>
+          <w:pgSz w:w="12240" w:h="15840" w:code="1"/>
+          <w:pgMar w:top="1440" w:right="1440" w:bottom="1440" w:left="1440" w:header="504" w:footer="504" w:gutter="0"/>
+          <w:cols w:space="708"/>
+          <w:titlePg/>
+          <w:docGrid w:linePitch="360"/>
+        </w:sectPr>
+      </w:pPr>
+    </w:p>
+    <w:p>
+      <w:r/>
+    </w:p>
+    <w:p>
+      <w:pPr>
+        <w:pStyle w:val="Heading2"/>
+      </w:pPr>
+      <w:r>
+        <w:t>1CH</w:t>
+      </w:r>
+      <w:r/>
+    </w:p>
+    <w:p>
+      <w:r/>
+      <w:r>
+        <w:rPr>
+          <w:i/>
+        </w:rPr>
+        <w:t>1 Chroniques 1.1–4, 1 Chroniques 1.1–2.2, 1 Chroniques 1.5–23, 1 Chroniques 1.13, 1 Chroniques 1:24–27, 1 Chroniques 1.28–33, 1 Chroniques 1.34–2.2, 1 Chroniques 1.51–54, 1 Chroniques 2.3, 1 Chroniques 2.3–8, 1 Chroniques 2.3–4 .23, 1 Chroniques 2.4–5, 1 Chroniques 2.6–8, 1 Chroniques 2.7, 1 Chroniques 2.9, 1 Chroniques 2.9–55, 1 Chroniques 2.10–17, 1 Chroniques 2.14–15, 1 Chroniques 2.20, 1 Chroniques 2.21–23, 1 Chroniques 2.24, 1 Chroniques 3.1–9, 1 Chroniques 3.1–24, 1 Chroniques 3.10–16, 1 Chroniques 3.15, 1 Chroniques 3.16, 1 Chroniques 3.17–23, 1 Chroniques 3.21, 1 Chroniques 4.1–7, 1 Chroniques 4.9–10, 1 Chroniques 4.9–20, 1 Chroniques 4.13–15, 1 Chroniques 4.18, 1 Chroniques 4.21–23, 1 Chroniques 4.24–43, 1 Chroniques 4.24–8.40, 1 Chroniques 4.34–43, 1 Chroniques 4.39, 1 Chroniques 4.41, 1 Chroniques 5.1–2, 1 Chroniques 5.1–24, 1 Chroniques 5.3, 1 Chroniques 5.4–8, 1 Chroniques 5.6, 1 Chroniques 5.10, 1 Chroniques 5.18–22, 1 Chroniques 5.25–26, 1 Chroniques 6.1, 1 Chroniques 6.1–48, 1 Chroniques 6.1–81, 1 Chroniques 6.2–15, 1 Chroniques 6.10, 1 Chroniques 6.16–30, 1 Chroniques 6.27, 1 Chroniques 6.31–47, 1 Chroniques 6.33, 1 Chroniques 6.39, 1 Chroniques 6.49, 1 Chroniques 6.50–53, 1 Chroniques 6.54–81, 1 Chroniques 7.1–40, 1 Chroniques 7.12, 1 Chroniques 7.13, 1 Chroniques 7.14–19, 1 Chroniques 7.20–27, 1 Chroniques 7.22, 1 Chroniques 8.1–40, 1 Chroniques 8.3, 1 Chroniques 8.6–28, 1 Chroniques 8.7, 1 Chroniques 8.29–32, 1 Chroniques 8.33–40, 1 Chroniques 9.1, 1 Chroniques 9.1–34, 1 Chroniques 9.3–9, 1 Chroniques 9.21, 1 Chroniques 9.28–32, 1 Chroniques 9.30, 1 Chroniques 9.32, 1 Chroniques 9.34, 1 Chroniques 9.35–44, 1 Chroniques 10.1–14, 1 Chroniques 10.6–12, 1 Chroniques 11.1–3, 1 Chroniques 11.4–9, 1 Chroniques 11.10, 1 Chroniques 11.10–47, 1 Chroniques 11.41–47, 1 Chroniques 12.1–22, 1 Chroniques 12.23–40, 1 Chroniques 13.1–17.27, 1 Chroniques 13.9–11, 1 Chroniques 13.12, 1 Chroniques 14.1–2, 1 Chroniques 14.1–7, 1 Chroniques 14.8–17, 1 Chroniques 14.12, 1 Chroniques 15.1–3, 1 Chroniques 15.1–29, 1 Chroniques 15.13, 1 Chroniques 15.16–18, 1 Chroniques 15.19–22, 1 Chroniques 15.20, 1 Chroniques 15.29, 1 Chroniques 16.1–43, 1 Chroniques 16.7–36, 1 Chroniques 16.39, 1 Chroniques 17.1–15, 1 Chroniques 17.1–27, 1 Chroniques 17.10–14, 1 Chroniques 17.12, 1 Chroniques 17:13, 1 Chroniques 17.14, 1 Chroniques 18.1, 1 Chroniques 18.1–17, 1 Chroniques 18.1–20.8, 1 Chroniques 18.2–13, 1 Chroniques 18.14–17, 1 Chroniques 19.1–7, 1 Chroniques 19.9–13, 1 Chroniques 19.13, 1 Chroniques 19.16–19, 1 Chroniques 20.1–3, 1 Chroniques 21.1, 1 Chroniques 21.1–22.1, 1 Chroniques 21.7, 1 Chroniques 21.9, 1 Chroniques 21.16–17, 1 Chroniques 21.26–22.1, 1 Chroniques 22.2–19, 1 Chroniques 22.5, 1 Chroniques 22.8, 1 Chroniques 22.9–10, 1 Chroniques 23.1–2, 1 Chroniques 23.3–5, 1 Chroniques 23.6–23, 1 Chroniques 23.24–27, 1 Chroniques 23.28–32, 1 Chroniques 24.1–2, 1 Chroniques 24.1–19, 1 Chroniques 24.3–6, 1 Chroniques 24.7–18, 1 Chroniques 24.20–31, 1 Chroniques 24.31, 1 Chroniques 25.1, 1 Chroniques 25.1–7, 1 Chroniques 25.2–3, 1 Chroniques 25.8, 1 Chroniques 26.1, 1 Chroniques 26.5, 1 Chroniques 26.20–32, 1 Chroniques 26.21–28, 1 Chroniques 26.31, 1 Chroniques 27.1–15, 1 Chroniques 27.16–22, 1 Chroniques 27.18, 1 Chroniques 27.25–31, 1 Chroniques 27.32–34, 1 Chroniques 28.1, 1 Chroniques 28.1–29.25, 1 Chroniques 28.2, 1 Chroniques 28.2–10, 1 Chroniques 28.4–6, 1 Chroniques 28.9–10, 1 Chroniques 28.11–21, 1 Chroniques 28.14–18, 1 Chroniques 28.18, 1 Chroniques 29.1–9, 1 Chroniques 29.6, 1 Chroniques 29.7, 1 Chroniques 29.10–19, 1 Chroniques 29.18–19, 1 Chroniques 29.21–25, 1 Chroniques 29.26–30, 1 Chroniques 29.29, 1 Chroniques 29.30</w:t>
+      </w:r>
+      <w:r/>
+    </w:p>
+    <w:p>
+      <w:r/>
+      <w:r>
+        <w:t xml:space="preserve"> </w:t>
+      </w:r>
+      <w:r/>
+      <w:r/>
+    </w:p>
+    <w:p>
+      <w:pPr>
+        <w:sectPr>
           <w:footnotePr>
             <w:numRestart w:val="eachSect"/>
           </w:footnotePr>

--- a/fra/docx/13.content.docx
+++ b/fra/docx/13.content.docx
@@ -163,13 +163,6 @@
         <w:rPr>
           <w:lang w:val="fr_FR" w:bidi="fr_FR"/>
         </w:rPr>
-      </w:r>
-      <w:r>
-        <w:rPr>
-          <w:i/>
-          <w:lang w:val="fr_FR" w:bidi="fr_FR"/>
-        </w:rPr>
-        <w:t>1 Chroniques 1.1–4, 1 Chroniques 1.1–2.2, 1 Chroniques 1.5–23, 1 Chroniques 1.13, 1 Chroniques 1:24–27, 1 Chroniques 1.28–33, 1 Chroniques 1.34–2.2, 1 Chroniques 1.51–54, 1 Chroniques 2.3, 1 Chroniques 2.3–8, 1 Chroniques 2.3–4 .23, 1 Chroniques 2.4–5, 1 Chroniques 2.6–8, 1 Chroniques 2.7, 1 Chroniques 2.9, 1 Chroniques 2.9–55, 1 Chroniques 2.10–17, 1 Chroniques 2.14–15, 1 Chroniques 2.20, 1 Chroniques 2.21–23, 1 Chroniques 2.24, 1 Chroniques 3.1–9, 1 Chroniques 3.1–24, 1 Chroniques 3.10–16, 1 Chroniques 3.15, 1 Chroniques 3.16, 1 Chroniques 3.17–23, 1 Chroniques 3.21, 1 Chroniques 4.1–7, 1 Chroniques 4.9–10, 1 Chroniques 4.9–20, 1 Chroniques 4.13–15, 1 Chroniques 4.18, 1 Chroniques 4.21–23, 1 Chroniques 4.24–43, 1 Chroniques 4.24–8.40, 1 Chroniques 4.34–43, 1 Chroniques 4.39, 1 Chroniques 4.41, 1 Chroniques 5.1–2, 1 Chroniques 5.1–24, 1 Chroniques 5.3, 1 Chroniques 5.4–8, 1 Chroniques 5.6, 1 Chroniques 5.10, 1 Chroniques 5.18–22, 1 Chroniques 5.25–26, 1 Chroniques 6.1, 1 Chroniques 6.1–48, 1 Chroniques 6.1–81, 1 Chroniques 6.2–15, 1 Chroniques 6.10, 1 Chroniques 6.16–30, 1 Chroniques 6.27, 1 Chroniques 6.31–47, 1 Chroniques 6.33, 1 Chroniques 6.39, 1 Chroniques 6.49, 1 Chroniques 6.50–53, 1 Chroniques 6.54–81, 1 Chroniques 7.1–40, 1 Chroniques 7.12, 1 Chroniques 7.13, 1 Chroniques 7.14–19, 1 Chroniques 7.20–27, 1 Chroniques 7.22, 1 Chroniques 8.1–40, 1 Chroniques 8.3, 1 Chroniques 8.6–28, 1 Chroniques 8.7, 1 Chroniques 8.29–32, 1 Chroniques 8.33–40, 1 Chroniques 9.1, 1 Chroniques 9.1–34, 1 Chroniques 9.3–9, 1 Chroniques 9.21, 1 Chroniques 9.28–32, 1 Chroniques 9.30, 1 Chroniques 9.32, 1 Chroniques 9.34, 1 Chroniques 9.35–44, 1 Chroniques 10.1–14, 1 Chroniques 10.6–12, 1 Chroniques 11.1–3, 1 Chroniques 11.4–9, 1 Chroniques 11.10, 1 Chroniques 11.10–47, 1 Chroniques 11.41–47, 1 Chroniques 12.1–22, 1 Chroniques 12.23–40, 1 Chroniques 13.1–17.27, 1 Chroniques 13.9–11, 1 Chroniques 13.12, 1 Chroniques 14.1–2, 1 Chroniques 14.1–7, 1 Chroniques 14.8–17, 1 Chroniques 14.12, 1 Chroniques 15.1–3, 1 Chroniques 15.1–29, 1 Chroniques 15.13, 1 Chroniques 15.16–18, 1 Chroniques 15.19–22, 1 Chroniques 15.20, 1 Chroniques 15.29, 1 Chroniques 16.1–43, 1 Chroniques 16.7–36, 1 Chroniques 16.39, 1 Chroniques 17.1–15, 1 Chroniques 17.1–27, 1 Chroniques 17.10–14, 1 Chroniques 17.12, 1 Chroniques 17:13, 1 Chroniques 17.14, 1 Chroniques 18.1, 1 Chroniques 18.1–17, 1 Chroniques 18.1–20.8, 1 Chroniques 18.2–13, 1 Chroniques 18.14–17, 1 Chroniques 19.1–7, 1 Chroniques 19.9–13, 1 Chroniques 19.13, 1 Chroniques 19.16–19, 1 Chroniques 20.1–3, 1 Chroniques 21.1, 1 Chroniques 21.1–22.1, 1 Chroniques 21.7, 1 Chroniques 21.9, 1 Chroniques 21.16–17, 1 Chroniques 21.26–22.1, 1 Chroniques 22.2–19, 1 Chroniques 22.5, 1 Chroniques 22.8, 1 Chroniques 22.9–10, 1 Chroniques 23.1–2, 1 Chroniques 23.3–5, 1 Chroniques 23.6–23, 1 Chroniques 23.24–27, 1 Chroniques 23.28–32, 1 Chroniques 24.1–2, 1 Chroniques 24.1–19, 1 Chroniques 24.3–6, 1 Chroniques 24.7–18, 1 Chroniques 24.20–31, 1 Chroniques 24.31, 1 Chroniques 25.1, 1 Chroniques 25.1–7, 1 Chroniques 25.2–3, 1 Chroniques 25.8, 1 Chroniques 26.1, 1 Chroniques 26.5, 1 Chroniques 26.20–32, 1 Chroniques 26.21–28, 1 Chroniques 26.31, 1 Chroniques 27.1–15, 1 Chroniques 27.16–22, 1 Chroniques 27.18, 1 Chroniques 27.25–31, 1 Chroniques 27.32–34, 1 Chroniques 28.1, 1 Chroniques 28.1–29.25, 1 Chroniques 28.2, 1 Chroniques 28.2–10, 1 Chroniques 28.4–6, 1 Chroniques 28.9–10, 1 Chroniques 28.11–21, 1 Chroniques 28.14–18, 1 Chroniques 28.18, 1 Chroniques 29.1–9, 1 Chroniques 29.6, 1 Chroniques 29.7, 1 Chroniques 29.10–19, 1 Chroniques 29.18–19, 1 Chroniques 29.21–25, 1 Chroniques 29.26–30, 1 Chroniques 29.29, 1 Chroniques 29.30</w:t>
       </w:r>
       <w:r>
         <w:rPr>

--- a/fra/docx/13.content.docx
+++ b/fra/docx/13.content.docx
@@ -150,19 +150,6 @@
           <w:lang w:val="fr_FR" w:bidi="fr_FR"/>
         </w:rPr>
         <w:t>1CH</w:t>
-      </w:r>
-      <w:r>
-        <w:rPr>
-          <w:lang w:val="fr_FR" w:bidi="fr_FR"/>
-        </w:rPr>
-      </w:r>
-    </w:p>
-    <w:p>
-      <w:pPr/>
-      <w:r>
-        <w:rPr>
-          <w:lang w:val="fr_FR" w:bidi="fr_FR"/>
-        </w:rPr>
       </w:r>
       <w:r>
         <w:rPr>

--- a/fra/docx/13.content.docx
+++ b/fra/docx/13.content.docx
@@ -19,7 +19,7 @@
         <w:rPr>
           <w:lang w:val="fr_FR" w:bidi="fr_FR"/>
         </w:rPr>
-        <w:t>Resource: Notes d'étude (Tyndale)</w:t>
+        <w:t>Resource: Tyndale Open Study Notes</w:t>
       </w:r>
       <w:r>
         <w:rPr>
@@ -112,7 +112,7 @@
         <w:rPr>
           <w:lang w:val="fr_FR" w:bidi="fr_FR"/>
         </w:rPr>
-        <w:t>Notes d'étude (Tyndale)</w:t>
+        <w:t>Tyndale Open Study Notes</w:t>
       </w:r>
     </w:p>
     <w:p>

--- a/fra/docx/13.content.docx
+++ b/fra/docx/13.content.docx
@@ -8691,6 +8691,67 @@
           <w:lang w:val="fr_FR" w:bidi="fr_FR"/>
         </w:rPr>
         <w:t xml:space="preserve"> est probablement une mélodie, censée être chantée dans la gamme soprano (liée à l’hébreu « almah », « jeune femme »).</w:t>
+      </w:r>
+      <w:r>
+        <w:rPr>
+          <w:lang w:val="fr_FR" w:bidi="fr_FR"/>
+        </w:rPr>
+      </w:r>
+      <w:r>
+        <w:rPr>
+          <w:lang w:val="fr_FR" w:bidi="fr_FR"/>
+        </w:rPr>
+      </w:r>
+    </w:p>
+    <w:p>
+      <w:pPr/>
+      <w:r>
+        <w:rPr>
+          <w:lang w:val="fr_FR" w:bidi="fr_FR"/>
+        </w:rPr>
+      </w:r>
+    </w:p>
+    <w:p>
+      <w:pPr>
+        <w:pStyle w:val="Heading2"/>
+      </w:pPr>
+      <w:r>
+        <w:rPr>
+          <w:lang w:val="fr_FR" w:bidi="fr_FR"/>
+        </w:rPr>
+        <w:t>1 Chroniques 15.21</w:t>
+      </w:r>
+      <w:r>
+        <w:rPr>
+          <w:lang w:val="fr_FR" w:bidi="fr_FR"/>
+        </w:rPr>
+      </w:r>
+    </w:p>
+    <w:p>
+      <w:pPr/>
+      <w:r>
+        <w:rPr>
+          <w:lang w:val="fr_FR" w:bidi="fr_FR"/>
+        </w:rPr>
+      </w:r>
+      <w:r>
+        <w:rPr>
+          <w:lang w:val="fr_FR" w:bidi="fr_FR"/>
+        </w:rPr>
+        <w:t xml:space="preserve">harpes (ou lyres, cithares) : Le texte hébreu ajoute « sur schéminith ». L'interprétation du terme </w:t>
+      </w:r>
+      <w:r>
+        <w:rPr>
+          <w:i/>
+          <w:lang w:val="fr_FR" w:bidi="fr_FR"/>
+        </w:rPr>
+        <w:t>schéminith</w:t>
+      </w:r>
+      <w:r>
+        <w:rPr>
+          <w:lang w:val="fr_FR" w:bidi="fr_FR"/>
+        </w:rPr>
+        <w:t xml:space="preserve"> est incertaine, et il est traduit différemment d'une version française à l'autre. Certaines versions préfèrent ne pas le traduire (voir par exemple Bible annotée, Nouvelle Bible Segond, Bible juive complète). Certaines versions traduisent « à huit cordes » : par exemple LSG, Ostervald, Segond 21, Semeur. D'autres comprennent cette expression comme désignant une « octave » : par exemple « lyres à l'octove » (Traduction œcuménique), « cithares à l'octave » (Traduction officielle liturgique). Cela suggère peut-être une gamme vocale plus basse, voir par exemple : « octave de basse » (Perret-Gentil et Rilliet), « notes graves » (Français courant, Nouvelle français courant, Parole de vie).</w:t>
       </w:r>
       <w:r>
         <w:rPr>

--- a/fra/docx/13.content.docx
+++ b/fra/docx/13.content.docx
@@ -19,7 +19,7 @@
         <w:rPr>
           <w:lang w:val="fr_FR" w:bidi="fr_FR"/>
         </w:rPr>
-        <w:t>Resource: Tyndale Open Study Notes</w:t>
+        <w:t>Resource: Aquifer Open Study Notes</w:t>
       </w:r>
       <w:r>
         <w:rPr>
@@ -112,7 +112,7 @@
         <w:rPr>
           <w:lang w:val="fr_FR" w:bidi="fr_FR"/>
         </w:rPr>
-        <w:t>Tyndale Open Study Notes</w:t>
+        <w:t>Aquifer Open Study Notes</w:t>
       </w:r>
     </w:p>
     <w:p>

--- a/fra/docx/13.content.docx
+++ b/fra/docx/13.content.docx
@@ -233,18 +233,12 @@
         </w:rPr>
         <w:t xml:space="preserve">Un aperçu des générations entre Adam et les fils de Noé (cf. </w:t>
       </w:r>
-      <w:hyperlink r:id="rId13">
-        <w:r>
-          <w:rPr>
-            <w:lang w:val="fr_FR" w:bidi="fr_FR"/>
-          </w:rPr>
-          <w:rPr>
-            <w:color w:val="0000EE"/>
-            <w:u w:val="single"/>
-          </w:rPr>
-          <w:t>Gn 5.3–32</w:t>
-        </w:r>
-      </w:hyperlink>
+      <w:r>
+        <w:rPr>
+          <w:lang w:val="fr_FR" w:bidi="fr_FR"/>
+        </w:rPr>
+        <w:t>Gn 5.3–32</w:t>
+      </w:r>
       <w:r>
         <w:rPr>
           <w:lang w:val="fr_FR" w:bidi="fr_FR"/>
@@ -347,18 +341,12 @@
         </w:rPr>
         <w:t xml:space="preserve">Le registre des descendants de Noé établit la place d’Abraham dans l’histoire. Le contexte ethnique des soixante-dix nations du monde fournit le cadre de l’histoire d’Israël (cf. </w:t>
       </w:r>
-      <w:hyperlink r:id="rId14">
-        <w:r>
-          <w:rPr>
-            <w:lang w:val="fr_FR" w:bidi="fr_FR"/>
-          </w:rPr>
-          <w:rPr>
-            <w:color w:val="0000EE"/>
-            <w:u w:val="single"/>
-          </w:rPr>
-          <w:t>Gn 10</w:t>
-        </w:r>
-      </w:hyperlink>
+      <w:r>
+        <w:rPr>
+          <w:lang w:val="fr_FR" w:bidi="fr_FR"/>
+        </w:rPr>
+        <w:t>Gn 10</w:t>
+      </w:r>
       <w:r>
         <w:rPr>
           <w:lang w:val="fr_FR" w:bidi="fr_FR"/>
@@ -468,18 +456,12 @@
         </w:rPr>
         <w:t xml:space="preserve">Le résumé des descendants de Sem se termine avec Abraham (cf. </w:t>
       </w:r>
-      <w:hyperlink r:id="rId15">
-        <w:r>
-          <w:rPr>
-            <w:lang w:val="fr_FR" w:bidi="fr_FR"/>
-          </w:rPr>
-          <w:rPr>
-            <w:color w:val="0000EE"/>
-            <w:u w:val="single"/>
-          </w:rPr>
-          <w:t>Gn 11.10–26</w:t>
-        </w:r>
-      </w:hyperlink>
+      <w:r>
+        <w:rPr>
+          <w:lang w:val="fr_FR" w:bidi="fr_FR"/>
+        </w:rPr>
+        <w:t>Gn 11.10–26</w:t>
+      </w:r>
       <w:r>
         <w:rPr>
           <w:lang w:val="fr_FR" w:bidi="fr_FR"/>
@@ -534,72 +516,48 @@
         </w:rPr>
         <w:t>En utilisant le même schéma que l’auteur de la Genèse, le Chroniqueur retrace séparément les descendants d’Abraham en dehors d’Isaac, en listant les fils d’Ismaël (</w:t>
       </w:r>
-      <w:hyperlink r:id="rId16">
-        <w:r>
-          <w:rPr>
-            <w:lang w:val="fr_FR" w:bidi="fr_FR"/>
-          </w:rPr>
-          <w:rPr>
-            <w:color w:val="0000EE"/>
-            <w:u w:val="single"/>
-          </w:rPr>
-          <w:t>1.29–31</w:t>
-        </w:r>
-      </w:hyperlink>
+      <w:r>
+        <w:rPr>
+          <w:lang w:val="fr_FR" w:bidi="fr_FR"/>
+        </w:rPr>
+        <w:t>1.29–31</w:t>
+      </w:r>
       <w:r>
         <w:rPr>
           <w:lang w:val="fr_FR" w:bidi="fr_FR"/>
         </w:rPr>
         <w:t xml:space="preserve"> ; cf. </w:t>
       </w:r>
-      <w:hyperlink r:id="rId17">
-        <w:r>
-          <w:rPr>
-            <w:lang w:val="fr_FR" w:bidi="fr_FR"/>
-          </w:rPr>
-          <w:rPr>
-            <w:color w:val="0000EE"/>
-            <w:u w:val="single"/>
-          </w:rPr>
-          <w:t>Gn 25.12–15</w:t>
-        </w:r>
-      </w:hyperlink>
+      <w:r>
+        <w:rPr>
+          <w:lang w:val="fr_FR" w:bidi="fr_FR"/>
+        </w:rPr>
+        <w:t>Gn 25.12–15</w:t>
+      </w:r>
       <w:r>
         <w:rPr>
           <w:lang w:val="fr_FR" w:bidi="fr_FR"/>
         </w:rPr>
         <w:t>) et les fils de Ketura (</w:t>
       </w:r>
-      <w:hyperlink r:id="rId18">
-        <w:r>
-          <w:rPr>
-            <w:lang w:val="fr_FR" w:bidi="fr_FR"/>
-          </w:rPr>
-          <w:rPr>
-            <w:color w:val="0000EE"/>
-            <w:u w:val="single"/>
-          </w:rPr>
-          <w:t>1Ch 1.32–33</w:t>
-        </w:r>
-      </w:hyperlink>
+      <w:r>
+        <w:rPr>
+          <w:lang w:val="fr_FR" w:bidi="fr_FR"/>
+        </w:rPr>
+        <w:t>1Ch 1.32–33</w:t>
+      </w:r>
       <w:r>
         <w:rPr>
           <w:lang w:val="fr_FR" w:bidi="fr_FR"/>
         </w:rPr>
         <w:t xml:space="preserve"> ; cf. </w:t>
       </w:r>
-      <w:hyperlink r:id="rId19">
-        <w:r>
-          <w:rPr>
-            <w:lang w:val="fr_FR" w:bidi="fr_FR"/>
-          </w:rPr>
-          <w:rPr>
-            <w:color w:val="0000EE"/>
-            <w:u w:val="single"/>
-          </w:rPr>
-          <w:t>Gn 25.1–3</w:t>
-        </w:r>
-      </w:hyperlink>
+      <w:r>
+        <w:rPr>
+          <w:lang w:val="fr_FR" w:bidi="fr_FR"/>
+        </w:rPr>
+        <w:t>Gn 25.1–3</w:t>
+      </w:r>
       <w:r>
         <w:rPr>
           <w:lang w:val="fr_FR" w:bidi="fr_FR"/>
@@ -654,90 +612,60 @@
         </w:rPr>
         <w:t>La généalogie d’Isaac commence par les descendants d’Ésaü (</w:t>
       </w:r>
-      <w:hyperlink r:id="rId20">
-        <w:r>
-          <w:rPr>
-            <w:lang w:val="fr_FR" w:bidi="fr_FR"/>
-          </w:rPr>
-          <w:rPr>
-            <w:color w:val="0000EE"/>
-            <w:u w:val="single"/>
-          </w:rPr>
-          <w:t>1.35–54</w:t>
-        </w:r>
-      </w:hyperlink>
+      <w:r>
+        <w:rPr>
+          <w:lang w:val="fr_FR" w:bidi="fr_FR"/>
+        </w:rPr>
+        <w:t>1.35–54</w:t>
+      </w:r>
       <w:r>
         <w:rPr>
           <w:lang w:val="fr_FR" w:bidi="fr_FR"/>
         </w:rPr>
         <w:t>) et continue avec Israël. L’histoire d’Édom est présentée en trois parties : la descendance d’Ésaü (</w:t>
       </w:r>
-      <w:hyperlink r:id="rId21">
-        <w:r>
-          <w:rPr>
-            <w:lang w:val="fr_FR" w:bidi="fr_FR"/>
-          </w:rPr>
-          <w:rPr>
-            <w:color w:val="0000EE"/>
-            <w:u w:val="single"/>
-          </w:rPr>
-          <w:t>1.35–37</w:t>
-        </w:r>
-      </w:hyperlink>
+      <w:r>
+        <w:rPr>
+          <w:lang w:val="fr_FR" w:bidi="fr_FR"/>
+        </w:rPr>
+        <w:t>1.35–37</w:t>
+      </w:r>
       <w:r>
         <w:rPr>
           <w:lang w:val="fr_FR" w:bidi="fr_FR"/>
         </w:rPr>
         <w:t>), la descendance de Séir (</w:t>
       </w:r>
-      <w:hyperlink r:id="rId22">
-        <w:r>
-          <w:rPr>
-            <w:lang w:val="fr_FR" w:bidi="fr_FR"/>
-          </w:rPr>
-          <w:rPr>
-            <w:color w:val="0000EE"/>
-            <w:u w:val="single"/>
-          </w:rPr>
-          <w:t>1.38–42</w:t>
-        </w:r>
-      </w:hyperlink>
+      <w:r>
+        <w:rPr>
+          <w:lang w:val="fr_FR" w:bidi="fr_FR"/>
+        </w:rPr>
+        <w:t>1.38–42</w:t>
+      </w:r>
       <w:r>
         <w:rPr>
           <w:lang w:val="fr_FR" w:bidi="fr_FR"/>
         </w:rPr>
         <w:t>), et les rois qui ont régné dans le pays d’Édom (</w:t>
       </w:r>
-      <w:hyperlink r:id="rId23">
-        <w:r>
-          <w:rPr>
-            <w:lang w:val="fr_FR" w:bidi="fr_FR"/>
-          </w:rPr>
-          <w:rPr>
-            <w:color w:val="0000EE"/>
-            <w:u w:val="single"/>
-          </w:rPr>
-          <w:t>1.43–54</w:t>
-        </w:r>
-      </w:hyperlink>
+      <w:r>
+        <w:rPr>
+          <w:lang w:val="fr_FR" w:bidi="fr_FR"/>
+        </w:rPr>
+        <w:t>1.43–54</w:t>
+      </w:r>
       <w:r>
         <w:rPr>
           <w:lang w:val="fr_FR" w:bidi="fr_FR"/>
         </w:rPr>
         <w:t xml:space="preserve">). Cette disposition reprend celle du chapitre </w:t>
       </w:r>
-      <w:hyperlink r:id="rId24">
-        <w:r>
-          <w:rPr>
-            <w:lang w:val="fr_FR" w:bidi="fr_FR"/>
-          </w:rPr>
-          <w:rPr>
-            <w:color w:val="0000EE"/>
-            <w:u w:val="single"/>
-          </w:rPr>
-          <w:t>Gn 36</w:t>
-        </w:r>
-      </w:hyperlink>
+      <w:r>
+        <w:rPr>
+          <w:lang w:val="fr_FR" w:bidi="fr_FR"/>
+        </w:rPr>
+        <w:t>Gn 36</w:t>
+      </w:r>
       <w:r>
         <w:rPr>
           <w:lang w:val="fr_FR" w:bidi="fr_FR"/>
@@ -792,18 +720,12 @@
         </w:rPr>
         <w:t xml:space="preserve">Le Chroniqueur énumère autant de chefs de clan d’Édom que ses propres sources lui permettaient d’énumérer (voir </w:t>
       </w:r>
-      <w:hyperlink r:id="rId25">
-        <w:r>
-          <w:rPr>
-            <w:lang w:val="fr_FR" w:bidi="fr_FR"/>
-          </w:rPr>
-          <w:rPr>
-            <w:color w:val="0000EE"/>
-            <w:u w:val="single"/>
-          </w:rPr>
-          <w:t>Gn 36.40–43</w:t>
-        </w:r>
-      </w:hyperlink>
+      <w:r>
+        <w:rPr>
+          <w:lang w:val="fr_FR" w:bidi="fr_FR"/>
+        </w:rPr>
+        <w:t>Gn 36.40–43</w:t>
+      </w:r>
       <w:r>
         <w:rPr>
           <w:lang w:val="fr_FR" w:bidi="fr_FR"/>
@@ -871,36 +793,24 @@
         </w:rPr>
         <w:t xml:space="preserve"> les deux premiers fils de Juda, ont été détruits à cause de leur péché (</w:t>
       </w:r>
-      <w:hyperlink r:id="rId26">
-        <w:r>
-          <w:rPr>
-            <w:lang w:val="fr_FR" w:bidi="fr_FR"/>
-          </w:rPr>
-          <w:rPr>
-            <w:color w:val="0000EE"/>
-            <w:u w:val="single"/>
-          </w:rPr>
-          <w:t>Gn 38.6–10</w:t>
-        </w:r>
-      </w:hyperlink>
+      <w:r>
+        <w:rPr>
+          <w:lang w:val="fr_FR" w:bidi="fr_FR"/>
+        </w:rPr>
+        <w:t>Gn 38.6–10</w:t>
+      </w:r>
       <w:r>
         <w:rPr>
           <w:lang w:val="fr_FR" w:bidi="fr_FR"/>
         </w:rPr>
         <w:t>). Les descendants de Shéla sont cités en annexe à la fin des généalogies de Juda (</w:t>
       </w:r>
-      <w:hyperlink r:id="rId27">
-        <w:r>
-          <w:rPr>
-            <w:lang w:val="fr_FR" w:bidi="fr_FR"/>
-          </w:rPr>
-          <w:rPr>
-            <w:color w:val="0000EE"/>
-            <w:u w:val="single"/>
-          </w:rPr>
-          <w:t>1Ch 4.21–23</w:t>
-        </w:r>
-      </w:hyperlink>
+      <w:r>
+        <w:rPr>
+          <w:lang w:val="fr_FR" w:bidi="fr_FR"/>
+        </w:rPr>
+        <w:t>1Ch 4.21–23</w:t>
+      </w:r>
       <w:r>
         <w:rPr>
           <w:lang w:val="fr_FR" w:bidi="fr_FR"/>
@@ -955,18 +865,12 @@
         </w:rPr>
         <w:t xml:space="preserve">La généalogie de Juda est aussi complète que possible et se présente comme une lignée secondaire de la lignée principale des ancêtres de David. Cf. </w:t>
       </w:r>
-      <w:hyperlink r:id="rId28">
-        <w:r>
-          <w:rPr>
-            <w:lang w:val="fr_FR" w:bidi="fr_FR"/>
-          </w:rPr>
-          <w:rPr>
-            <w:color w:val="0000EE"/>
-            <w:u w:val="single"/>
-          </w:rPr>
-          <w:t>Gn 46.12</w:t>
-        </w:r>
-      </w:hyperlink>
+      <w:r>
+        <w:rPr>
+          <w:lang w:val="fr_FR" w:bidi="fr_FR"/>
+        </w:rPr>
+        <w:t>Gn 46.12</w:t>
+      </w:r>
       <w:r>
         <w:rPr>
           <w:lang w:val="fr_FR" w:bidi="fr_FR"/>
@@ -1021,18 +925,12 @@
         </w:rPr>
         <w:t>Bien que les généalogies présentent l’ensemble du peuple d’Israël (</w:t>
       </w:r>
-      <w:hyperlink r:id="rId29">
-        <w:r>
-          <w:rPr>
-            <w:lang w:val="fr_FR" w:bidi="fr_FR"/>
-          </w:rPr>
-          <w:rPr>
-            <w:color w:val="0000EE"/>
-            <w:u w:val="single"/>
-          </w:rPr>
-          <w:t>2.1–2</w:t>
-        </w:r>
-      </w:hyperlink>
+      <w:r>
+        <w:rPr>
+          <w:lang w:val="fr_FR" w:bidi="fr_FR"/>
+        </w:rPr>
+        <w:t>2.1–2</w:t>
+      </w:r>
       <w:r>
         <w:rPr>
           <w:lang w:val="fr_FR" w:bidi="fr_FR"/>
@@ -1161,54 +1059,36 @@
         </w:rPr>
         <w:t xml:space="preserve">Pour la généalogie de Zérach, cf. </w:t>
       </w:r>
-      <w:hyperlink r:id="rId30">
-        <w:r>
-          <w:rPr>
-            <w:lang w:val="fr_FR" w:bidi="fr_FR"/>
-          </w:rPr>
-          <w:rPr>
-            <w:color w:val="0000EE"/>
-            <w:u w:val="single"/>
-          </w:rPr>
-          <w:t>Jos 7.1</w:t>
-        </w:r>
-      </w:hyperlink>
+      <w:r>
+        <w:rPr>
+          <w:lang w:val="fr_FR" w:bidi="fr_FR"/>
+        </w:rPr>
+        <w:t>Jos 7.1</w:t>
+      </w:r>
       <w:r>
         <w:rPr>
           <w:lang w:val="fr_FR" w:bidi="fr_FR"/>
         </w:rPr>
         <w:t xml:space="preserve">, </w:t>
       </w:r>
-      <w:hyperlink r:id="rId31">
-        <w:r>
-          <w:rPr>
-            <w:lang w:val="fr_FR" w:bidi="fr_FR"/>
-          </w:rPr>
-          <w:rPr>
-            <w:color w:val="0000EE"/>
-            <w:u w:val="single"/>
-          </w:rPr>
-          <w:t>17</w:t>
-        </w:r>
-      </w:hyperlink>
+      <w:r>
+        <w:rPr>
+          <w:lang w:val="fr_FR" w:bidi="fr_FR"/>
+        </w:rPr>
+        <w:t>17</w:t>
+      </w:r>
       <w:r>
         <w:rPr>
           <w:lang w:val="fr_FR" w:bidi="fr_FR"/>
         </w:rPr>
         <w:t xml:space="preserve"> ; </w:t>
       </w:r>
-      <w:hyperlink r:id="rId32">
-        <w:r>
-          <w:rPr>
-            <w:lang w:val="fr_FR" w:bidi="fr_FR"/>
-          </w:rPr>
-          <w:rPr>
-            <w:color w:val="0000EE"/>
-            <w:u w:val="single"/>
-          </w:rPr>
-          <w:t>1R 4.31</w:t>
-        </w:r>
-      </w:hyperlink>
+      <w:r>
+        <w:rPr>
+          <w:lang w:val="fr_FR" w:bidi="fr_FR"/>
+        </w:rPr>
+        <w:t>1R 4.31</w:t>
+      </w:r>
       <w:r>
         <w:rPr>
           <w:lang w:val="fr_FR" w:bidi="fr_FR"/>
@@ -1323,18 +1203,12 @@
         </w:rPr>
         <w:t>Caleb était le descendant immédiat le plus notable de Hetsron ; ainsi, l’auteur liste ses descendants (</w:t>
       </w:r>
-      <w:hyperlink r:id="rId33">
-        <w:r>
-          <w:rPr>
-            <w:lang w:val="fr_FR" w:bidi="fr_FR"/>
-          </w:rPr>
-          <w:rPr>
-            <w:color w:val="0000EE"/>
-            <w:u w:val="single"/>
-          </w:rPr>
-          <w:t>2.42–55</w:t>
-        </w:r>
-      </w:hyperlink>
+      <w:r>
+        <w:rPr>
+          <w:lang w:val="fr_FR" w:bidi="fr_FR"/>
+        </w:rPr>
+        <w:t>2.42–55</w:t>
+      </w:r>
       <w:r>
         <w:rPr>
           <w:lang w:val="fr_FR" w:bidi="fr_FR"/>
@@ -1414,72 +1288,48 @@
         </w:rPr>
         <w:t>Les descendants de Hetsron sont listés jusqu’à l’époque de David, en plusieurs sections : la lignée directe de Hetsron à David (</w:t>
       </w:r>
-      <w:hyperlink r:id="rId34">
-        <w:r>
-          <w:rPr>
-            <w:lang w:val="fr_FR" w:bidi="fr_FR"/>
-          </w:rPr>
-          <w:rPr>
-            <w:color w:val="0000EE"/>
-            <w:u w:val="single"/>
-          </w:rPr>
-          <w:t>2.9–17</w:t>
-        </w:r>
-      </w:hyperlink>
+      <w:r>
+        <w:rPr>
+          <w:lang w:val="fr_FR" w:bidi="fr_FR"/>
+        </w:rPr>
+        <w:t>2.9–17</w:t>
+      </w:r>
       <w:r>
         <w:rPr>
           <w:lang w:val="fr_FR" w:bidi="fr_FR"/>
         </w:rPr>
         <w:t xml:space="preserve"> ; cf. </w:t>
       </w:r>
-      <w:hyperlink r:id="rId35">
-        <w:r>
-          <w:rPr>
-            <w:lang w:val="fr_FR" w:bidi="fr_FR"/>
-          </w:rPr>
-          <w:rPr>
-            <w:color w:val="0000EE"/>
-            <w:u w:val="single"/>
-          </w:rPr>
-          <w:t>Rt 4.18–22</w:t>
-        </w:r>
-      </w:hyperlink>
+      <w:r>
+        <w:rPr>
+          <w:lang w:val="fr_FR" w:bidi="fr_FR"/>
+        </w:rPr>
+        <w:t>Rt 4.18–22</w:t>
+      </w:r>
       <w:r>
         <w:rPr>
           <w:lang w:val="fr_FR" w:bidi="fr_FR"/>
         </w:rPr>
         <w:t>), les autres descendants de Hetsron (</w:t>
       </w:r>
-      <w:hyperlink r:id="rId36">
-        <w:r>
-          <w:rPr>
-            <w:lang w:val="fr_FR" w:bidi="fr_FR"/>
-          </w:rPr>
-          <w:rPr>
-            <w:color w:val="0000EE"/>
-            <w:u w:val="single"/>
-          </w:rPr>
-          <w:t>1 Ch 2.18–41</w:t>
-        </w:r>
-      </w:hyperlink>
+      <w:r>
+        <w:rPr>
+          <w:lang w:val="fr_FR" w:bidi="fr_FR"/>
+        </w:rPr>
+        <w:t>1 Ch 2.18–41</w:t>
+      </w:r>
       <w:r>
         <w:rPr>
           <w:lang w:val="fr_FR" w:bidi="fr_FR"/>
         </w:rPr>
         <w:t>), puis les descendants du fils de Hetsron, Caleb (</w:t>
       </w:r>
-      <w:hyperlink r:id="rId33">
-        <w:r>
-          <w:rPr>
-            <w:lang w:val="fr_FR" w:bidi="fr_FR"/>
-          </w:rPr>
-          <w:rPr>
-            <w:color w:val="0000EE"/>
-            <w:u w:val="single"/>
-          </w:rPr>
-          <w:t>2.42–55</w:t>
-        </w:r>
-      </w:hyperlink>
+      <w:r>
+        <w:rPr>
+          <w:lang w:val="fr_FR" w:bidi="fr_FR"/>
+        </w:rPr>
+        <w:t>2.42–55</w:t>
+      </w:r>
       <w:r>
         <w:rPr>
           <w:lang w:val="fr_FR" w:bidi="fr_FR"/>
@@ -1582,36 +1432,24 @@
         </w:rPr>
         <w:t>Le Chroniqueur liste David comme le septième fils d’Isaï, tandis que Samuel le présente comme le huitième (</w:t>
       </w:r>
-      <w:hyperlink r:id="rId37">
-        <w:r>
-          <w:rPr>
-            <w:lang w:val="fr_FR" w:bidi="fr_FR"/>
-          </w:rPr>
-          <w:rPr>
-            <w:color w:val="0000EE"/>
-            <w:u w:val="single"/>
-          </w:rPr>
-          <w:t>1S 16.6–13</w:t>
-        </w:r>
-      </w:hyperlink>
+      <w:r>
+        <w:rPr>
+          <w:lang w:val="fr_FR" w:bidi="fr_FR"/>
+        </w:rPr>
+        <w:t>1S 16.6–13</w:t>
+      </w:r>
       <w:r>
         <w:rPr>
           <w:lang w:val="fr_FR" w:bidi="fr_FR"/>
         </w:rPr>
         <w:t xml:space="preserve"> ; </w:t>
       </w:r>
-      <w:hyperlink r:id="rId38">
-        <w:r>
-          <w:rPr>
-            <w:lang w:val="fr_FR" w:bidi="fr_FR"/>
-          </w:rPr>
-          <w:rPr>
-            <w:color w:val="0000EE"/>
-            <w:u w:val="single"/>
-          </w:rPr>
-          <w:t>17.12</w:t>
-        </w:r>
-      </w:hyperlink>
+      <w:r>
+        <w:rPr>
+          <w:lang w:val="fr_FR" w:bidi="fr_FR"/>
+        </w:rPr>
+        <w:t>17.12</w:t>
+      </w:r>
       <w:r>
         <w:rPr>
           <w:lang w:val="fr_FR" w:bidi="fr_FR"/>
@@ -1717,18 +1555,12 @@
         </w:rPr>
         <w:t xml:space="preserve"> un artisan descendant de Hetsron, pour construire le Tabernacle (voir </w:t>
       </w:r>
-      <w:hyperlink r:id="rId39">
-        <w:r>
-          <w:rPr>
-            <w:lang w:val="fr_FR" w:bidi="fr_FR"/>
-          </w:rPr>
-          <w:rPr>
-            <w:color w:val="0000EE"/>
-            <w:u w:val="single"/>
-          </w:rPr>
-          <w:t>Ex 31.1–2</w:t>
-        </w:r>
-      </w:hyperlink>
+      <w:r>
+        <w:rPr>
+          <w:lang w:val="fr_FR" w:bidi="fr_FR"/>
+        </w:rPr>
+        <w:t>Ex 31.1–2</w:t>
+      </w:r>
       <w:r>
         <w:rPr>
           <w:lang w:val="fr_FR" w:bidi="fr_FR"/>
@@ -1783,18 +1615,12 @@
         </w:rPr>
         <w:t xml:space="preserve">Certains proches de Galaad, cités ailleurs comme membres de la tribu de Manassé (cf. </w:t>
       </w:r>
-      <w:hyperlink r:id="rId40">
-        <w:r>
-          <w:rPr>
-            <w:lang w:val="fr_FR" w:bidi="fr_FR"/>
-          </w:rPr>
-          <w:rPr>
-            <w:color w:val="0000EE"/>
-            <w:u w:val="single"/>
-          </w:rPr>
-          <w:t>Nb 32.39–42</w:t>
-        </w:r>
-      </w:hyperlink>
+      <w:r>
+        <w:rPr>
+          <w:lang w:val="fr_FR" w:bidi="fr_FR"/>
+        </w:rPr>
+        <w:t>Nb 32.39–42</w:t>
+      </w:r>
       <w:r>
         <w:rPr>
           <w:lang w:val="fr_FR" w:bidi="fr_FR"/>
@@ -1849,18 +1675,12 @@
         </w:rPr>
         <w:t xml:space="preserve">Tekoa était un petit village judéen au sud-est de Bethléem (voir aussi </w:t>
       </w:r>
-      <w:hyperlink r:id="rId41">
-        <w:r>
-          <w:rPr>
-            <w:lang w:val="fr_FR" w:bidi="fr_FR"/>
-          </w:rPr>
-          <w:rPr>
-            <w:color w:val="0000EE"/>
-            <w:u w:val="single"/>
-          </w:rPr>
-          <w:t>4.5–8</w:t>
-        </w:r>
-      </w:hyperlink>
+      <w:r>
+        <w:rPr>
+          <w:lang w:val="fr_FR" w:bidi="fr_FR"/>
+        </w:rPr>
+        <w:t>4.5–8</w:t>
+      </w:r>
       <w:r>
         <w:rPr>
           <w:lang w:val="fr_FR" w:bidi="fr_FR"/>
@@ -1915,36 +1735,24 @@
         </w:rPr>
         <w:t>La liste des fils de David repose sur des informations données dans Samuel (</w:t>
       </w:r>
-      <w:hyperlink r:id="rId42">
-        <w:r>
-          <w:rPr>
-            <w:lang w:val="fr_FR" w:bidi="fr_FR"/>
-          </w:rPr>
-          <w:rPr>
-            <w:color w:val="0000EE"/>
-            <w:u w:val="single"/>
-          </w:rPr>
-          <w:t>2S 3.2–5</w:t>
-        </w:r>
-      </w:hyperlink>
+      <w:r>
+        <w:rPr>
+          <w:lang w:val="fr_FR" w:bidi="fr_FR"/>
+        </w:rPr>
+        <w:t>2S 3.2–5</w:t>
+      </w:r>
       <w:r>
         <w:rPr>
           <w:lang w:val="fr_FR" w:bidi="fr_FR"/>
         </w:rPr>
         <w:t xml:space="preserve"> ; </w:t>
       </w:r>
-      <w:hyperlink r:id="rId43">
-        <w:r>
-          <w:rPr>
-            <w:lang w:val="fr_FR" w:bidi="fr_FR"/>
-          </w:rPr>
-          <w:rPr>
-            <w:color w:val="0000EE"/>
-            <w:u w:val="single"/>
-          </w:rPr>
-          <w:t>5.14–16</w:t>
-        </w:r>
-      </w:hyperlink>
+      <w:r>
+        <w:rPr>
+          <w:lang w:val="fr_FR" w:bidi="fr_FR"/>
+        </w:rPr>
+        <w:t>5.14–16</w:t>
+      </w:r>
       <w:r>
         <w:rPr>
           <w:lang w:val="fr_FR" w:bidi="fr_FR"/>
@@ -1999,90 +1807,60 @@
         </w:rPr>
         <w:t>La généalogie de David suit celle de Ram (</w:t>
       </w:r>
-      <w:hyperlink r:id="rId44">
-        <w:r>
-          <w:rPr>
-            <w:lang w:val="fr_FR" w:bidi="fr_FR"/>
-          </w:rPr>
-          <w:rPr>
-            <w:color w:val="0000EE"/>
-            <w:u w:val="single"/>
-          </w:rPr>
-          <w:t>2.10–17</w:t>
-        </w:r>
-      </w:hyperlink>
+      <w:r>
+        <w:rPr>
+          <w:lang w:val="fr_FR" w:bidi="fr_FR"/>
+        </w:rPr>
+        <w:t>2.10–17</w:t>
+      </w:r>
       <w:r>
         <w:rPr>
           <w:lang w:val="fr_FR" w:bidi="fr_FR"/>
         </w:rPr>
         <w:t>), qui mentionnait David comme le septième fils d’Isaï (</w:t>
       </w:r>
-      <w:hyperlink r:id="rId45">
-        <w:r>
-          <w:rPr>
-            <w:lang w:val="fr_FR" w:bidi="fr_FR"/>
-          </w:rPr>
-          <w:rPr>
-            <w:color w:val="0000EE"/>
-            <w:u w:val="single"/>
-          </w:rPr>
-          <w:t>2.15</w:t>
-        </w:r>
-      </w:hyperlink>
+      <w:r>
+        <w:rPr>
+          <w:lang w:val="fr_FR" w:bidi="fr_FR"/>
+        </w:rPr>
+        <w:t>2.15</w:t>
+      </w:r>
       <w:r>
         <w:rPr>
           <w:lang w:val="fr_FR" w:bidi="fr_FR"/>
         </w:rPr>
         <w:t>). La généalogie de David est divisée en trois sections : les fils de David (</w:t>
       </w:r>
-      <w:hyperlink r:id="rId46">
-        <w:r>
-          <w:rPr>
-            <w:lang w:val="fr_FR" w:bidi="fr_FR"/>
-          </w:rPr>
-          <w:rPr>
-            <w:color w:val="0000EE"/>
-            <w:u w:val="single"/>
-          </w:rPr>
-          <w:t>3.1–9</w:t>
-        </w:r>
-      </w:hyperlink>
+      <w:r>
+        <w:rPr>
+          <w:lang w:val="fr_FR" w:bidi="fr_FR"/>
+        </w:rPr>
+        <w:t>3.1–9</w:t>
+      </w:r>
       <w:r>
         <w:rPr>
           <w:lang w:val="fr_FR" w:bidi="fr_FR"/>
         </w:rPr>
         <w:t>) ; les rois de Juda jusqu’à Jojakim et Sédécias (</w:t>
       </w:r>
-      <w:hyperlink r:id="rId47">
-        <w:r>
-          <w:rPr>
-            <w:lang w:val="fr_FR" w:bidi="fr_FR"/>
-          </w:rPr>
-          <w:rPr>
-            <w:color w:val="0000EE"/>
-            <w:u w:val="single"/>
-          </w:rPr>
-          <w:t>3.10–16</w:t>
-        </w:r>
-      </w:hyperlink>
+      <w:r>
+        <w:rPr>
+          <w:lang w:val="fr_FR" w:bidi="fr_FR"/>
+        </w:rPr>
+        <w:t>3.10–16</w:t>
+      </w:r>
       <w:r>
         <w:rPr>
           <w:lang w:val="fr_FR" w:bidi="fr_FR"/>
         </w:rPr>
         <w:t>), qui ont été exilés à Babylone ; et les descendants de Jojakim jusqu’à l’époque du Chroniqueur (</w:t>
       </w:r>
-      <w:hyperlink r:id="rId48">
-        <w:r>
-          <w:rPr>
-            <w:lang w:val="fr_FR" w:bidi="fr_FR"/>
-          </w:rPr>
-          <w:rPr>
-            <w:color w:val="0000EE"/>
-            <w:u w:val="single"/>
-          </w:rPr>
-          <w:t>3.17–24</w:t>
-        </w:r>
-      </w:hyperlink>
+      <w:r>
+        <w:rPr>
+          <w:lang w:val="fr_FR" w:bidi="fr_FR"/>
+        </w:rPr>
+        <w:t>3.17–24</w:t>
+      </w:r>
       <w:r>
         <w:rPr>
           <w:lang w:val="fr_FR" w:bidi="fr_FR"/>
@@ -2403,18 +2181,12 @@
         </w:rPr>
         <w:t xml:space="preserve">La généalogie de Juda continue, avec des liens remontant aux personnes citées dans les versets </w:t>
       </w:r>
-      <w:hyperlink r:id="rId49">
-        <w:r>
-          <w:rPr>
-            <w:lang w:val="fr_FR" w:bidi="fr_FR"/>
-          </w:rPr>
-          <w:rPr>
-            <w:color w:val="0000EE"/>
-            <w:u w:val="single"/>
-          </w:rPr>
-          <w:t>2.1–55</w:t>
-        </w:r>
-      </w:hyperlink>
+      <w:r>
+        <w:rPr>
+          <w:lang w:val="fr_FR" w:bidi="fr_FR"/>
+        </w:rPr>
+        <w:t>2.1–55</w:t>
+      </w:r>
       <w:r>
         <w:rPr>
           <w:lang w:val="fr_FR" w:bidi="fr_FR"/>
@@ -2434,54 +2206,36 @@
         </w:rPr>
         <w:t xml:space="preserve"> l’ancêtre de Bethléhem, est immédiatement prouvée (</w:t>
       </w:r>
-      <w:hyperlink r:id="rId50">
-        <w:r>
-          <w:rPr>
-            <w:lang w:val="fr_FR" w:bidi="fr_FR"/>
-          </w:rPr>
-          <w:rPr>
-            <w:color w:val="0000EE"/>
-            <w:u w:val="single"/>
-          </w:rPr>
-          <w:t>4.1–4</w:t>
-        </w:r>
-      </w:hyperlink>
+      <w:r>
+        <w:rPr>
+          <w:lang w:val="fr_FR" w:bidi="fr_FR"/>
+        </w:rPr>
+        <w:t>4.1–4</w:t>
+      </w:r>
       <w:r>
         <w:rPr>
           <w:lang w:val="fr_FR" w:bidi="fr_FR"/>
         </w:rPr>
         <w:t xml:space="preserve"> ; voir </w:t>
       </w:r>
-      <w:hyperlink r:id="rId51">
-        <w:r>
-          <w:rPr>
-            <w:lang w:val="fr_FR" w:bidi="fr_FR"/>
-          </w:rPr>
-          <w:rPr>
-            <w:color w:val="0000EE"/>
-            <w:u w:val="single"/>
-          </w:rPr>
-          <w:t>2.19–20</w:t>
-        </w:r>
-      </w:hyperlink>
+      <w:r>
+        <w:rPr>
+          <w:lang w:val="fr_FR" w:bidi="fr_FR"/>
+        </w:rPr>
+        <w:t>2.19–20</w:t>
+      </w:r>
       <w:r>
         <w:rPr>
           <w:lang w:val="fr_FR" w:bidi="fr_FR"/>
         </w:rPr>
         <w:t xml:space="preserve">, </w:t>
       </w:r>
-      <w:hyperlink r:id="rId52">
-        <w:r>
-          <w:rPr>
-            <w:lang w:val="fr_FR" w:bidi="fr_FR"/>
-          </w:rPr>
-          <w:rPr>
-            <w:color w:val="0000EE"/>
-            <w:u w:val="single"/>
-          </w:rPr>
-          <w:t>51–55</w:t>
-        </w:r>
-      </w:hyperlink>
+      <w:r>
+        <w:rPr>
+          <w:lang w:val="fr_FR" w:bidi="fr_FR"/>
+        </w:rPr>
+        <w:t>51–55</w:t>
+      </w:r>
       <w:r>
         <w:rPr>
           <w:lang w:val="fr_FR" w:bidi="fr_FR"/>
@@ -2536,36 +2290,24 @@
         </w:rPr>
         <w:t>La section sur Jaebets est indépendante et permet au Chroniqueur d’expliquer l’origine de son nom ; il n’est pas mentionné précédemment, bien que Jaebets soit mentionné comme le nom d’une ville habitée par certains des descendants du fils de Hur, Salma (</w:t>
       </w:r>
-      <w:hyperlink r:id="rId53">
-        <w:r>
-          <w:rPr>
-            <w:lang w:val="fr_FR" w:bidi="fr_FR"/>
-          </w:rPr>
-          <w:rPr>
-            <w:color w:val="0000EE"/>
-            <w:u w:val="single"/>
-          </w:rPr>
-          <w:t>2.55</w:t>
-        </w:r>
-      </w:hyperlink>
+      <w:r>
+        <w:rPr>
+          <w:lang w:val="fr_FR" w:bidi="fr_FR"/>
+        </w:rPr>
+        <w:t>2.55</w:t>
+      </w:r>
       <w:r>
         <w:rPr>
           <w:lang w:val="fr_FR" w:bidi="fr_FR"/>
         </w:rPr>
         <w:t>). Jaebets a apparemment reçu son nom parce qu’il a causé de la douleur à sa mère, accomplissant ainsi la malédiction sur Ève (</w:t>
       </w:r>
-      <w:hyperlink r:id="rId54">
-        <w:r>
-          <w:rPr>
-            <w:lang w:val="fr_FR" w:bidi="fr_FR"/>
-          </w:rPr>
-          <w:rPr>
-            <w:color w:val="0000EE"/>
-            <w:u w:val="single"/>
-          </w:rPr>
-          <w:t>Gn 3.16</w:t>
-        </w:r>
-      </w:hyperlink>
+      <w:r>
+        <w:rPr>
+          <w:lang w:val="fr_FR" w:bidi="fr_FR"/>
+        </w:rPr>
+        <w:t>Gn 3.16</w:t>
+      </w:r>
       <w:r>
         <w:rPr>
           <w:lang w:val="fr_FR" w:bidi="fr_FR"/>
@@ -2681,72 +2423,48 @@
         </w:rPr>
         <w:t>Le nom de Kenaz apparaît également comme un descendant d’Ésaü par Éliphaz (</w:t>
       </w:r>
-      <w:hyperlink r:id="rId55">
-        <w:r>
-          <w:rPr>
-            <w:lang w:val="fr_FR" w:bidi="fr_FR"/>
-          </w:rPr>
-          <w:rPr>
-            <w:color w:val="0000EE"/>
-            <w:u w:val="single"/>
-          </w:rPr>
-          <w:t>Gn 36.11</w:t>
-        </w:r>
-      </w:hyperlink>
+      <w:r>
+        <w:rPr>
+          <w:lang w:val="fr_FR" w:bidi="fr_FR"/>
+        </w:rPr>
+        <w:t>Gn 36.11</w:t>
+      </w:r>
       <w:r>
         <w:rPr>
           <w:lang w:val="fr_FR" w:bidi="fr_FR"/>
         </w:rPr>
         <w:t>) ; ses descendants sont connus sous le nom de Kéniziens. Les Kéniziens vivaient dans le sud du pays et étaient liés à Juda et Édom. Caleb, fils de Jephunné, était un Kénizien (</w:t>
       </w:r>
-      <w:hyperlink r:id="rId56">
-        <w:r>
-          <w:rPr>
-            <w:lang w:val="fr_FR" w:bidi="fr_FR"/>
-          </w:rPr>
-          <w:rPr>
-            <w:color w:val="0000EE"/>
-            <w:u w:val="single"/>
-          </w:rPr>
-          <w:t>Nb 32.12</w:t>
-        </w:r>
-      </w:hyperlink>
+      <w:r>
+        <w:rPr>
+          <w:lang w:val="fr_FR" w:bidi="fr_FR"/>
+        </w:rPr>
+        <w:t>Nb 32.12</w:t>
+      </w:r>
       <w:r>
         <w:rPr>
           <w:lang w:val="fr_FR" w:bidi="fr_FR"/>
         </w:rPr>
         <w:t xml:space="preserve"> ; </w:t>
       </w:r>
-      <w:hyperlink r:id="rId57">
-        <w:r>
-          <w:rPr>
-            <w:lang w:val="fr_FR" w:bidi="fr_FR"/>
-          </w:rPr>
-          <w:rPr>
-            <w:color w:val="0000EE"/>
-            <w:u w:val="single"/>
-          </w:rPr>
-          <w:t>Jos 14.6</w:t>
-        </w:r>
-      </w:hyperlink>
+      <w:r>
+        <w:rPr>
+          <w:lang w:val="fr_FR" w:bidi="fr_FR"/>
+        </w:rPr>
+        <w:t>Jos 14.6</w:t>
+      </w:r>
       <w:r>
         <w:rPr>
           <w:lang w:val="fr_FR" w:bidi="fr_FR"/>
         </w:rPr>
         <w:t>) et avait un frère nommé Kenaz (</w:t>
       </w:r>
-      <w:hyperlink r:id="rId58">
-        <w:r>
-          <w:rPr>
-            <w:lang w:val="fr_FR" w:bidi="fr_FR"/>
-          </w:rPr>
-          <w:rPr>
-            <w:color w:val="0000EE"/>
-            <w:u w:val="single"/>
-          </w:rPr>
-          <w:t>Jos 15.17</w:t>
-        </w:r>
-      </w:hyperlink>
+      <w:r>
+        <w:rPr>
+          <w:lang w:val="fr_FR" w:bidi="fr_FR"/>
+        </w:rPr>
+        <w:t>Jos 15.17</w:t>
+      </w:r>
       <w:r>
         <w:rPr>
           <w:lang w:val="fr_FR" w:bidi="fr_FR"/>
@@ -2849,18 +2567,12 @@
         </w:rPr>
         <w:t>Après la liste des descendants de Juda par sa femme Tamar (</w:t>
       </w:r>
-      <w:hyperlink r:id="rId59">
-        <w:r>
-          <w:rPr>
-            <w:lang w:val="fr_FR" w:bidi="fr_FR"/>
-          </w:rPr>
-          <w:rPr>
-            <w:color w:val="0000EE"/>
-            <w:u w:val="single"/>
-          </w:rPr>
-          <w:t>2.4–4.20</w:t>
-        </w:r>
-      </w:hyperlink>
+      <w:r>
+        <w:rPr>
+          <w:lang w:val="fr_FR" w:bidi="fr_FR"/>
+        </w:rPr>
+        <w:t>2.4–4.20</w:t>
+      </w:r>
       <w:r>
         <w:rPr>
           <w:lang w:val="fr_FR" w:bidi="fr_FR"/>
@@ -2880,54 +2592,36 @@
         </w:rPr>
         <w:t xml:space="preserve"> le troisième fils de Juda par Bathshua (voir </w:t>
       </w:r>
-      <w:hyperlink r:id="rId60">
-        <w:r>
-          <w:rPr>
-            <w:lang w:val="fr_FR" w:bidi="fr_FR"/>
-          </w:rPr>
-          <w:rPr>
-            <w:color w:val="0000EE"/>
-            <w:u w:val="single"/>
-          </w:rPr>
-          <w:t>2.3</w:t>
-        </w:r>
-      </w:hyperlink>
+      <w:r>
+        <w:rPr>
+          <w:lang w:val="fr_FR" w:bidi="fr_FR"/>
+        </w:rPr>
+        <w:t>2.3</w:t>
+      </w:r>
       <w:r>
         <w:rPr>
           <w:lang w:val="fr_FR" w:bidi="fr_FR"/>
         </w:rPr>
         <w:t xml:space="preserve"> ; </w:t>
       </w:r>
-      <w:hyperlink r:id="rId61">
-        <w:r>
-          <w:rPr>
-            <w:lang w:val="fr_FR" w:bidi="fr_FR"/>
-          </w:rPr>
-          <w:rPr>
-            <w:color w:val="0000EE"/>
-            <w:u w:val="single"/>
-          </w:rPr>
-          <w:t>Gn 38.2</w:t>
-        </w:r>
-      </w:hyperlink>
+      <w:r>
+        <w:rPr>
+          <w:lang w:val="fr_FR" w:bidi="fr_FR"/>
+        </w:rPr>
+        <w:t>Gn 38.2</w:t>
+      </w:r>
       <w:r>
         <w:rPr>
           <w:lang w:val="fr_FR" w:bidi="fr_FR"/>
         </w:rPr>
         <w:t xml:space="preserve">, </w:t>
       </w:r>
-      <w:hyperlink r:id="rId62">
-        <w:r>
-          <w:rPr>
-            <w:lang w:val="fr_FR" w:bidi="fr_FR"/>
-          </w:rPr>
-          <w:rPr>
-            <w:color w:val="0000EE"/>
-            <w:u w:val="single"/>
-          </w:rPr>
-          <w:t>5</w:t>
-        </w:r>
-      </w:hyperlink>
+      <w:r>
+        <w:rPr>
+          <w:lang w:val="fr_FR" w:bidi="fr_FR"/>
+        </w:rPr>
+        <w:t>5</w:t>
+      </w:r>
       <w:r>
         <w:rPr>
           <w:lang w:val="fr_FR" w:bidi="fr_FR"/>
@@ -2982,18 +2676,12 @@
         </w:rPr>
         <w:t>Siméon était le deuxième fils de Jacob ; le territoire de sa tribu se trouvait dans le sud de Juda (</w:t>
       </w:r>
-      <w:hyperlink r:id="rId63">
-        <w:r>
-          <w:rPr>
-            <w:lang w:val="fr_FR" w:bidi="fr_FR"/>
-          </w:rPr>
-          <w:rPr>
-            <w:color w:val="0000EE"/>
-            <w:u w:val="single"/>
-          </w:rPr>
-          <w:t>Jos 19.1–9</w:t>
-        </w:r>
-      </w:hyperlink>
+      <w:r>
+        <w:rPr>
+          <w:lang w:val="fr_FR" w:bidi="fr_FR"/>
+        </w:rPr>
+        <w:t>Jos 19.1–9</w:t>
+      </w:r>
       <w:r>
         <w:rPr>
           <w:lang w:val="fr_FR" w:bidi="fr_FR"/>
@@ -3048,36 +2736,24 @@
         </w:rPr>
         <w:t>Après avoir complété la généalogie des descendants de Juda (</w:t>
       </w:r>
-      <w:hyperlink r:id="rId64">
-        <w:r>
-          <w:rPr>
-            <w:lang w:val="fr_FR" w:bidi="fr_FR"/>
-          </w:rPr>
-          <w:rPr>
-            <w:color w:val="0000EE"/>
-            <w:u w:val="single"/>
-          </w:rPr>
-          <w:t>2.3–4.23</w:t>
-        </w:r>
-      </w:hyperlink>
+      <w:r>
+        <w:rPr>
+          <w:lang w:val="fr_FR" w:bidi="fr_FR"/>
+        </w:rPr>
+        <w:t>2.3–4.23</w:t>
+      </w:r>
       <w:r>
         <w:rPr>
           <w:lang w:val="fr_FR" w:bidi="fr_FR"/>
         </w:rPr>
         <w:t xml:space="preserve">), le Chroniqueur se tourne vers les archives pour les autres fils d’Israël (cf. </w:t>
       </w:r>
-      <w:hyperlink r:id="rId29">
-        <w:r>
-          <w:rPr>
-            <w:lang w:val="fr_FR" w:bidi="fr_FR"/>
-          </w:rPr>
-          <w:rPr>
-            <w:color w:val="0000EE"/>
-            <w:u w:val="single"/>
-          </w:rPr>
-          <w:t>2.1–2</w:t>
-        </w:r>
-      </w:hyperlink>
+      <w:r>
+        <w:rPr>
+          <w:lang w:val="fr_FR" w:bidi="fr_FR"/>
+        </w:rPr>
+        <w:t>2.1–2</w:t>
+      </w:r>
       <w:r>
         <w:rPr>
           <w:lang w:val="fr_FR" w:bidi="fr_FR"/>
@@ -3132,54 +2808,36 @@
         </w:rPr>
         <w:t>La liste des hommes cités comme chefs des clans riches de Siméon (</w:t>
       </w:r>
-      <w:hyperlink r:id="rId65">
-        <w:r>
-          <w:rPr>
-            <w:lang w:val="fr_FR" w:bidi="fr_FR"/>
-          </w:rPr>
-          <w:rPr>
-            <w:color w:val="0000EE"/>
-            <w:u w:val="single"/>
-          </w:rPr>
-          <w:t>4.34–38</w:t>
-        </w:r>
-      </w:hyperlink>
+      <w:r>
+        <w:rPr>
+          <w:lang w:val="fr_FR" w:bidi="fr_FR"/>
+        </w:rPr>
+        <w:t>4.34–38</w:t>
+      </w:r>
       <w:r>
         <w:rPr>
           <w:lang w:val="fr_FR" w:bidi="fr_FR"/>
         </w:rPr>
         <w:t>) introduit la description de l’expansion géographique de Siméon (</w:t>
       </w:r>
-      <w:hyperlink r:id="rId66">
-        <w:r>
-          <w:rPr>
-            <w:lang w:val="fr_FR" w:bidi="fr_FR"/>
-          </w:rPr>
-          <w:rPr>
-            <w:color w:val="0000EE"/>
-            <w:u w:val="single"/>
-          </w:rPr>
-          <w:t>4.38–43</w:t>
-        </w:r>
-      </w:hyperlink>
+      <w:r>
+        <w:rPr>
+          <w:lang w:val="fr_FR" w:bidi="fr_FR"/>
+        </w:rPr>
+        <w:t>4.38–43</w:t>
+      </w:r>
       <w:r>
         <w:rPr>
           <w:lang w:val="fr_FR" w:bidi="fr_FR"/>
         </w:rPr>
         <w:t>). L’expansion de la tribu impliquait treize chefs de famille durant les jours d’Ézéchias (fin des années 700 av. J.‑C.) dans la région de Guérar. Cette expansion serait une des étapes de l’action militaire d’Ézéchias contre les territoires philistins (</w:t>
       </w:r>
-      <w:hyperlink r:id="rId67">
-        <w:r>
-          <w:rPr>
-            <w:lang w:val="fr_FR" w:bidi="fr_FR"/>
-          </w:rPr>
-          <w:rPr>
-            <w:color w:val="0000EE"/>
-            <w:u w:val="single"/>
-          </w:rPr>
-          <w:t>2R 18.8</w:t>
-        </w:r>
-      </w:hyperlink>
+      <w:r>
+        <w:rPr>
+          <w:lang w:val="fr_FR" w:bidi="fr_FR"/>
+        </w:rPr>
+        <w:t>2R 18.8</w:t>
+      </w:r>
       <w:r>
         <w:rPr>
           <w:lang w:val="fr_FR" w:bidi="fr_FR"/>
@@ -3247,18 +2905,12 @@
         </w:rPr>
         <w:t xml:space="preserve"> désignerait une ville en Philistie, à l’ouest de Juda (</w:t>
       </w:r>
-      <w:hyperlink r:id="rId68">
-        <w:r>
-          <w:rPr>
-            <w:lang w:val="fr_FR" w:bidi="fr_FR"/>
-          </w:rPr>
-          <w:rPr>
-            <w:color w:val="0000EE"/>
-            <w:u w:val="single"/>
-          </w:rPr>
-          <w:t>Gn 10.19</w:t>
-        </w:r>
-      </w:hyperlink>
+      <w:r>
+        <w:rPr>
+          <w:lang w:val="fr_FR" w:bidi="fr_FR"/>
+        </w:rPr>
+        <w:t>Gn 10.19</w:t>
+      </w:r>
       <w:r>
         <w:rPr>
           <w:lang w:val="fr_FR" w:bidi="fr_FR"/>
@@ -3379,18 +3031,12 @@
         </w:rPr>
         <w:t xml:space="preserve"> (</w:t>
       </w:r>
-      <w:hyperlink r:id="rId69">
-        <w:r>
-          <w:rPr>
-            <w:lang w:val="fr_FR" w:bidi="fr_FR"/>
-          </w:rPr>
-          <w:rPr>
-            <w:color w:val="0000EE"/>
-            <w:u w:val="single"/>
-          </w:rPr>
-          <w:t>Gn 35.22</w:t>
-        </w:r>
-      </w:hyperlink>
+      <w:r>
+        <w:rPr>
+          <w:lang w:val="fr_FR" w:bidi="fr_FR"/>
+        </w:rPr>
+        <w:t>Gn 35.22</w:t>
+      </w:r>
       <w:r>
         <w:rPr>
           <w:lang w:val="fr_FR" w:bidi="fr_FR"/>
@@ -3409,18 +3055,12 @@
         </w:rPr>
         <w:t xml:space="preserve"> (</w:t>
       </w:r>
-      <w:hyperlink r:id="rId70">
-        <w:r>
-          <w:rPr>
-            <w:lang w:val="fr_FR" w:bidi="fr_FR"/>
-          </w:rPr>
-          <w:rPr>
-            <w:color w:val="0000EE"/>
-            <w:u w:val="single"/>
-          </w:rPr>
-          <w:t>Gn 48.5</w:t>
-        </w:r>
-      </w:hyperlink>
+      <w:r>
+        <w:rPr>
+          <w:lang w:val="fr_FR" w:bidi="fr_FR"/>
+        </w:rPr>
+        <w:t>Gn 48.5</w:t>
+      </w:r>
       <w:r>
         <w:rPr>
           <w:lang w:val="fr_FR" w:bidi="fr_FR"/>
@@ -3439,54 +3079,36 @@
         </w:rPr>
         <w:t xml:space="preserve"> (</w:t>
       </w:r>
-      <w:hyperlink r:id="rId71">
-        <w:r>
-          <w:rPr>
-            <w:lang w:val="fr_FR" w:bidi="fr_FR"/>
-          </w:rPr>
-          <w:rPr>
-            <w:color w:val="0000EE"/>
-            <w:u w:val="single"/>
-          </w:rPr>
-          <w:t>Dt 21.15–17</w:t>
-        </w:r>
-      </w:hyperlink>
+      <w:r>
+        <w:rPr>
+          <w:lang w:val="fr_FR" w:bidi="fr_FR"/>
+        </w:rPr>
+        <w:t>Dt 21.15–17</w:t>
+      </w:r>
       <w:r>
         <w:rPr>
           <w:lang w:val="fr_FR" w:bidi="fr_FR"/>
         </w:rPr>
         <w:t>). Comme Jacob l'avait prévu, Juda a surpassé ses frères et est devenu l'ancêtre de la tribu dirigeante (</w:t>
       </w:r>
-      <w:hyperlink r:id="rId72">
-        <w:r>
-          <w:rPr>
-            <w:lang w:val="fr_FR" w:bidi="fr_FR"/>
-          </w:rPr>
-          <w:rPr>
-            <w:color w:val="0000EE"/>
-            <w:u w:val="single"/>
-          </w:rPr>
-          <w:t>Gn 49.8–10</w:t>
-        </w:r>
-      </w:hyperlink>
+      <w:r>
+        <w:rPr>
+          <w:lang w:val="fr_FR" w:bidi="fr_FR"/>
+        </w:rPr>
+        <w:t>Gn 49.8–10</w:t>
+      </w:r>
       <w:r>
         <w:rPr>
           <w:lang w:val="fr_FR" w:bidi="fr_FR"/>
         </w:rPr>
         <w:t>). Cependant, Ruben est toujours mentionné en premier (</w:t>
       </w:r>
-      <w:hyperlink r:id="rId73">
-        <w:r>
-          <w:rPr>
-            <w:lang w:val="fr_FR" w:bidi="fr_FR"/>
-          </w:rPr>
-          <w:rPr>
-            <w:color w:val="0000EE"/>
-            <w:u w:val="single"/>
-          </w:rPr>
-          <w:t>1Ch 2.1</w:t>
-        </w:r>
-      </w:hyperlink>
+      <w:r>
+        <w:rPr>
+          <w:lang w:val="fr_FR" w:bidi="fr_FR"/>
+        </w:rPr>
+        <w:t>1Ch 2.1</w:t>
+      </w:r>
       <w:r>
         <w:rPr>
           <w:lang w:val="fr_FR" w:bidi="fr_FR"/>
@@ -3541,72 +3163,48 @@
         </w:rPr>
         <w:t>Le chapitre 5 présente les généalogies pour Ruben (</w:t>
       </w:r>
-      <w:hyperlink r:id="rId74">
-        <w:r>
-          <w:rPr>
-            <w:lang w:val="fr_FR" w:bidi="fr_FR"/>
-          </w:rPr>
-          <w:rPr>
-            <w:color w:val="0000EE"/>
-            <w:u w:val="single"/>
-          </w:rPr>
-          <w:t>5.1–10</w:t>
-        </w:r>
-      </w:hyperlink>
+      <w:r>
+        <w:rPr>
+          <w:lang w:val="fr_FR" w:bidi="fr_FR"/>
+        </w:rPr>
+        <w:t>5.1–10</w:t>
+      </w:r>
       <w:r>
         <w:rPr>
           <w:lang w:val="fr_FR" w:bidi="fr_FR"/>
         </w:rPr>
         <w:t xml:space="preserve"> ; cf. </w:t>
       </w:r>
-      <w:hyperlink r:id="rId75">
-        <w:r>
-          <w:rPr>
-            <w:lang w:val="fr_FR" w:bidi="fr_FR"/>
-          </w:rPr>
-          <w:rPr>
-            <w:color w:val="0000EE"/>
-            <w:u w:val="single"/>
-          </w:rPr>
-          <w:t>Gn 46.9</w:t>
-        </w:r>
-      </w:hyperlink>
+      <w:r>
+        <w:rPr>
+          <w:lang w:val="fr_FR" w:bidi="fr_FR"/>
+        </w:rPr>
+        <w:t>Gn 46.9</w:t>
+      </w:r>
       <w:r>
         <w:rPr>
           <w:lang w:val="fr_FR" w:bidi="fr_FR"/>
         </w:rPr>
         <w:t>), Gad (</w:t>
       </w:r>
-      <w:hyperlink r:id="rId76">
-        <w:r>
-          <w:rPr>
-            <w:lang w:val="fr_FR" w:bidi="fr_FR"/>
-          </w:rPr>
-          <w:rPr>
-            <w:color w:val="0000EE"/>
-            <w:u w:val="single"/>
-          </w:rPr>
-          <w:t>1 Ch 5.11–17</w:t>
-        </w:r>
-      </w:hyperlink>
+      <w:r>
+        <w:rPr>
+          <w:lang w:val="fr_FR" w:bidi="fr_FR"/>
+        </w:rPr>
+        <w:t>1 Ch 5.11–17</w:t>
+      </w:r>
       <w:r>
         <w:rPr>
           <w:lang w:val="fr_FR" w:bidi="fr_FR"/>
         </w:rPr>
         <w:t>), et Manassé (</w:t>
       </w:r>
-      <w:hyperlink r:id="rId77">
-        <w:r>
-          <w:rPr>
-            <w:lang w:val="fr_FR" w:bidi="fr_FR"/>
-          </w:rPr>
-          <w:rPr>
-            <w:color w:val="0000EE"/>
-            <w:u w:val="single"/>
-          </w:rPr>
-          <w:t>5.23–24</w:t>
-        </w:r>
-      </w:hyperlink>
+      <w:r>
+        <w:rPr>
+          <w:lang w:val="fr_FR" w:bidi="fr_FR"/>
+        </w:rPr>
+        <w:t>5.23–24</w:t>
+      </w:r>
       <w:r>
         <w:rPr>
           <w:lang w:val="fr_FR" w:bidi="fr_FR"/>
@@ -3661,54 +3259,36 @@
         </w:rPr>
         <w:t xml:space="preserve">Les fils de Ruben sont également mentionnés dans les versets </w:t>
       </w:r>
-      <w:hyperlink r:id="rId75">
-        <w:r>
-          <w:rPr>
-            <w:lang w:val="fr_FR" w:bidi="fr_FR"/>
-          </w:rPr>
-          <w:rPr>
-            <w:color w:val="0000EE"/>
-            <w:u w:val="single"/>
-          </w:rPr>
-          <w:t>Gn 46.9</w:t>
-        </w:r>
-      </w:hyperlink>
+      <w:r>
+        <w:rPr>
+          <w:lang w:val="fr_FR" w:bidi="fr_FR"/>
+        </w:rPr>
+        <w:t>Gn 46.9</w:t>
+      </w:r>
       <w:r>
         <w:rPr>
           <w:lang w:val="fr_FR" w:bidi="fr_FR"/>
         </w:rPr>
         <w:t xml:space="preserve"> ; </w:t>
       </w:r>
-      <w:hyperlink r:id="rId78">
-        <w:r>
-          <w:rPr>
-            <w:lang w:val="fr_FR" w:bidi="fr_FR"/>
-          </w:rPr>
-          <w:rPr>
-            <w:color w:val="0000EE"/>
-            <w:u w:val="single"/>
-          </w:rPr>
-          <w:t>Ex 6.14</w:t>
-        </w:r>
-      </w:hyperlink>
+      <w:r>
+        <w:rPr>
+          <w:lang w:val="fr_FR" w:bidi="fr_FR"/>
+        </w:rPr>
+        <w:t>Ex 6.14</w:t>
+      </w:r>
       <w:r>
         <w:rPr>
           <w:lang w:val="fr_FR" w:bidi="fr_FR"/>
         </w:rPr>
         <w:t xml:space="preserve"> ; </w:t>
       </w:r>
-      <w:hyperlink r:id="rId79">
-        <w:r>
-          <w:rPr>
-            <w:lang w:val="fr_FR" w:bidi="fr_FR"/>
-          </w:rPr>
-          <w:rPr>
-            <w:color w:val="0000EE"/>
-            <w:u w:val="single"/>
-          </w:rPr>
-          <w:t>Nb 26.5–6</w:t>
-        </w:r>
-      </w:hyperlink>
+      <w:r>
+        <w:rPr>
+          <w:lang w:val="fr_FR" w:bidi="fr_FR"/>
+        </w:rPr>
+        <w:t>Nb 26.5–6</w:t>
+      </w:r>
       <w:r>
         <w:rPr>
           <w:lang w:val="fr_FR" w:bidi="fr_FR"/>
@@ -3811,36 +3391,24 @@
         </w:rPr>
         <w:t xml:space="preserve">Tiglath-Pileser était le roi d’Assyrie (744–727 av. J.‑C.) ; il a attaqué les tribus de Transjordanie pendant le règne du roi Pékach (752–732 av. J.‑C.), et a emmené le peuple en captivité (voir </w:t>
       </w:r>
-      <w:hyperlink r:id="rId80">
-        <w:r>
-          <w:rPr>
-            <w:lang w:val="fr_FR" w:bidi="fr_FR"/>
-          </w:rPr>
-          <w:rPr>
-            <w:color w:val="0000EE"/>
-            <w:u w:val="single"/>
-          </w:rPr>
-          <w:t>5.25–26</w:t>
-        </w:r>
-      </w:hyperlink>
+      <w:r>
+        <w:rPr>
+          <w:lang w:val="fr_FR" w:bidi="fr_FR"/>
+        </w:rPr>
+        <w:t>5.25–26</w:t>
+      </w:r>
       <w:r>
         <w:rPr>
           <w:lang w:val="fr_FR" w:bidi="fr_FR"/>
         </w:rPr>
         <w:t xml:space="preserve"> ; </w:t>
       </w:r>
-      <w:hyperlink r:id="rId81">
-        <w:r>
-          <w:rPr>
-            <w:lang w:val="fr_FR" w:bidi="fr_FR"/>
-          </w:rPr>
-          <w:rPr>
-            <w:color w:val="0000EE"/>
-            <w:u w:val="single"/>
-          </w:rPr>
-          <w:t>2R 15.29</w:t>
-        </w:r>
-      </w:hyperlink>
+      <w:r>
+        <w:rPr>
+          <w:lang w:val="fr_FR" w:bidi="fr_FR"/>
+        </w:rPr>
+        <w:t>2R 15.29</w:t>
+      </w:r>
       <w:r>
         <w:rPr>
           <w:lang w:val="fr_FR" w:bidi="fr_FR"/>
@@ -3895,72 +3463,48 @@
         </w:rPr>
         <w:t xml:space="preserve">Les tribus de Transjordanie, y compris les Rubénites, ont étendu leurs campements vers le nord et l’est en relation avec leur conflit avec les Hagaréniens à l’époque de Saül (voir </w:t>
       </w:r>
-      <w:hyperlink r:id="rId82">
-        <w:r>
-          <w:rPr>
-            <w:lang w:val="fr_FR" w:bidi="fr_FR"/>
-          </w:rPr>
-          <w:rPr>
-            <w:color w:val="0000EE"/>
-            <w:u w:val="single"/>
-          </w:rPr>
-          <w:t>5.18–22</w:t>
-        </w:r>
-      </w:hyperlink>
+      <w:r>
+        <w:rPr>
+          <w:lang w:val="fr_FR" w:bidi="fr_FR"/>
+        </w:rPr>
+        <w:t>5.18–22</w:t>
+      </w:r>
       <w:r>
         <w:rPr>
           <w:lang w:val="fr_FR" w:bidi="fr_FR"/>
         </w:rPr>
         <w:t xml:space="preserve"> ; </w:t>
       </w:r>
-      <w:hyperlink r:id="rId83">
-        <w:r>
-          <w:rPr>
-            <w:lang w:val="fr_FR" w:bidi="fr_FR"/>
-          </w:rPr>
-          <w:rPr>
-            <w:color w:val="0000EE"/>
-            <w:u w:val="single"/>
-          </w:rPr>
-          <w:t>Ps 83.6</w:t>
-        </w:r>
-      </w:hyperlink>
+      <w:r>
+        <w:rPr>
+          <w:lang w:val="fr_FR" w:bidi="fr_FR"/>
+        </w:rPr>
+        <w:t>Ps 83.6</w:t>
+      </w:r>
       <w:r>
         <w:rPr>
           <w:lang w:val="fr_FR" w:bidi="fr_FR"/>
         </w:rPr>
         <w:t xml:space="preserve">). Plus tard, les Hagaréniens ont intégré les rangs des hommes de David (voir </w:t>
       </w:r>
-      <w:hyperlink r:id="rId84">
-        <w:r>
-          <w:rPr>
-            <w:lang w:val="fr_FR" w:bidi="fr_FR"/>
-          </w:rPr>
-          <w:rPr>
-            <w:color w:val="0000EE"/>
-            <w:u w:val="single"/>
-          </w:rPr>
-          <w:t>1Ch 11.38</w:t>
-        </w:r>
-      </w:hyperlink>
+      <w:r>
+        <w:rPr>
+          <w:lang w:val="fr_FR" w:bidi="fr_FR"/>
+        </w:rPr>
+        <w:t>1Ch 11.38</w:t>
+      </w:r>
       <w:r>
         <w:rPr>
           <w:lang w:val="fr_FR" w:bidi="fr_FR"/>
         </w:rPr>
         <w:t xml:space="preserve"> ; </w:t>
       </w:r>
-      <w:hyperlink r:id="rId85">
-        <w:r>
-          <w:rPr>
-            <w:lang w:val="fr_FR" w:bidi="fr_FR"/>
-          </w:rPr>
-          <w:rPr>
-            <w:color w:val="0000EE"/>
-            <w:u w:val="single"/>
-          </w:rPr>
-          <w:t>27.31</w:t>
-        </w:r>
-      </w:hyperlink>
+      <w:r>
+        <w:rPr>
+          <w:lang w:val="fr_FR" w:bidi="fr_FR"/>
+        </w:rPr>
+        <w:t>27.31</w:t>
+      </w:r>
       <w:r>
         <w:rPr>
           <w:lang w:val="fr_FR" w:bidi="fr_FR"/>
@@ -4015,18 +3559,12 @@
         </w:rPr>
         <w:t xml:space="preserve">Le récit de la guerre contre les Hagaréniens développe les éléments introduits au verset </w:t>
       </w:r>
-      <w:hyperlink r:id="rId86">
-        <w:r>
-          <w:rPr>
-            <w:lang w:val="fr_FR" w:bidi="fr_FR"/>
-          </w:rPr>
-          <w:rPr>
-            <w:color w:val="0000EE"/>
-            <w:u w:val="single"/>
-          </w:rPr>
-          <w:t>5.10</w:t>
-        </w:r>
-      </w:hyperlink>
+      <w:r>
+        <w:rPr>
+          <w:lang w:val="fr_FR" w:bidi="fr_FR"/>
+        </w:rPr>
+        <w:t>5.10</w:t>
+      </w:r>
       <w:r>
         <w:rPr>
           <w:lang w:val="fr_FR" w:bidi="fr_FR"/>
@@ -4177,54 +3715,36 @@
         </w:rPr>
         <w:t>Cette section présente les généalogies des trois groupes les plus importants de la tribu de Lévi : les grands prêtres (</w:t>
       </w:r>
-      <w:hyperlink r:id="rId87">
-        <w:r>
-          <w:rPr>
-            <w:lang w:val="fr_FR" w:bidi="fr_FR"/>
-          </w:rPr>
-          <w:rPr>
-            <w:color w:val="0000EE"/>
-            <w:u w:val="single"/>
-          </w:rPr>
-          <w:t>6.1–15</w:t>
-        </w:r>
-      </w:hyperlink>
+      <w:r>
+        <w:rPr>
+          <w:lang w:val="fr_FR" w:bidi="fr_FR"/>
+        </w:rPr>
+        <w:t>6.1–15</w:t>
+      </w:r>
       <w:r>
         <w:rPr>
           <w:lang w:val="fr_FR" w:bidi="fr_FR"/>
         </w:rPr>
         <w:t>), les trois clans de Lévites (</w:t>
       </w:r>
-      <w:hyperlink r:id="rId88">
-        <w:r>
-          <w:rPr>
-            <w:lang w:val="fr_FR" w:bidi="fr_FR"/>
-          </w:rPr>
-          <w:rPr>
-            <w:color w:val="0000EE"/>
-            <w:u w:val="single"/>
-          </w:rPr>
-          <w:t>6.16–30</w:t>
-        </w:r>
-      </w:hyperlink>
+      <w:r>
+        <w:rPr>
+          <w:lang w:val="fr_FR" w:bidi="fr_FR"/>
+        </w:rPr>
+        <w:t>6.16–30</w:t>
+      </w:r>
       <w:r>
         <w:rPr>
           <w:lang w:val="fr_FR" w:bidi="fr_FR"/>
         </w:rPr>
         <w:t>) et les chanteurs (</w:t>
       </w:r>
-      <w:hyperlink r:id="rId89">
-        <w:r>
-          <w:rPr>
-            <w:lang w:val="fr_FR" w:bidi="fr_FR"/>
-          </w:rPr>
-          <w:rPr>
-            <w:color w:val="0000EE"/>
-            <w:u w:val="single"/>
-          </w:rPr>
-          <w:t>6.31–47</w:t>
-        </w:r>
-      </w:hyperlink>
+      <w:r>
+        <w:rPr>
+          <w:lang w:val="fr_FR" w:bidi="fr_FR"/>
+        </w:rPr>
+        <w:t>6.31–47</w:t>
+      </w:r>
       <w:r>
         <w:rPr>
           <w:lang w:val="fr_FR" w:bidi="fr_FR"/>
@@ -4327,54 +3847,36 @@
         </w:rPr>
         <w:t xml:space="preserve">Après l’Exil, la communauté de Judée, pour laquelle les Chroniques ont été écrites, devait établir sans équivoque l’ascendance légitime des prêtres. Cette généalogie de Kehath établissait une continuité entre les ancêtres connus du Pentateuque et les grands prêtres ultérieurs jusqu’à l’exil de Juda en 586 av. J.‑C. ; d’autres archives reliaient les prêtres après l’Exil à cette lignée (voir </w:t>
       </w:r>
-      <w:hyperlink r:id="rId90">
-        <w:r>
-          <w:rPr>
-            <w:lang w:val="fr_FR" w:bidi="fr_FR"/>
-          </w:rPr>
-          <w:rPr>
-            <w:color w:val="0000EE"/>
-            <w:u w:val="single"/>
-          </w:rPr>
-          <w:t>Esd 3.2</w:t>
-        </w:r>
-      </w:hyperlink>
+      <w:r>
+        <w:rPr>
+          <w:lang w:val="fr_FR" w:bidi="fr_FR"/>
+        </w:rPr>
+        <w:t>Esd 3.2</w:t>
+      </w:r>
       <w:r>
         <w:rPr>
           <w:lang w:val="fr_FR" w:bidi="fr_FR"/>
         </w:rPr>
         <w:t xml:space="preserve"> ; </w:t>
       </w:r>
-      <w:hyperlink r:id="rId91">
-        <w:r>
-          <w:rPr>
-            <w:lang w:val="fr_FR" w:bidi="fr_FR"/>
-          </w:rPr>
-          <w:rPr>
-            <w:color w:val="0000EE"/>
-            <w:u w:val="single"/>
-          </w:rPr>
-          <w:t>7.1–6</w:t>
-        </w:r>
-      </w:hyperlink>
+      <w:r>
+        <w:rPr>
+          <w:lang w:val="fr_FR" w:bidi="fr_FR"/>
+        </w:rPr>
+        <w:t>7.1–6</w:t>
+      </w:r>
       <w:r>
         <w:rPr>
           <w:lang w:val="fr_FR" w:bidi="fr_FR"/>
         </w:rPr>
         <w:t xml:space="preserve"> ; </w:t>
       </w:r>
-      <w:hyperlink r:id="rId92">
-        <w:r>
-          <w:rPr>
-            <w:lang w:val="fr_FR" w:bidi="fr_FR"/>
-          </w:rPr>
-          <w:rPr>
-            <w:color w:val="0000EE"/>
-            <w:u w:val="single"/>
-          </w:rPr>
-          <w:t>Ag 1.1</w:t>
-        </w:r>
-      </w:hyperlink>
+      <w:r>
+        <w:rPr>
+          <w:lang w:val="fr_FR" w:bidi="fr_FR"/>
+        </w:rPr>
+        <w:t>Ag 1.1</w:t>
+      </w:r>
       <w:r>
         <w:rPr>
           <w:lang w:val="fr_FR" w:bidi="fr_FR"/>
@@ -4442,54 +3944,36 @@
         </w:rPr>
         <w:t xml:space="preserve"> au Temple construit par Salomon à Jérusalem appartient au verset </w:t>
       </w:r>
-      <w:hyperlink r:id="rId93">
-        <w:r>
-          <w:rPr>
-            <w:lang w:val="fr_FR" w:bidi="fr_FR"/>
-          </w:rPr>
-          <w:rPr>
-            <w:color w:val="0000EE"/>
-            <w:u w:val="single"/>
-          </w:rPr>
-          <w:t>6.9</w:t>
-        </w:r>
-      </w:hyperlink>
+      <w:r>
+        <w:rPr>
+          <w:lang w:val="fr_FR" w:bidi="fr_FR"/>
+        </w:rPr>
+        <w:t>6.9</w:t>
+      </w:r>
       <w:r>
         <w:rPr>
           <w:lang w:val="fr_FR" w:bidi="fr_FR"/>
         </w:rPr>
         <w:t xml:space="preserve"> (liée au premier Azaria), mais que l'ordre des versets a changé suite à une erreur de copiste. Corriger cette information place 12 générations entre Aaron et la construction du Temple, ce qui correspond à la date inscrite au verset </w:t>
       </w:r>
-      <w:hyperlink r:id="rId94">
-        <w:r>
-          <w:rPr>
-            <w:lang w:val="fr_FR" w:bidi="fr_FR"/>
-          </w:rPr>
-          <w:rPr>
-            <w:color w:val="0000EE"/>
-            <w:u w:val="single"/>
-          </w:rPr>
-          <w:t>1R 6.1</w:t>
-        </w:r>
-      </w:hyperlink>
+      <w:r>
+        <w:rPr>
+          <w:lang w:val="fr_FR" w:bidi="fr_FR"/>
+        </w:rPr>
+        <w:t>1R 6.1</w:t>
+      </w:r>
       <w:r>
         <w:rPr>
           <w:lang w:val="fr_FR" w:bidi="fr_FR"/>
         </w:rPr>
         <w:t xml:space="preserve"> (480 ans équivalent à 12 générations de 40 ans chacune en typologie numérique). La correction place aussi 12 générations entre la construction du Temple sous Azaria et la reconstruction du Temple sous Josué (</w:t>
       </w:r>
-      <w:hyperlink r:id="rId90">
-        <w:r>
-          <w:rPr>
-            <w:lang w:val="fr_FR" w:bidi="fr_FR"/>
-          </w:rPr>
-          <w:rPr>
-            <w:color w:val="0000EE"/>
-            <w:u w:val="single"/>
-          </w:rPr>
-          <w:t>Esd 3.2</w:t>
-        </w:r>
-      </w:hyperlink>
+      <w:r>
+        <w:rPr>
+          <w:lang w:val="fr_FR" w:bidi="fr_FR"/>
+        </w:rPr>
+        <w:t>Esd 3.2</w:t>
+      </w:r>
       <w:r>
         <w:rPr>
           <w:lang w:val="fr_FR" w:bidi="fr_FR"/>
@@ -4544,90 +4028,60 @@
         </w:rPr>
         <w:t>La deuxième introduction des Lévites (</w:t>
       </w:r>
-      <w:hyperlink r:id="rId95">
-        <w:r>
-          <w:rPr>
-            <w:lang w:val="fr_FR" w:bidi="fr_FR"/>
-          </w:rPr>
-          <w:rPr>
-            <w:color w:val="0000EE"/>
-            <w:u w:val="single"/>
-          </w:rPr>
-          <w:t>6.16–19a</w:t>
-        </w:r>
-      </w:hyperlink>
+      <w:r>
+        <w:rPr>
+          <w:lang w:val="fr_FR" w:bidi="fr_FR"/>
+        </w:rPr>
+        <w:t>6.16–19a</w:t>
+      </w:r>
       <w:r>
         <w:rPr>
           <w:lang w:val="fr_FR" w:bidi="fr_FR"/>
         </w:rPr>
         <w:t>) présente les chefs de toutes les familles lévitiques (</w:t>
       </w:r>
-      <w:hyperlink r:id="rId96">
-        <w:r>
-          <w:rPr>
-            <w:lang w:val="fr_FR" w:bidi="fr_FR"/>
-          </w:rPr>
-          <w:rPr>
-            <w:color w:val="0000EE"/>
-            <w:u w:val="single"/>
-          </w:rPr>
-          <w:t>6.19b-30</w:t>
-        </w:r>
-      </w:hyperlink>
+      <w:r>
+        <w:rPr>
+          <w:lang w:val="fr_FR" w:bidi="fr_FR"/>
+        </w:rPr>
+        <w:t>6.19b-30</w:t>
+      </w:r>
       <w:r>
         <w:rPr>
           <w:lang w:val="fr_FR" w:bidi="fr_FR"/>
         </w:rPr>
         <w:t>). La liste contient les lignées de Guerschom (</w:t>
       </w:r>
-      <w:hyperlink r:id="rId97">
-        <w:r>
-          <w:rPr>
-            <w:lang w:val="fr_FR" w:bidi="fr_FR"/>
-          </w:rPr>
-          <w:rPr>
-            <w:color w:val="0000EE"/>
-            <w:u w:val="single"/>
-          </w:rPr>
-          <w:t>6.20–21</w:t>
-        </w:r>
-      </w:hyperlink>
+      <w:r>
+        <w:rPr>
+          <w:lang w:val="fr_FR" w:bidi="fr_FR"/>
+        </w:rPr>
+        <w:t>6.20–21</w:t>
+      </w:r>
       <w:r>
         <w:rPr>
           <w:lang w:val="fr_FR" w:bidi="fr_FR"/>
         </w:rPr>
         <w:t>), Kehath (</w:t>
       </w:r>
-      <w:hyperlink r:id="rId98">
-        <w:r>
-          <w:rPr>
-            <w:lang w:val="fr_FR" w:bidi="fr_FR"/>
-          </w:rPr>
-          <w:rPr>
-            <w:color w:val="0000EE"/>
-            <w:u w:val="single"/>
-          </w:rPr>
-          <w:t>6.22–24</w:t>
-        </w:r>
-      </w:hyperlink>
+      <w:r>
+        <w:rPr>
+          <w:lang w:val="fr_FR" w:bidi="fr_FR"/>
+        </w:rPr>
+        <w:t>6.22–24</w:t>
+      </w:r>
       <w:r>
         <w:rPr>
           <w:lang w:val="fr_FR" w:bidi="fr_FR"/>
         </w:rPr>
         <w:t>), et Merari (</w:t>
       </w:r>
-      <w:hyperlink r:id="rId99">
-        <w:r>
-          <w:rPr>
-            <w:lang w:val="fr_FR" w:bidi="fr_FR"/>
-          </w:rPr>
-          <w:rPr>
-            <w:color w:val="0000EE"/>
-            <w:u w:val="single"/>
-          </w:rPr>
-          <w:t>6.29–30</w:t>
-        </w:r>
-      </w:hyperlink>
+      <w:r>
+        <w:rPr>
+          <w:lang w:val="fr_FR" w:bidi="fr_FR"/>
+        </w:rPr>
+        <w:t>6.29–30</w:t>
+      </w:r>
       <w:r>
         <w:rPr>
           <w:lang w:val="fr_FR" w:bidi="fr_FR"/>
@@ -4682,18 +4136,12 @@
         </w:rPr>
         <w:t>Quand il servait sous Éli, Samuel assumait une fonction lévitique (</w:t>
       </w:r>
-      <w:hyperlink r:id="rId100">
-        <w:r>
-          <w:rPr>
-            <w:lang w:val="fr_FR" w:bidi="fr_FR"/>
-          </w:rPr>
-          <w:rPr>
-            <w:color w:val="0000EE"/>
-            <w:u w:val="single"/>
-          </w:rPr>
-          <w:t>1S 3.1</w:t>
-        </w:r>
-      </w:hyperlink>
+      <w:r>
+        <w:rPr>
+          <w:lang w:val="fr_FR" w:bidi="fr_FR"/>
+        </w:rPr>
+        <w:t>1S 3.1</w:t>
+      </w:r>
       <w:r>
         <w:rPr>
           <w:lang w:val="fr_FR" w:bidi="fr_FR"/>
@@ -4748,54 +4196,36 @@
         </w:rPr>
         <w:t>Cette généalogie nomme les chanteurs principaux de Kehath (</w:t>
       </w:r>
-      <w:hyperlink r:id="rId101">
-        <w:r>
-          <w:rPr>
-            <w:lang w:val="fr_FR" w:bidi="fr_FR"/>
-          </w:rPr>
-          <w:rPr>
-            <w:color w:val="0000EE"/>
-            <w:u w:val="single"/>
-          </w:rPr>
-          <w:t>6.33</w:t>
-        </w:r>
-      </w:hyperlink>
+      <w:r>
+        <w:rPr>
+          <w:lang w:val="fr_FR" w:bidi="fr_FR"/>
+        </w:rPr>
+        <w:t>6.33</w:t>
+      </w:r>
       <w:r>
         <w:rPr>
           <w:lang w:val="fr_FR" w:bidi="fr_FR"/>
         </w:rPr>
         <w:t>), Guerschom (</w:t>
       </w:r>
-      <w:hyperlink r:id="rId102">
-        <w:r>
-          <w:rPr>
-            <w:lang w:val="fr_FR" w:bidi="fr_FR"/>
-          </w:rPr>
-          <w:rPr>
-            <w:color w:val="0000EE"/>
-            <w:u w:val="single"/>
-          </w:rPr>
-          <w:t>6.39</w:t>
-        </w:r>
-      </w:hyperlink>
+      <w:r>
+        <w:rPr>
+          <w:lang w:val="fr_FR" w:bidi="fr_FR"/>
+        </w:rPr>
+        <w:t>6.39</w:t>
+      </w:r>
       <w:r>
         <w:rPr>
           <w:lang w:val="fr_FR" w:bidi="fr_FR"/>
         </w:rPr>
         <w:t>), et Merari (</w:t>
       </w:r>
-      <w:hyperlink r:id="rId103">
-        <w:r>
-          <w:rPr>
-            <w:lang w:val="fr_FR" w:bidi="fr_FR"/>
-          </w:rPr>
-          <w:rPr>
-            <w:color w:val="0000EE"/>
-            <w:u w:val="single"/>
-          </w:rPr>
-          <w:t>6.44</w:t>
-        </w:r>
-      </w:hyperlink>
+      <w:r>
+        <w:rPr>
+          <w:lang w:val="fr_FR" w:bidi="fr_FR"/>
+        </w:rPr>
+        <w:t>6.44</w:t>
+      </w:r>
       <w:r>
         <w:rPr>
           <w:lang w:val="fr_FR" w:bidi="fr_FR"/>
@@ -4850,18 +4280,12 @@
         </w:rPr>
         <w:t xml:space="preserve">Héman occupait la position de chef parmi les chanteurs de David (voir </w:t>
       </w:r>
-      <w:hyperlink r:id="rId104">
-        <w:r>
-          <w:rPr>
-            <w:lang w:val="fr_FR" w:bidi="fr_FR"/>
-          </w:rPr>
-          <w:rPr>
-            <w:color w:val="0000EE"/>
-            <w:u w:val="single"/>
-          </w:rPr>
-          <w:t>Ps 88</w:t>
-        </w:r>
-      </w:hyperlink>
+      <w:r>
+        <w:rPr>
+          <w:lang w:val="fr_FR" w:bidi="fr_FR"/>
+        </w:rPr>
+        <w:t>Ps 88</w:t>
+      </w:r>
       <w:r>
         <w:rPr>
           <w:lang w:val="fr_FR" w:bidi="fr_FR"/>
@@ -4916,36 +4340,24 @@
         </w:rPr>
         <w:t>Asaph a écrit plusieurs psaumes (</w:t>
       </w:r>
-      <w:hyperlink r:id="rId105">
-        <w:r>
-          <w:rPr>
-            <w:lang w:val="fr_FR" w:bidi="fr_FR"/>
-          </w:rPr>
-          <w:rPr>
-            <w:color w:val="0000EE"/>
-            <w:u w:val="single"/>
-          </w:rPr>
-          <w:t xml:space="preserve">Ps 50 </w:t>
-        </w:r>
-      </w:hyperlink>
+      <w:r>
+        <w:rPr>
+          <w:lang w:val="fr_FR" w:bidi="fr_FR"/>
+        </w:rPr>
+        <w:t xml:space="preserve">Ps 50 </w:t>
+      </w:r>
       <w:r>
         <w:rPr>
           <w:lang w:val="fr_FR" w:bidi="fr_FR"/>
         </w:rPr>
         <w:t xml:space="preserve">; </w:t>
       </w:r>
-      <w:hyperlink r:id="rId106">
-        <w:r>
-          <w:rPr>
-            <w:lang w:val="fr_FR" w:bidi="fr_FR"/>
-          </w:rPr>
-          <w:rPr>
-            <w:color w:val="0000EE"/>
-            <w:u w:val="single"/>
-          </w:rPr>
-          <w:t>73–83</w:t>
-        </w:r>
-      </w:hyperlink>
+      <w:r>
+        <w:rPr>
+          <w:lang w:val="fr_FR" w:bidi="fr_FR"/>
+        </w:rPr>
+        <w:t>73–83</w:t>
+      </w:r>
       <w:r>
         <w:rPr>
           <w:lang w:val="fr_FR" w:bidi="fr_FR"/>
@@ -5048,72 +4460,48 @@
         </w:rPr>
         <w:t>La liste des prêtres d’Aaron à Achimaats présente une introduction à la liste territoriale (</w:t>
       </w:r>
-      <w:hyperlink r:id="rId107">
-        <w:r>
-          <w:rPr>
-            <w:lang w:val="fr_FR" w:bidi="fr_FR"/>
-          </w:rPr>
-          <w:rPr>
-            <w:color w:val="0000EE"/>
-            <w:u w:val="single"/>
-          </w:rPr>
-          <w:t>6.54–81</w:t>
-        </w:r>
-      </w:hyperlink>
+      <w:r>
+        <w:rPr>
+          <w:lang w:val="fr_FR" w:bidi="fr_FR"/>
+        </w:rPr>
+        <w:t>6.54–81</w:t>
+      </w:r>
       <w:r>
         <w:rPr>
           <w:lang w:val="fr_FR" w:bidi="fr_FR"/>
         </w:rPr>
         <w:t>). La liste s’étend jusqu’à l’époque de David, lorsque Achimaats a servi (</w:t>
       </w:r>
-      <w:hyperlink r:id="rId108">
-        <w:r>
-          <w:rPr>
-            <w:lang w:val="fr_FR" w:bidi="fr_FR"/>
-          </w:rPr>
-          <w:rPr>
-            <w:color w:val="0000EE"/>
-            <w:u w:val="single"/>
-          </w:rPr>
-          <w:t>2S 15.36</w:t>
-        </w:r>
-      </w:hyperlink>
+      <w:r>
+        <w:rPr>
+          <w:lang w:val="fr_FR" w:bidi="fr_FR"/>
+        </w:rPr>
+        <w:t>2S 15.36</w:t>
+      </w:r>
       <w:r>
         <w:rPr>
           <w:lang w:val="fr_FR" w:bidi="fr_FR"/>
         </w:rPr>
         <w:t xml:space="preserve"> ; </w:t>
       </w:r>
-      <w:hyperlink r:id="rId109">
-        <w:r>
-          <w:rPr>
-            <w:lang w:val="fr_FR" w:bidi="fr_FR"/>
-          </w:rPr>
-          <w:rPr>
-            <w:color w:val="0000EE"/>
-            <w:u w:val="single"/>
-          </w:rPr>
-          <w:t>17.17–29</w:t>
-        </w:r>
-      </w:hyperlink>
+      <w:r>
+        <w:rPr>
+          <w:lang w:val="fr_FR" w:bidi="fr_FR"/>
+        </w:rPr>
+        <w:t>17.17–29</w:t>
+      </w:r>
       <w:r>
         <w:rPr>
           <w:lang w:val="fr_FR" w:bidi="fr_FR"/>
         </w:rPr>
         <w:t xml:space="preserve"> ; </w:t>
       </w:r>
-      <w:hyperlink r:id="rId110">
-        <w:r>
-          <w:rPr>
-            <w:lang w:val="fr_FR" w:bidi="fr_FR"/>
-          </w:rPr>
-          <w:rPr>
-            <w:color w:val="0000EE"/>
-            <w:u w:val="single"/>
-          </w:rPr>
-          <w:t>18.19–29</w:t>
-        </w:r>
-      </w:hyperlink>
+      <w:r>
+        <w:rPr>
+          <w:lang w:val="fr_FR" w:bidi="fr_FR"/>
+        </w:rPr>
+        <w:t>18.19–29</w:t>
+      </w:r>
       <w:r>
         <w:rPr>
           <w:lang w:val="fr_FR" w:bidi="fr_FR"/>
@@ -5168,18 +4556,12 @@
         </w:rPr>
         <w:t xml:space="preserve">La liste des villes lévitiques est dérivée du chapitre </w:t>
       </w:r>
-      <w:hyperlink r:id="rId111">
-        <w:r>
-          <w:rPr>
-            <w:lang w:val="fr_FR" w:bidi="fr_FR"/>
-          </w:rPr>
-          <w:rPr>
-            <w:color w:val="0000EE"/>
-            <w:u w:val="single"/>
-          </w:rPr>
-          <w:t>Jos 21</w:t>
-        </w:r>
-      </w:hyperlink>
+      <w:r>
+        <w:rPr>
+          <w:lang w:val="fr_FR" w:bidi="fr_FR"/>
+        </w:rPr>
+        <w:t>Jos 21</w:t>
+      </w:r>
       <w:r>
         <w:rPr>
           <w:lang w:val="fr_FR" w:bidi="fr_FR"/>
@@ -5308,108 +4690,72 @@
         </w:rPr>
         <w:t>Le texte hébreu de ce verset semble avoir été altéré (quelque chose a apparemment été perdu lors de la copie par les scribes) car aucune introduction n’est donnée ni pour Ir ni pour Huschim. Les noms Schuppim et Huppim apparaissent dans la tribu de Benjamin (</w:t>
       </w:r>
-      <w:hyperlink r:id="rId112">
-        <w:r>
-          <w:rPr>
-            <w:lang w:val="fr_FR" w:bidi="fr_FR"/>
-          </w:rPr>
-          <w:rPr>
-            <w:color w:val="0000EE"/>
-            <w:u w:val="single"/>
-          </w:rPr>
-          <w:t>8.8</w:t>
-        </w:r>
-      </w:hyperlink>
+      <w:r>
+        <w:rPr>
+          <w:lang w:val="fr_FR" w:bidi="fr_FR"/>
+        </w:rPr>
+        <w:t>8.8</w:t>
+      </w:r>
       <w:r>
         <w:rPr>
           <w:lang w:val="fr_FR" w:bidi="fr_FR"/>
         </w:rPr>
         <w:t xml:space="preserve">, </w:t>
       </w:r>
-      <w:hyperlink r:id="rId113">
-        <w:r>
-          <w:rPr>
-            <w:lang w:val="fr_FR" w:bidi="fr_FR"/>
-          </w:rPr>
-          <w:rPr>
-            <w:color w:val="0000EE"/>
-            <w:u w:val="single"/>
-          </w:rPr>
-          <w:t>11</w:t>
-        </w:r>
-      </w:hyperlink>
+      <w:r>
+        <w:rPr>
+          <w:lang w:val="fr_FR" w:bidi="fr_FR"/>
+        </w:rPr>
+        <w:t>11</w:t>
+      </w:r>
       <w:r>
         <w:rPr>
           <w:lang w:val="fr_FR" w:bidi="fr_FR"/>
         </w:rPr>
         <w:t xml:space="preserve"> ; </w:t>
       </w:r>
-      <w:hyperlink r:id="rId114">
-        <w:r>
-          <w:rPr>
-            <w:lang w:val="fr_FR" w:bidi="fr_FR"/>
-          </w:rPr>
-          <w:rPr>
-            <w:color w:val="0000EE"/>
-            <w:u w:val="single"/>
-          </w:rPr>
-          <w:t>Gn 46.21</w:t>
-        </w:r>
-      </w:hyperlink>
+      <w:r>
+        <w:rPr>
+          <w:lang w:val="fr_FR" w:bidi="fr_FR"/>
+        </w:rPr>
+        <w:t>Gn 46.21</w:t>
+      </w:r>
       <w:r>
         <w:rPr>
           <w:lang w:val="fr_FR" w:bidi="fr_FR"/>
         </w:rPr>
         <w:t xml:space="preserve"> ; </w:t>
       </w:r>
-      <w:hyperlink r:id="rId115">
-        <w:r>
-          <w:rPr>
-            <w:lang w:val="fr_FR" w:bidi="fr_FR"/>
-          </w:rPr>
-          <w:rPr>
-            <w:color w:val="0000EE"/>
-            <w:u w:val="single"/>
-          </w:rPr>
-          <w:t>Nb 26.39</w:t>
-        </w:r>
-      </w:hyperlink>
+      <w:r>
+        <w:rPr>
+          <w:lang w:val="fr_FR" w:bidi="fr_FR"/>
+        </w:rPr>
+        <w:t>Nb 26.39</w:t>
+      </w:r>
       <w:r>
         <w:rPr>
           <w:lang w:val="fr_FR" w:bidi="fr_FR"/>
         </w:rPr>
         <w:t xml:space="preserve">). Si le texte hébreu a effectivement disparu partiellement, Huschim pourrait être un descendant de Dan (cf. </w:t>
       </w:r>
-      <w:hyperlink r:id="rId116">
-        <w:r>
-          <w:rPr>
-            <w:lang w:val="fr_FR" w:bidi="fr_FR"/>
-          </w:rPr>
-          <w:rPr>
-            <w:color w:val="0000EE"/>
-            <w:u w:val="single"/>
-          </w:rPr>
-          <w:t>Gn 46.23</w:t>
-        </w:r>
-      </w:hyperlink>
+      <w:r>
+        <w:rPr>
+          <w:lang w:val="fr_FR" w:bidi="fr_FR"/>
+        </w:rPr>
+        <w:t>Gn 46.23</w:t>
+      </w:r>
       <w:r>
         <w:rPr>
           <w:lang w:val="fr_FR" w:bidi="fr_FR"/>
         </w:rPr>
         <w:t xml:space="preserve"> ; </w:t>
       </w:r>
-      <w:hyperlink r:id="rId117">
-        <w:r>
-          <w:rPr>
-            <w:lang w:val="fr_FR" w:bidi="fr_FR"/>
-          </w:rPr>
-          <w:rPr>
-            <w:color w:val="0000EE"/>
-            <w:u w:val="single"/>
-          </w:rPr>
-          <w:t>Nb 26.42</w:t>
-        </w:r>
-      </w:hyperlink>
+      <w:r>
+        <w:rPr>
+          <w:lang w:val="fr_FR" w:bidi="fr_FR"/>
+        </w:rPr>
+        <w:t>Nb 26.42</w:t>
+      </w:r>
       <w:r>
         <w:rPr>
           <w:lang w:val="fr_FR" w:bidi="fr_FR"/>
@@ -5464,54 +4810,36 @@
         </w:rPr>
         <w:t xml:space="preserve">Contrairement à d’autres généalogies, cette liste abrupte des fils de Nephthali inclut seulement la première génération (cf. </w:t>
       </w:r>
-      <w:hyperlink r:id="rId118">
-        <w:r>
-          <w:rPr>
-            <w:lang w:val="fr_FR" w:bidi="fr_FR"/>
-          </w:rPr>
-          <w:rPr>
-            <w:color w:val="0000EE"/>
-            <w:u w:val="single"/>
-          </w:rPr>
-          <w:t>Gn 46.24</w:t>
-        </w:r>
-      </w:hyperlink>
+      <w:r>
+        <w:rPr>
+          <w:lang w:val="fr_FR" w:bidi="fr_FR"/>
+        </w:rPr>
+        <w:t>Gn 46.24</w:t>
+      </w:r>
       <w:r>
         <w:rPr>
           <w:lang w:val="fr_FR" w:bidi="fr_FR"/>
         </w:rPr>
         <w:t xml:space="preserve"> ; </w:t>
       </w:r>
-      <w:hyperlink r:id="rId119">
-        <w:r>
-          <w:rPr>
-            <w:lang w:val="fr_FR" w:bidi="fr_FR"/>
-          </w:rPr>
-          <w:rPr>
-            <w:color w:val="0000EE"/>
-            <w:u w:val="single"/>
-          </w:rPr>
-          <w:t>Nb 26.48–50</w:t>
-        </w:r>
-      </w:hyperlink>
+      <w:r>
+        <w:rPr>
+          <w:lang w:val="fr_FR" w:bidi="fr_FR"/>
+        </w:rPr>
+        <w:t>Nb 26.48–50</w:t>
+      </w:r>
       <w:r>
         <w:rPr>
           <w:lang w:val="fr_FR" w:bidi="fr_FR"/>
         </w:rPr>
         <w:t>). Le manuscrit des Chroniques peut avoir été partiellement endommagé au début de la copie par les scribes, ce qui expliquerait également l’omission de Dan et Zabulon. Il est aussi possible que les archives pour Zabulon, Dan et Nephthali aient été perdues lorsque Teglath-Phalasar a attaqué et exilé ces tribus pendant le règne de Pékach (</w:t>
       </w:r>
-      <w:hyperlink r:id="rId81">
-        <w:r>
-          <w:rPr>
-            <w:lang w:val="fr_FR" w:bidi="fr_FR"/>
-          </w:rPr>
-          <w:rPr>
-            <w:color w:val="0000EE"/>
-            <w:u w:val="single"/>
-          </w:rPr>
-          <w:t>2R 15.29</w:t>
-        </w:r>
-      </w:hyperlink>
+      <w:r>
+        <w:rPr>
+          <w:lang w:val="fr_FR" w:bidi="fr_FR"/>
+        </w:rPr>
+        <w:t>2R 15.29</w:t>
+      </w:r>
       <w:r>
         <w:rPr>
           <w:lang w:val="fr_FR" w:bidi="fr_FR"/>
@@ -5566,108 +4894,72 @@
         </w:rPr>
         <w:t>Plusieurs difficultés dans ces versets semblent indiquer que le texte hébreu a été endommagé : (1) Maaca est mentionnée comme la sœur de Makir ainsi que comme sa femme (</w:t>
       </w:r>
-      <w:hyperlink r:id="rId120">
-        <w:r>
-          <w:rPr>
-            <w:lang w:val="fr_FR" w:bidi="fr_FR"/>
-          </w:rPr>
-          <w:rPr>
-            <w:color w:val="0000EE"/>
-            <w:u w:val="single"/>
-          </w:rPr>
-          <w:t>7.15–16</w:t>
-        </w:r>
-      </w:hyperlink>
+      <w:r>
+        <w:rPr>
+          <w:lang w:val="fr_FR" w:bidi="fr_FR"/>
+        </w:rPr>
+        <w:t>7.15–16</w:t>
+      </w:r>
       <w:r>
         <w:rPr>
           <w:lang w:val="fr_FR" w:bidi="fr_FR"/>
         </w:rPr>
         <w:t>) ; (2) Huppim et Schuppim ont été mentionnés plus tôt avec Benjamin (</w:t>
       </w:r>
-      <w:hyperlink r:id="rId121">
-        <w:r>
-          <w:rPr>
-            <w:lang w:val="fr_FR" w:bidi="fr_FR"/>
-          </w:rPr>
-          <w:rPr>
-            <w:color w:val="0000EE"/>
-            <w:u w:val="single"/>
-          </w:rPr>
-          <w:t>7.12</w:t>
-        </w:r>
-      </w:hyperlink>
+      <w:r>
+        <w:rPr>
+          <w:lang w:val="fr_FR" w:bidi="fr_FR"/>
+        </w:rPr>
+        <w:t>7.12</w:t>
+      </w:r>
       <w:r>
         <w:rPr>
           <w:lang w:val="fr_FR" w:bidi="fr_FR"/>
         </w:rPr>
         <w:t>), pas avec Manassé ; (3) ceux considérés comme Galaadites (</w:t>
       </w:r>
-      <w:hyperlink r:id="rId122">
-        <w:r>
-          <w:rPr>
-            <w:lang w:val="fr_FR" w:bidi="fr_FR"/>
-          </w:rPr>
-          <w:rPr>
-            <w:color w:val="0000EE"/>
-            <w:u w:val="single"/>
-          </w:rPr>
-          <w:t>7.16–17</w:t>
-        </w:r>
-      </w:hyperlink>
+      <w:r>
+        <w:rPr>
+          <w:lang w:val="fr_FR" w:bidi="fr_FR"/>
+        </w:rPr>
+        <w:t>7.16–17</w:t>
+      </w:r>
       <w:r>
         <w:rPr>
           <w:lang w:val="fr_FR" w:bidi="fr_FR"/>
         </w:rPr>
         <w:t xml:space="preserve">) sont plutôt liés de manière ambiguë à Galaad, dont les descendants directs ne sont pas mentionnés (cf. </w:t>
       </w:r>
-      <w:hyperlink r:id="rId123">
-        <w:r>
-          <w:rPr>
-            <w:lang w:val="fr_FR" w:bidi="fr_FR"/>
-          </w:rPr>
-          <w:rPr>
-            <w:color w:val="0000EE"/>
-            <w:u w:val="single"/>
-          </w:rPr>
-          <w:t>Nb 26.30–33</w:t>
-        </w:r>
-      </w:hyperlink>
+      <w:r>
+        <w:rPr>
+          <w:lang w:val="fr_FR" w:bidi="fr_FR"/>
+        </w:rPr>
+        <w:t>Nb 26.30–33</w:t>
+      </w:r>
       <w:r>
         <w:rPr>
           <w:lang w:val="fr_FR" w:bidi="fr_FR"/>
         </w:rPr>
         <w:t>) ; (4) les fils de Schemida ne sont pas reliés à la généalogie (</w:t>
       </w:r>
-      <w:hyperlink r:id="rId124">
-        <w:r>
-          <w:rPr>
-            <w:lang w:val="fr_FR" w:bidi="fr_FR"/>
-          </w:rPr>
-          <w:rPr>
-            <w:color w:val="0000EE"/>
-            <w:u w:val="single"/>
-          </w:rPr>
-          <w:t>1Ch 7.19</w:t>
-        </w:r>
-      </w:hyperlink>
+      <w:r>
+        <w:rPr>
+          <w:lang w:val="fr_FR" w:bidi="fr_FR"/>
+        </w:rPr>
+        <w:t>1Ch 7.19</w:t>
+      </w:r>
       <w:r>
         <w:rPr>
           <w:lang w:val="fr_FR" w:bidi="fr_FR"/>
         </w:rPr>
         <w:t>) ; Schemida était l’un des descendants de Galaad (</w:t>
       </w:r>
-      <w:hyperlink r:id="rId125">
-        <w:r>
-          <w:rPr>
-            <w:lang w:val="fr_FR" w:bidi="fr_FR"/>
-          </w:rPr>
-          <w:rPr>
-            <w:color w:val="0000EE"/>
-            <w:u w:val="single"/>
-          </w:rPr>
-          <w:t>Nb 26.32</w:t>
-        </w:r>
-      </w:hyperlink>
+      <w:r>
+        <w:rPr>
+          <w:lang w:val="fr_FR" w:bidi="fr_FR"/>
+        </w:rPr>
+        <w:t>Nb 26.32</w:t>
+      </w:r>
       <w:r>
         <w:rPr>
           <w:lang w:val="fr_FR" w:bidi="fr_FR"/>
@@ -5722,18 +5014,12 @@
         </w:rPr>
         <w:t>La généalogie des descendants d’Éphraïm inclut une histoire illustrant les circonstances de l’installation de la tribu en Canaan (</w:t>
       </w:r>
-      <w:hyperlink r:id="rId126">
-        <w:r>
-          <w:rPr>
-            <w:lang w:val="fr_FR" w:bidi="fr_FR"/>
-          </w:rPr>
-          <w:rPr>
-            <w:color w:val="0000EE"/>
-            <w:u w:val="single"/>
-          </w:rPr>
-          <w:t>7.21–24</w:t>
-        </w:r>
-      </w:hyperlink>
+      <w:r>
+        <w:rPr>
+          <w:lang w:val="fr_FR" w:bidi="fr_FR"/>
+        </w:rPr>
+        <w:t>7.21–24</w:t>
+      </w:r>
       <w:r>
         <w:rPr>
           <w:lang w:val="fr_FR" w:bidi="fr_FR"/>
@@ -5949,36 +5235,24 @@
         </w:rPr>
         <w:t xml:space="preserve"> (</w:t>
       </w:r>
-      <w:hyperlink r:id="rId127">
-        <w:r>
-          <w:rPr>
-            <w:lang w:val="fr_FR" w:bidi="fr_FR"/>
-          </w:rPr>
-          <w:rPr>
-            <w:color w:val="0000EE"/>
-            <w:u w:val="single"/>
-          </w:rPr>
-          <w:t>8.3</w:t>
-        </w:r>
-      </w:hyperlink>
+      <w:r>
+        <w:rPr>
+          <w:lang w:val="fr_FR" w:bidi="fr_FR"/>
+        </w:rPr>
+        <w:t>8.3</w:t>
+      </w:r>
       <w:r>
         <w:rPr>
           <w:lang w:val="fr_FR" w:bidi="fr_FR"/>
         </w:rPr>
         <w:t xml:space="preserve">, </w:t>
       </w:r>
-      <w:hyperlink r:id="rId128">
-        <w:r>
-          <w:rPr>
-            <w:lang w:val="fr_FR" w:bidi="fr_FR"/>
-          </w:rPr>
-          <w:rPr>
-            <w:color w:val="0000EE"/>
-            <w:u w:val="single"/>
-          </w:rPr>
-          <w:t>5</w:t>
-        </w:r>
-      </w:hyperlink>
+      <w:r>
+        <w:rPr>
+          <w:lang w:val="fr_FR" w:bidi="fr_FR"/>
+        </w:rPr>
+        <w:t>5</w:t>
+      </w:r>
       <w:r>
         <w:rPr>
           <w:lang w:val="fr_FR" w:bidi="fr_FR"/>
@@ -6033,36 +5307,24 @@
         </w:rPr>
         <w:t>Cette liste présente la milice des clans d’Échud (</w:t>
       </w:r>
-      <w:hyperlink r:id="rId129">
-        <w:r>
-          <w:rPr>
-            <w:lang w:val="fr_FR" w:bidi="fr_FR"/>
-          </w:rPr>
-          <w:rPr>
-            <w:color w:val="0000EE"/>
-            <w:u w:val="single"/>
-          </w:rPr>
-          <w:t>8.6–7</w:t>
-        </w:r>
-      </w:hyperlink>
+      <w:r>
+        <w:rPr>
+          <w:lang w:val="fr_FR" w:bidi="fr_FR"/>
+        </w:rPr>
+        <w:t>8.6–7</w:t>
+      </w:r>
       <w:r>
         <w:rPr>
           <w:lang w:val="fr_FR" w:bidi="fr_FR"/>
         </w:rPr>
         <w:t>) et de Schacharaïm (</w:t>
       </w:r>
-      <w:hyperlink r:id="rId130">
-        <w:r>
-          <w:rPr>
-            <w:lang w:val="fr_FR" w:bidi="fr_FR"/>
-          </w:rPr>
-          <w:rPr>
-            <w:color w:val="0000EE"/>
-            <w:u w:val="single"/>
-          </w:rPr>
-          <w:t>8.8–28</w:t>
-        </w:r>
-      </w:hyperlink>
+      <w:r>
+        <w:rPr>
+          <w:lang w:val="fr_FR" w:bidi="fr_FR"/>
+        </w:rPr>
+        <w:t>8.8–28</w:t>
+      </w:r>
       <w:r>
         <w:rPr>
           <w:lang w:val="fr_FR" w:bidi="fr_FR"/>
@@ -6225,54 +5487,36 @@
         </w:rPr>
         <w:t>), jusqu’aux familles d’Atsel et d’Éschek (</w:t>
       </w:r>
-      <w:hyperlink r:id="rId131">
-        <w:r>
-          <w:rPr>
-            <w:lang w:val="fr_FR" w:bidi="fr_FR"/>
-          </w:rPr>
-          <w:rPr>
-            <w:color w:val="0000EE"/>
-            <w:u w:val="single"/>
-          </w:rPr>
-          <w:t>1Ch 8.38–40</w:t>
-        </w:r>
-      </w:hyperlink>
+      <w:r>
+        <w:rPr>
+          <w:lang w:val="fr_FR" w:bidi="fr_FR"/>
+        </w:rPr>
+        <w:t>1Ch 8.38–40</w:t>
+      </w:r>
       <w:r>
         <w:rPr>
           <w:lang w:val="fr_FR" w:bidi="fr_FR"/>
         </w:rPr>
         <w:t>). Micah (</w:t>
       </w:r>
-      <w:hyperlink r:id="rId132">
-        <w:r>
-          <w:rPr>
-            <w:lang w:val="fr_FR" w:bidi="fr_FR"/>
-          </w:rPr>
-          <w:rPr>
-            <w:color w:val="0000EE"/>
-            <w:u w:val="single"/>
-          </w:rPr>
-          <w:t>8.35</w:t>
-        </w:r>
-      </w:hyperlink>
+      <w:r>
+        <w:rPr>
+          <w:lang w:val="fr_FR" w:bidi="fr_FR"/>
+        </w:rPr>
+        <w:t>8.35</w:t>
+      </w:r>
       <w:r>
         <w:rPr>
           <w:lang w:val="fr_FR" w:bidi="fr_FR"/>
         </w:rPr>
         <w:t>) a vécu à l’époque de Salomon, et Ulam (</w:t>
       </w:r>
-      <w:hyperlink r:id="rId133">
-        <w:r>
-          <w:rPr>
-            <w:lang w:val="fr_FR" w:bidi="fr_FR"/>
-          </w:rPr>
-          <w:rPr>
-            <w:color w:val="0000EE"/>
-            <w:u w:val="single"/>
-          </w:rPr>
-          <w:t>8.39</w:t>
-        </w:r>
-      </w:hyperlink>
+      <w:r>
+        <w:rPr>
+          <w:lang w:val="fr_FR" w:bidi="fr_FR"/>
+        </w:rPr>
+        <w:t>8.39</w:t>
+      </w:r>
       <w:r>
         <w:rPr>
           <w:lang w:val="fr_FR" w:bidi="fr_FR"/>
@@ -6352,54 +5596,36 @@
         </w:rPr>
         <w:t>). • La tribu de Juda a été exilé pour infidélité, comme les autres tribus avant elle (</w:t>
       </w:r>
-      <w:hyperlink r:id="rId80">
-        <w:r>
-          <w:rPr>
-            <w:lang w:val="fr_FR" w:bidi="fr_FR"/>
-          </w:rPr>
-          <w:rPr>
-            <w:color w:val="0000EE"/>
-            <w:u w:val="single"/>
-          </w:rPr>
-          <w:t xml:space="preserve">1Ch 5.25–26 </w:t>
-        </w:r>
-      </w:hyperlink>
+      <w:r>
+        <w:rPr>
+          <w:lang w:val="fr_FR" w:bidi="fr_FR"/>
+        </w:rPr>
+        <w:t xml:space="preserve">1Ch 5.25–26 </w:t>
+      </w:r>
       <w:r>
         <w:rPr>
           <w:lang w:val="fr_FR" w:bidi="fr_FR"/>
         </w:rPr>
         <w:t xml:space="preserve">; </w:t>
       </w:r>
-      <w:hyperlink r:id="rId134">
-        <w:r>
-          <w:rPr>
-            <w:lang w:val="fr_FR" w:bidi="fr_FR"/>
-          </w:rPr>
-          <w:rPr>
-            <w:color w:val="0000EE"/>
-            <w:u w:val="single"/>
-          </w:rPr>
-          <w:t xml:space="preserve">6.15 </w:t>
-        </w:r>
-      </w:hyperlink>
+      <w:r>
+        <w:rPr>
+          <w:lang w:val="fr_FR" w:bidi="fr_FR"/>
+        </w:rPr>
+        <w:t xml:space="preserve">6.15 </w:t>
+      </w:r>
       <w:r>
         <w:rPr>
           <w:lang w:val="fr_FR" w:bidi="fr_FR"/>
         </w:rPr>
         <w:t xml:space="preserve">; voir </w:t>
       </w:r>
-      <w:hyperlink r:id="rId135">
-        <w:r>
-          <w:rPr>
-            <w:lang w:val="fr_FR" w:bidi="fr_FR"/>
-          </w:rPr>
-          <w:rPr>
-            <w:color w:val="0000EE"/>
-            <w:u w:val="single"/>
-          </w:rPr>
-          <w:t>2Ch 36.20–21</w:t>
-        </w:r>
-      </w:hyperlink>
+      <w:r>
+        <w:rPr>
+          <w:lang w:val="fr_FR" w:bidi="fr_FR"/>
+        </w:rPr>
+        <w:t>2Ch 36.20–21</w:t>
+      </w:r>
       <w:r>
         <w:rPr>
           <w:lang w:val="fr_FR" w:bidi="fr_FR"/>
@@ -6454,18 +5680,12 @@
         </w:rPr>
         <w:t>Le Chroniqueur montre comment les personnes et les institutions revenues de l’Exil étaient liées au passé. Les Lévites et les prêtres occupent une place proéminente dans l’histoire d’Israël, exprimant le point de vue du Chroniqueur selon lequel ils étaient essentiels dans l’organisation de la nation. Ils étaient essentiels au fonctionnement et au succès d’Israël en tant que nation où Dieu était le Roi. Le Chroniqueur s’est appuyé sur les archives des temps anciens, remontant jusqu’à Moïse et David (</w:t>
       </w:r>
-      <w:hyperlink r:id="rId136">
-        <w:r>
-          <w:rPr>
-            <w:lang w:val="fr_FR" w:bidi="fr_FR"/>
-          </w:rPr>
-          <w:rPr>
-            <w:color w:val="0000EE"/>
-            <w:u w:val="single"/>
-          </w:rPr>
-          <w:t>9.19–22</w:t>
-        </w:r>
-      </w:hyperlink>
+      <w:r>
+        <w:rPr>
+          <w:lang w:val="fr_FR" w:bidi="fr_FR"/>
+        </w:rPr>
+        <w:t>9.19–22</w:t>
+      </w:r>
       <w:r>
         <w:rPr>
           <w:lang w:val="fr_FR" w:bidi="fr_FR"/>
@@ -6628,18 +5848,12 @@
         </w:rPr>
         <w:t xml:space="preserve">des ustensiles du service : Voir </w:t>
       </w:r>
-      <w:hyperlink r:id="rId137">
-        <w:r>
-          <w:rPr>
-            <w:lang w:val="fr_FR" w:bidi="fr_FR"/>
-          </w:rPr>
-          <w:rPr>
-            <w:color w:val="0000EE"/>
-            <w:u w:val="single"/>
-          </w:rPr>
-          <w:t>Ex 25.8–30.38</w:t>
-        </w:r>
-      </w:hyperlink>
+      <w:r>
+        <w:rPr>
+          <w:lang w:val="fr_FR" w:bidi="fr_FR"/>
+        </w:rPr>
+        <w:t>Ex 25.8–30.38</w:t>
+      </w:r>
       <w:r>
         <w:rPr>
           <w:lang w:val="fr_FR" w:bidi="fr_FR"/>
@@ -6694,18 +5908,12 @@
         </w:rPr>
         <w:t>Les fils de sacrificateurs mélangeaient les épices pour les utiliser dans le Tabernacle et le Temple, et ce mélange ne pouvait être utilisé à des fins profanes (</w:t>
       </w:r>
-      <w:hyperlink r:id="rId138">
-        <w:r>
-          <w:rPr>
-            <w:lang w:val="fr_FR" w:bidi="fr_FR"/>
-          </w:rPr>
-          <w:rPr>
-            <w:color w:val="0000EE"/>
-            <w:u w:val="single"/>
-          </w:rPr>
-          <w:t>Ex 30.34–38</w:t>
-        </w:r>
-      </w:hyperlink>
+      <w:r>
+        <w:rPr>
+          <w:lang w:val="fr_FR" w:bidi="fr_FR"/>
+        </w:rPr>
+        <w:t>Ex 30.34–38</w:t>
+      </w:r>
       <w:r>
         <w:rPr>
           <w:lang w:val="fr_FR" w:bidi="fr_FR"/>
@@ -6760,18 +5968,12 @@
         </w:rPr>
         <w:t xml:space="preserve">préparer pour chaque sabbat les pains de proposition : Voir </w:t>
       </w:r>
-      <w:hyperlink r:id="rId139">
-        <w:r>
-          <w:rPr>
-            <w:lang w:val="fr_FR" w:bidi="fr_FR"/>
-          </w:rPr>
-          <w:rPr>
-            <w:color w:val="0000EE"/>
-            <w:u w:val="single"/>
-          </w:rPr>
-          <w:t>Ex 25.23–30</w:t>
-        </w:r>
-      </w:hyperlink>
+      <w:r>
+        <w:rPr>
+          <w:lang w:val="fr_FR" w:bidi="fr_FR"/>
+        </w:rPr>
+        <w:t>Ex 25.23–30</w:t>
+      </w:r>
       <w:r>
         <w:rPr>
           <w:lang w:val="fr_FR" w:bidi="fr_FR"/>
@@ -6826,36 +6028,24 @@
         </w:rPr>
         <w:t>La mention de Jérusalem ramène les lecteurs au début (</w:t>
       </w:r>
-      <w:hyperlink r:id="rId140">
-        <w:r>
-          <w:rPr>
-            <w:lang w:val="fr_FR" w:bidi="fr_FR"/>
-          </w:rPr>
-          <w:rPr>
-            <w:color w:val="0000EE"/>
-            <w:u w:val="single"/>
-          </w:rPr>
-          <w:t>9.3</w:t>
-        </w:r>
-      </w:hyperlink>
+      <w:r>
+        <w:rPr>
+          <w:lang w:val="fr_FR" w:bidi="fr_FR"/>
+        </w:rPr>
+        <w:t>9.3</w:t>
+      </w:r>
       <w:r>
         <w:rPr>
           <w:lang w:val="fr_FR" w:bidi="fr_FR"/>
         </w:rPr>
         <w:t>) et définit tout Israël à travers ses représentants vivant dans cette ville. • En détaillant les responsabilités des prêtres et des Lévites, le Chroniqueur se concentrait principalement sur les chefs des familles lévitiques (</w:t>
       </w:r>
-      <w:hyperlink r:id="rId141">
-        <w:r>
-          <w:rPr>
-            <w:lang w:val="fr_FR" w:bidi="fr_FR"/>
-          </w:rPr>
-          <w:rPr>
-            <w:color w:val="0000EE"/>
-            <w:u w:val="single"/>
-          </w:rPr>
-          <w:t>9.10–33</w:t>
-        </w:r>
-      </w:hyperlink>
+      <w:r>
+        <w:rPr>
+          <w:lang w:val="fr_FR" w:bidi="fr_FR"/>
+        </w:rPr>
+        <w:t>9.10–33</w:t>
+      </w:r>
       <w:r>
         <w:rPr>
           <w:lang w:val="fr_FR" w:bidi="fr_FR"/>
@@ -6910,36 +6100,24 @@
         </w:rPr>
         <w:t>La place de la famille de Saül dans le royaume a déjà été établie (</w:t>
       </w:r>
-      <w:hyperlink r:id="rId142">
-        <w:r>
-          <w:rPr>
-            <w:lang w:val="fr_FR" w:bidi="fr_FR"/>
-          </w:rPr>
-          <w:rPr>
-            <w:color w:val="0000EE"/>
-            <w:u w:val="single"/>
-          </w:rPr>
-          <w:t>8.29–40</w:t>
-        </w:r>
-      </w:hyperlink>
+      <w:r>
+        <w:rPr>
+          <w:lang w:val="fr_FR" w:bidi="fr_FR"/>
+        </w:rPr>
+        <w:t>8.29–40</w:t>
+      </w:r>
       <w:r>
         <w:rPr>
           <w:lang w:val="fr_FR" w:bidi="fr_FR"/>
         </w:rPr>
         <w:t xml:space="preserve">) ; la répétition de cette information permet une transition des généalogies aux récits, en commençant par l’histoire de la mort de Saül (ch </w:t>
       </w:r>
-      <w:hyperlink r:id="rId143">
-        <w:r>
-          <w:rPr>
-            <w:lang w:val="fr_FR" w:bidi="fr_FR"/>
-          </w:rPr>
-          <w:rPr>
-            <w:color w:val="0000EE"/>
-            <w:u w:val="single"/>
-          </w:rPr>
-          <w:t>10</w:t>
-        </w:r>
-      </w:hyperlink>
+      <w:r>
+        <w:rPr>
+          <w:lang w:val="fr_FR" w:bidi="fr_FR"/>
+        </w:rPr>
+        <w:t>10</w:t>
+      </w:r>
       <w:r>
         <w:rPr>
           <w:lang w:val="fr_FR" w:bidi="fr_FR"/>
@@ -7042,36 +6220,24 @@
         </w:rPr>
         <w:t xml:space="preserve">Ainsi périrent Saül et ses trois fils, et toute sa maison périt en même temps : le chroniqueur ne mentionne pas le porteur d’armes de Saül ni le reste de ses troupes (voir </w:t>
       </w:r>
-      <w:hyperlink r:id="rId144">
-        <w:r>
-          <w:rPr>
-            <w:lang w:val="fr_FR" w:bidi="fr_FR"/>
-          </w:rPr>
-          <w:rPr>
-            <w:color w:val="0000EE"/>
-            <w:u w:val="single"/>
-          </w:rPr>
-          <w:t>1S 31.6</w:t>
-        </w:r>
-      </w:hyperlink>
+      <w:r>
+        <w:rPr>
+          <w:lang w:val="fr_FR" w:bidi="fr_FR"/>
+        </w:rPr>
+        <w:t>1S 31.6</w:t>
+      </w:r>
       <w:r>
         <w:rPr>
           <w:lang w:val="fr_FR" w:bidi="fr_FR"/>
         </w:rPr>
         <w:t>), mettant en avant l’action de Dieu qui soustrait Saül et le remplace par David (</w:t>
       </w:r>
-      <w:hyperlink r:id="rId145">
-        <w:r>
-          <w:rPr>
-            <w:lang w:val="fr_FR" w:bidi="fr_FR"/>
-          </w:rPr>
-          <w:rPr>
-            <w:color w:val="0000EE"/>
-            <w:u w:val="single"/>
-          </w:rPr>
-          <w:t>1Ch 10.14</w:t>
-        </w:r>
-      </w:hyperlink>
+      <w:r>
+        <w:rPr>
+          <w:lang w:val="fr_FR" w:bidi="fr_FR"/>
+        </w:rPr>
+        <w:t>1Ch 10.14</w:t>
+      </w:r>
       <w:r>
         <w:rPr>
           <w:lang w:val="fr_FR" w:bidi="fr_FR"/>
@@ -7126,72 +6292,48 @@
         </w:rPr>
         <w:t>David devint d’abord roi de Juda à Hébron et y régna pendant 7 ans et demi (</w:t>
       </w:r>
-      <w:hyperlink r:id="rId146">
-        <w:r>
-          <w:rPr>
-            <w:lang w:val="fr_FR" w:bidi="fr_FR"/>
-          </w:rPr>
-          <w:rPr>
-            <w:color w:val="0000EE"/>
-            <w:u w:val="single"/>
-          </w:rPr>
-          <w:t>3.4</w:t>
-        </w:r>
-      </w:hyperlink>
+      <w:r>
+        <w:rPr>
+          <w:lang w:val="fr_FR" w:bidi="fr_FR"/>
+        </w:rPr>
+        <w:t>3.4</w:t>
+      </w:r>
       <w:r>
         <w:rPr>
           <w:lang w:val="fr_FR" w:bidi="fr_FR"/>
         </w:rPr>
         <w:t xml:space="preserve"> ; </w:t>
       </w:r>
-      <w:hyperlink r:id="rId147">
-        <w:r>
-          <w:rPr>
-            <w:lang w:val="fr_FR" w:bidi="fr_FR"/>
-          </w:rPr>
-          <w:rPr>
-            <w:color w:val="0000EE"/>
-            <w:u w:val="single"/>
-          </w:rPr>
-          <w:t>2S 5.5</w:t>
-        </w:r>
-      </w:hyperlink>
+      <w:r>
+        <w:rPr>
+          <w:lang w:val="fr_FR" w:bidi="fr_FR"/>
+        </w:rPr>
+        <w:t>2S 5.5</w:t>
+      </w:r>
       <w:r>
         <w:rPr>
           <w:lang w:val="fr_FR" w:bidi="fr_FR"/>
         </w:rPr>
         <w:t xml:space="preserve">). Le Chroniqueur omet le récit de cette période (voir </w:t>
       </w:r>
-      <w:hyperlink r:id="rId148">
-        <w:r>
-          <w:rPr>
-            <w:lang w:val="fr_FR" w:bidi="fr_FR"/>
-          </w:rPr>
-          <w:rPr>
-            <w:color w:val="0000EE"/>
-            <w:u w:val="single"/>
-          </w:rPr>
-          <w:t>2S 2–4</w:t>
-        </w:r>
-      </w:hyperlink>
+      <w:r>
+        <w:rPr>
+          <w:lang w:val="fr_FR" w:bidi="fr_FR"/>
+        </w:rPr>
+        <w:t>2S 2–4</w:t>
+      </w:r>
       <w:r>
         <w:rPr>
           <w:lang w:val="fr_FR" w:bidi="fr_FR"/>
         </w:rPr>
         <w:t xml:space="preserve">) et se concentre sur le règne de David sur l’ensemble de la nation pendant 33 ans et demi, en commençant par son alliance avec tous les anciens d’Israël à Hébron (voir </w:t>
       </w:r>
-      <w:hyperlink r:id="rId149">
-        <w:r>
-          <w:rPr>
-            <w:lang w:val="fr_FR" w:bidi="fr_FR"/>
-          </w:rPr>
-          <w:rPr>
-            <w:color w:val="0000EE"/>
-            <w:u w:val="single"/>
-          </w:rPr>
-          <w:t>2S 5.1–5</w:t>
-        </w:r>
-      </w:hyperlink>
+      <w:r>
+        <w:rPr>
+          <w:lang w:val="fr_FR" w:bidi="fr_FR"/>
+        </w:rPr>
+        <w:t>2S 5.1–5</w:t>
+      </w:r>
       <w:r>
         <w:rPr>
           <w:lang w:val="fr_FR" w:bidi="fr_FR"/>
@@ -7294,36 +6436,24 @@
         </w:rPr>
         <w:t xml:space="preserve">Tout comme le Seigneur l’avait promis, la royauté de David était le choix de Dieu, non celui de David ou du peuple (cf. </w:t>
       </w:r>
-      <w:hyperlink r:id="rId150">
-        <w:r>
-          <w:rPr>
-            <w:lang w:val="fr_FR" w:bidi="fr_FR"/>
-          </w:rPr>
-          <w:rPr>
-            <w:color w:val="0000EE"/>
-            <w:u w:val="single"/>
-          </w:rPr>
-          <w:t>11.3</w:t>
-        </w:r>
-      </w:hyperlink>
+      <w:r>
+        <w:rPr>
+          <w:lang w:val="fr_FR" w:bidi="fr_FR"/>
+        </w:rPr>
+        <w:t>11.3</w:t>
+      </w:r>
       <w:r>
         <w:rPr>
           <w:lang w:val="fr_FR" w:bidi="fr_FR"/>
         </w:rPr>
         <w:t xml:space="preserve"> ; </w:t>
       </w:r>
-      <w:hyperlink r:id="rId151">
-        <w:r>
-          <w:rPr>
-            <w:lang w:val="fr_FR" w:bidi="fr_FR"/>
-          </w:rPr>
-          <w:rPr>
-            <w:color w:val="0000EE"/>
-            <w:u w:val="single"/>
-          </w:rPr>
-          <w:t>1S 16.11–14</w:t>
-        </w:r>
-      </w:hyperlink>
+      <w:r>
+        <w:rPr>
+          <w:lang w:val="fr_FR" w:bidi="fr_FR"/>
+        </w:rPr>
+        <w:t>1S 16.11–14</w:t>
+      </w:r>
       <w:r>
         <w:rPr>
           <w:lang w:val="fr_FR" w:bidi="fr_FR"/>
@@ -7378,18 +6508,12 @@
         </w:rPr>
         <w:t xml:space="preserve">Ce récit des puissants guerriers de David montre que celui-ci bénéficiait du soutien des meilleurs et des plus courageux hommes d’Israël, ainsi que de celui de tout Israël (cf. </w:t>
       </w:r>
-      <w:hyperlink r:id="rId152">
-        <w:r>
-          <w:rPr>
-            <w:lang w:val="fr_FR" w:bidi="fr_FR"/>
-          </w:rPr>
-          <w:rPr>
-            <w:color w:val="0000EE"/>
-            <w:u w:val="single"/>
-          </w:rPr>
-          <w:t>2S 23.8–39</w:t>
-        </w:r>
-      </w:hyperlink>
+      <w:r>
+        <w:rPr>
+          <w:lang w:val="fr_FR" w:bidi="fr_FR"/>
+        </w:rPr>
+        <w:t>2S 23.8–39</w:t>
+      </w:r>
       <w:r>
         <w:rPr>
           <w:lang w:val="fr_FR" w:bidi="fr_FR"/>
@@ -7444,18 +6568,12 @@
         </w:rPr>
         <w:t xml:space="preserve">Zabad… Jaasiel-Metsobaja : ces guerriers, non mentionnés dans le passage parallèle au verset </w:t>
       </w:r>
-      <w:hyperlink r:id="rId153">
-        <w:r>
-          <w:rPr>
-            <w:lang w:val="fr_FR" w:bidi="fr_FR"/>
-          </w:rPr>
-          <w:rPr>
-            <w:color w:val="0000EE"/>
-            <w:u w:val="single"/>
-          </w:rPr>
-          <w:t>2S 23</w:t>
-        </w:r>
-      </w:hyperlink>
+      <w:r>
+        <w:rPr>
+          <w:lang w:val="fr_FR" w:bidi="fr_FR"/>
+        </w:rPr>
+        <w:t>2S 23</w:t>
+      </w:r>
       <w:r>
         <w:rPr>
           <w:lang w:val="fr_FR" w:bidi="fr_FR"/>
@@ -7510,36 +6628,24 @@
         </w:rPr>
         <w:t>Le soutien pour faire de David un roi n’a pas commencé avec la disparition de Saül. Lorsque Saül était roi et que David était un fugitif, des guerriers sont allés vers David et ont finalement formé un vaste camp de diverses tribus, représentant tout Israël. Même des parents de Saül ont déserté pour rejoindre David et l’ont soutenu en tant que roi (</w:t>
       </w:r>
-      <w:hyperlink r:id="rId154">
-        <w:r>
-          <w:rPr>
-            <w:lang w:val="fr_FR" w:bidi="fr_FR"/>
-          </w:rPr>
-          <w:rPr>
-            <w:color w:val="0000EE"/>
-            <w:u w:val="single"/>
-          </w:rPr>
-          <w:t>12.2</w:t>
-        </w:r>
-      </w:hyperlink>
+      <w:r>
+        <w:rPr>
+          <w:lang w:val="fr_FR" w:bidi="fr_FR"/>
+        </w:rPr>
+        <w:t>12.2</w:t>
+      </w:r>
       <w:r>
         <w:rPr>
           <w:lang w:val="fr_FR" w:bidi="fr_FR"/>
         </w:rPr>
         <w:t>). Bien sûr, David était prudent avec ces déserteurs (</w:t>
       </w:r>
-      <w:hyperlink r:id="rId155">
-        <w:r>
-          <w:rPr>
-            <w:lang w:val="fr_FR" w:bidi="fr_FR"/>
-          </w:rPr>
-          <w:rPr>
-            <w:color w:val="0000EE"/>
-            <w:u w:val="single"/>
-          </w:rPr>
-          <w:t>12.17</w:t>
-        </w:r>
-      </w:hyperlink>
+      <w:r>
+        <w:rPr>
+          <w:lang w:val="fr_FR" w:bidi="fr_FR"/>
+        </w:rPr>
+        <w:t>12.17</w:t>
+      </w:r>
       <w:r>
         <w:rPr>
           <w:lang w:val="fr_FR" w:bidi="fr_FR"/>
@@ -7594,54 +6700,36 @@
         </w:rPr>
         <w:t>La succession d’un roi était souvent une question contentieuse, en particulier lorsque le nouveau roi représentait une lignée familiale différente. Le rassemblement des douze tribus à Hébron, y compris certains des parents de Saül (</w:t>
       </w:r>
-      <w:hyperlink r:id="rId156">
-        <w:r>
-          <w:rPr>
-            <w:lang w:val="fr_FR" w:bidi="fr_FR"/>
-          </w:rPr>
-          <w:rPr>
-            <w:color w:val="0000EE"/>
-            <w:u w:val="single"/>
-          </w:rPr>
-          <w:t>12.29</w:t>
-        </w:r>
-      </w:hyperlink>
+      <w:r>
+        <w:rPr>
+          <w:lang w:val="fr_FR" w:bidi="fr_FR"/>
+        </w:rPr>
+        <w:t>12.29</w:t>
+      </w:r>
       <w:r>
         <w:rPr>
           <w:lang w:val="fr_FR" w:bidi="fr_FR"/>
         </w:rPr>
         <w:t>), pour confirmer le règne de David montrait que l’animosité de la guerre entre différentes tribus après la mort de Saül avait été surmontée (</w:t>
       </w:r>
-      <w:hyperlink r:id="rId157">
-        <w:r>
-          <w:rPr>
-            <w:lang w:val="fr_FR" w:bidi="fr_FR"/>
-          </w:rPr>
-          <w:rPr>
-            <w:color w:val="0000EE"/>
-            <w:u w:val="single"/>
-          </w:rPr>
-          <w:t>12.23–37</w:t>
-        </w:r>
-      </w:hyperlink>
+      <w:r>
+        <w:rPr>
+          <w:lang w:val="fr_FR" w:bidi="fr_FR"/>
+        </w:rPr>
+        <w:t>12.23–37</w:t>
+      </w:r>
       <w:r>
         <w:rPr>
           <w:lang w:val="fr_FR" w:bidi="fr_FR"/>
         </w:rPr>
         <w:t>). Le Chroniqueur souligne l’unité parmi les tribus avec la déclaration qu’elles avaient toutes, sans réserve, le seul but de faire de David le roi sur tout Israël (</w:t>
       </w:r>
-      <w:hyperlink r:id="rId158">
-        <w:r>
-          <w:rPr>
-            <w:lang w:val="fr_FR" w:bidi="fr_FR"/>
-          </w:rPr>
-          <w:rPr>
-            <w:color w:val="0000EE"/>
-            <w:u w:val="single"/>
-          </w:rPr>
-          <w:t>12.38</w:t>
-        </w:r>
-      </w:hyperlink>
+      <w:r>
+        <w:rPr>
+          <w:lang w:val="fr_FR" w:bidi="fr_FR"/>
+        </w:rPr>
+        <w:t>12.38</w:t>
+      </w:r>
       <w:r>
         <w:rPr>
           <w:lang w:val="fr_FR" w:bidi="fr_FR"/>
@@ -7696,36 +6784,24 @@
         </w:rPr>
         <w:t>Ces chapitres relatent la transformation de Jérusalem en centre politique et religieux d’Israël, en commençant par la tentative désastreuse de David de transférer l’Arche de Dieu de Kirjath-Jearim à Jérusalem (</w:t>
       </w:r>
-      <w:hyperlink r:id="rId159">
-        <w:r>
-          <w:rPr>
-            <w:lang w:val="fr_FR" w:bidi="fr_FR"/>
-          </w:rPr>
-          <w:rPr>
-            <w:color w:val="0000EE"/>
-            <w:u w:val="single"/>
-          </w:rPr>
-          <w:t>13.1–14</w:t>
-        </w:r>
-      </w:hyperlink>
+      <w:r>
+        <w:rPr>
+          <w:lang w:val="fr_FR" w:bidi="fr_FR"/>
+        </w:rPr>
+        <w:t>13.1–14</w:t>
+      </w:r>
       <w:r>
         <w:rPr>
           <w:lang w:val="fr_FR" w:bidi="fr_FR"/>
         </w:rPr>
         <w:t xml:space="preserve"> ; cf. </w:t>
       </w:r>
-      <w:hyperlink r:id="rId160">
-        <w:r>
-          <w:rPr>
-            <w:lang w:val="fr_FR" w:bidi="fr_FR"/>
-          </w:rPr>
-          <w:rPr>
-            <w:color w:val="0000EE"/>
-            <w:u w:val="single"/>
-          </w:rPr>
-          <w:t>2S 6.2–11</w:t>
-        </w:r>
-      </w:hyperlink>
+      <w:r>
+        <w:rPr>
+          <w:lang w:val="fr_FR" w:bidi="fr_FR"/>
+        </w:rPr>
+        <w:t>2S 6.2–11</w:t>
+      </w:r>
       <w:r>
         <w:rPr>
           <w:lang w:val="fr_FR" w:bidi="fr_FR"/>
@@ -7793,18 +6869,12 @@
         </w:rPr>
         <w:t xml:space="preserve"> la célébration d’Israël s’est brusquement transformée en chagrin. Toucher l’Arche entraînait la mort car sa sainteté était violée (voir </w:t>
       </w:r>
-      <w:hyperlink r:id="rId161">
-        <w:r>
-          <w:rPr>
-            <w:lang w:val="fr_FR" w:bidi="fr_FR"/>
-          </w:rPr>
-          <w:rPr>
-            <w:color w:val="0000EE"/>
-            <w:u w:val="single"/>
-          </w:rPr>
-          <w:t>15.13</w:t>
-        </w:r>
-      </w:hyperlink>
+      <w:r>
+        <w:rPr>
+          <w:lang w:val="fr_FR" w:bidi="fr_FR"/>
+        </w:rPr>
+        <w:t>15.13</w:t>
+      </w:r>
       <w:r>
         <w:rPr>
           <w:lang w:val="fr_FR" w:bidi="fr_FR"/>
@@ -7955,36 +7025,24 @@
         </w:rPr>
         <w:t>Même si l’Arche n’était pas présente à Jérusalem (</w:t>
       </w:r>
-      <w:hyperlink r:id="rId159">
-        <w:r>
-          <w:rPr>
-            <w:lang w:val="fr_FR" w:bidi="fr_FR"/>
-          </w:rPr>
-          <w:rPr>
-            <w:color w:val="0000EE"/>
-            <w:u w:val="single"/>
-          </w:rPr>
-          <w:t>13.1–14</w:t>
-        </w:r>
-      </w:hyperlink>
+      <w:r>
+        <w:rPr>
+          <w:lang w:val="fr_FR" w:bidi="fr_FR"/>
+        </w:rPr>
+        <w:t>13.1–14</w:t>
+      </w:r>
       <w:r>
         <w:rPr>
           <w:lang w:val="fr_FR" w:bidi="fr_FR"/>
         </w:rPr>
         <w:t>), Dieu bénissait le palais de David, ses enfants et sa conquête des Philistins. La bénédiction de Dieu ne dépendait pas de la présence de l’Arche. Ces bénédictions encouragèrent finalement David à réaliser son plan initial de ramener l’Arche à Jérusalem (</w:t>
       </w:r>
-      <w:hyperlink r:id="rId162">
-        <w:r>
-          <w:rPr>
-            <w:lang w:val="fr_FR" w:bidi="fr_FR"/>
-          </w:rPr>
-          <w:rPr>
-            <w:color w:val="0000EE"/>
-            <w:u w:val="single"/>
-          </w:rPr>
-          <w:t>15.1–29</w:t>
-        </w:r>
-      </w:hyperlink>
+      <w:r>
+        <w:rPr>
+          <w:lang w:val="fr_FR" w:bidi="fr_FR"/>
+        </w:rPr>
+        <w:t>15.1–29</w:t>
+      </w:r>
       <w:r>
         <w:rPr>
           <w:lang w:val="fr_FR" w:bidi="fr_FR"/>
@@ -8039,54 +7097,36 @@
         </w:rPr>
         <w:t xml:space="preserve">La nouvelle du règne de David sur tout Israël a déclenché l’attaque des Philistins ; ils ne pouvaient plus le considérer comme subordonné à leur patronage, comme ils l’avaient fait lorsqu’il ne gouvernait que Juda. Ils ont attaqué par la vallée au sud-ouest de Jérusalem (voir </w:t>
       </w:r>
-      <w:hyperlink r:id="rId163">
-        <w:r>
-          <w:rPr>
-            <w:lang w:val="fr_FR" w:bidi="fr_FR"/>
-          </w:rPr>
-          <w:rPr>
-            <w:color w:val="0000EE"/>
-            <w:u w:val="single"/>
-          </w:rPr>
-          <w:t>Jos 15.8</w:t>
-        </w:r>
-      </w:hyperlink>
+      <w:r>
+        <w:rPr>
+          <w:lang w:val="fr_FR" w:bidi="fr_FR"/>
+        </w:rPr>
+        <w:t>Jos 15.8</w:t>
+      </w:r>
       <w:r>
         <w:rPr>
           <w:lang w:val="fr_FR" w:bidi="fr_FR"/>
         </w:rPr>
         <w:t>). David a consulté le Seigneur avant la bataille, un contraste direct avec Saül qui avait consulté un médium pour chercher de l’aide contre les Philistins (</w:t>
       </w:r>
-      <w:hyperlink r:id="rId164">
-        <w:r>
-          <w:rPr>
-            <w:lang w:val="fr_FR" w:bidi="fr_FR"/>
-          </w:rPr>
-          <w:rPr>
-            <w:color w:val="0000EE"/>
-            <w:u w:val="single"/>
-          </w:rPr>
-          <w:t>1Ch 10.13</w:t>
-        </w:r>
-      </w:hyperlink>
+      <w:r>
+        <w:rPr>
+          <w:lang w:val="fr_FR" w:bidi="fr_FR"/>
+        </w:rPr>
+        <w:t>1Ch 10.13</w:t>
+      </w:r>
       <w:r>
         <w:rPr>
           <w:lang w:val="fr_FR" w:bidi="fr_FR"/>
         </w:rPr>
         <w:t xml:space="preserve"> ; voir </w:t>
       </w:r>
-      <w:hyperlink r:id="rId165">
-        <w:r>
-          <w:rPr>
-            <w:lang w:val="fr_FR" w:bidi="fr_FR"/>
-          </w:rPr>
-          <w:rPr>
-            <w:color w:val="0000EE"/>
-            <w:u w:val="single"/>
-          </w:rPr>
-          <w:t>1S 28</w:t>
-        </w:r>
-      </w:hyperlink>
+      <w:r>
+        <w:rPr>
+          <w:lang w:val="fr_FR" w:bidi="fr_FR"/>
+        </w:rPr>
+        <w:t>1S 28</w:t>
+      </w:r>
       <w:r>
         <w:rPr>
           <w:lang w:val="fr_FR" w:bidi="fr_FR"/>
@@ -8141,18 +7181,12 @@
         </w:rPr>
         <w:t>Les ordres de David de brûler les idoles philistines étaient conformes aux instructions de Dieu (</w:t>
       </w:r>
-      <w:hyperlink r:id="rId166">
-        <w:r>
-          <w:rPr>
-            <w:lang w:val="fr_FR" w:bidi="fr_FR"/>
-          </w:rPr>
-          <w:rPr>
-            <w:color w:val="0000EE"/>
-            <w:u w:val="single"/>
-          </w:rPr>
-          <w:t>Dt 7.5</w:t>
-        </w:r>
-      </w:hyperlink>
+      <w:r>
+        <w:rPr>
+          <w:lang w:val="fr_FR" w:bidi="fr_FR"/>
+        </w:rPr>
+        <w:t>Dt 7.5</w:t>
+      </w:r>
       <w:r>
         <w:rPr>
           <w:lang w:val="fr_FR" w:bidi="fr_FR"/>
@@ -8207,108 +7241,72 @@
         </w:rPr>
         <w:t>La première tentative pour amener l'Arche à Jérusalem (</w:t>
       </w:r>
-      <w:hyperlink r:id="rId159">
-        <w:r>
-          <w:rPr>
-            <w:lang w:val="fr_FR" w:bidi="fr_FR"/>
-          </w:rPr>
-          <w:rPr>
-            <w:color w:val="0000EE"/>
-            <w:u w:val="single"/>
-          </w:rPr>
-          <w:t>13.1–14</w:t>
-        </w:r>
-      </w:hyperlink>
+      <w:r>
+        <w:rPr>
+          <w:lang w:val="fr_FR" w:bidi="fr_FR"/>
+        </w:rPr>
+        <w:t>13.1–14</w:t>
+      </w:r>
       <w:r>
         <w:rPr>
           <w:lang w:val="fr_FR" w:bidi="fr_FR"/>
         </w:rPr>
         <w:t xml:space="preserve">) a échoué en raison d'une procédure incorrecte (voir </w:t>
       </w:r>
-      <w:hyperlink r:id="rId161">
-        <w:r>
-          <w:rPr>
-            <w:lang w:val="fr_FR" w:bidi="fr_FR"/>
-          </w:rPr>
-          <w:rPr>
-            <w:color w:val="0000EE"/>
-            <w:u w:val="single"/>
-          </w:rPr>
-          <w:t>15.13</w:t>
-        </w:r>
-      </w:hyperlink>
+      <w:r>
+        <w:rPr>
+          <w:lang w:val="fr_FR" w:bidi="fr_FR"/>
+        </w:rPr>
+        <w:t>15.13</w:t>
+      </w:r>
       <w:r>
         <w:rPr>
           <w:lang w:val="fr_FR" w:bidi="fr_FR"/>
         </w:rPr>
         <w:t>). Cette fois, David a préparé un lieu pour l'Arche à Jérusalem et a organisé les Lévites pour porter l'Arche, car c'était leur responsabilité (</w:t>
       </w:r>
-      <w:hyperlink r:id="rId167">
-        <w:r>
-          <w:rPr>
-            <w:lang w:val="fr_FR" w:bidi="fr_FR"/>
-          </w:rPr>
-          <w:rPr>
-            <w:color w:val="0000EE"/>
-            <w:u w:val="single"/>
-          </w:rPr>
-          <w:t xml:space="preserve">Dt 10.8 </w:t>
-        </w:r>
-      </w:hyperlink>
+      <w:r>
+        <w:rPr>
+          <w:lang w:val="fr_FR" w:bidi="fr_FR"/>
+        </w:rPr>
+        <w:t xml:space="preserve">Dt 10.8 </w:t>
+      </w:r>
       <w:r>
         <w:rPr>
           <w:lang w:val="fr_FR" w:bidi="fr_FR"/>
         </w:rPr>
         <w:t xml:space="preserve">; </w:t>
       </w:r>
-      <w:hyperlink r:id="rId168">
-        <w:r>
-          <w:rPr>
-            <w:lang w:val="fr_FR" w:bidi="fr_FR"/>
-          </w:rPr>
-          <w:rPr>
-            <w:color w:val="0000EE"/>
-            <w:u w:val="single"/>
-          </w:rPr>
-          <w:t>18.5</w:t>
-        </w:r>
-      </w:hyperlink>
+      <w:r>
+        <w:rPr>
+          <w:lang w:val="fr_FR" w:bidi="fr_FR"/>
+        </w:rPr>
+        <w:t>18.5</w:t>
+      </w:r>
       <w:r>
         <w:rPr>
           <w:lang w:val="fr_FR" w:bidi="fr_FR"/>
         </w:rPr>
         <w:t xml:space="preserve">). La tente spéciale que David a préparée pour l'Arche n'était pas le Tabernacle, qui était situé à Gabaon à l'époque (voir </w:t>
       </w:r>
-      <w:hyperlink r:id="rId169">
-        <w:r>
-          <w:rPr>
-            <w:lang w:val="fr_FR" w:bidi="fr_FR"/>
-          </w:rPr>
-          <w:rPr>
-            <w:color w:val="0000EE"/>
-            <w:u w:val="single"/>
-          </w:rPr>
-          <w:t xml:space="preserve">1Ch 16.39 </w:t>
-        </w:r>
-      </w:hyperlink>
+      <w:r>
+        <w:rPr>
+          <w:lang w:val="fr_FR" w:bidi="fr_FR"/>
+        </w:rPr>
+        <w:t xml:space="preserve">1Ch 16.39 </w:t>
+      </w:r>
       <w:r>
         <w:rPr>
           <w:lang w:val="fr_FR" w:bidi="fr_FR"/>
         </w:rPr>
         <w:t xml:space="preserve">; </w:t>
       </w:r>
-      <w:hyperlink r:id="rId170">
-        <w:r>
-          <w:rPr>
-            <w:lang w:val="fr_FR" w:bidi="fr_FR"/>
-          </w:rPr>
-          <w:rPr>
-            <w:color w:val="0000EE"/>
-            <w:u w:val="single"/>
-          </w:rPr>
-          <w:t>21.29</w:t>
-        </w:r>
-      </w:hyperlink>
+      <w:r>
+        <w:rPr>
+          <w:lang w:val="fr_FR" w:bidi="fr_FR"/>
+        </w:rPr>
+        <w:t>21.29</w:t>
+      </w:r>
       <w:r>
         <w:rPr>
           <w:lang w:val="fr_FR" w:bidi="fr_FR"/>
@@ -8411,18 +7409,12 @@
         </w:rPr>
         <w:t xml:space="preserve">Voir </w:t>
       </w:r>
-      <w:hyperlink r:id="rId171">
-        <w:r>
-          <w:rPr>
-            <w:lang w:val="fr_FR" w:bidi="fr_FR"/>
-          </w:rPr>
-          <w:rPr>
-            <w:color w:val="0000EE"/>
-            <w:u w:val="single"/>
-          </w:rPr>
-          <w:t>13.1–10</w:t>
-        </w:r>
-      </w:hyperlink>
+      <w:r>
+        <w:rPr>
+          <w:lang w:val="fr_FR" w:bidi="fr_FR"/>
+        </w:rPr>
+        <w:t>13.1–10</w:t>
+      </w:r>
       <w:r>
         <w:rPr>
           <w:lang w:val="fr_FR" w:bidi="fr_FR"/>
@@ -8477,36 +7469,24 @@
         </w:rPr>
         <w:t xml:space="preserve">Voici la première des trois listes de musiciens lévitiques (voir </w:t>
       </w:r>
-      <w:hyperlink r:id="rId172">
-        <w:r>
-          <w:rPr>
-            <w:lang w:val="fr_FR" w:bidi="fr_FR"/>
-          </w:rPr>
-          <w:rPr>
-            <w:color w:val="0000EE"/>
-            <w:u w:val="single"/>
-          </w:rPr>
-          <w:t>15.19–22</w:t>
-        </w:r>
-      </w:hyperlink>
+      <w:r>
+        <w:rPr>
+          <w:lang w:val="fr_FR" w:bidi="fr_FR"/>
+        </w:rPr>
+        <w:t>15.19–22</w:t>
+      </w:r>
       <w:r>
         <w:rPr>
           <w:lang w:val="fr_FR" w:bidi="fr_FR"/>
         </w:rPr>
         <w:t xml:space="preserve"> ; </w:t>
       </w:r>
-      <w:hyperlink r:id="rId173">
-        <w:r>
-          <w:rPr>
-            <w:lang w:val="fr_FR" w:bidi="fr_FR"/>
-          </w:rPr>
-          <w:rPr>
-            <w:color w:val="0000EE"/>
-            <w:u w:val="single"/>
-          </w:rPr>
-          <w:t>16.4–6</w:t>
-        </w:r>
-      </w:hyperlink>
+      <w:r>
+        <w:rPr>
+          <w:lang w:val="fr_FR" w:bidi="fr_FR"/>
+        </w:rPr>
+        <w:t>16.4–6</w:t>
+      </w:r>
       <w:r>
         <w:rPr>
           <w:lang w:val="fr_FR" w:bidi="fr_FR"/>
@@ -8552,18 +7532,12 @@
         </w:rPr>
         <w:t xml:space="preserve"> voir </w:t>
       </w:r>
-      <w:hyperlink r:id="rId174">
-        <w:r>
-          <w:rPr>
-            <w:lang w:val="fr_FR" w:bidi="fr_FR"/>
-          </w:rPr>
-          <w:rPr>
-            <w:color w:val="0000EE"/>
-            <w:u w:val="single"/>
-          </w:rPr>
-          <w:t>6.33–47</w:t>
-        </w:r>
-      </w:hyperlink>
+      <w:r>
+        <w:rPr>
+          <w:lang w:val="fr_FR" w:bidi="fr_FR"/>
+        </w:rPr>
+        <w:t>6.33–47</w:t>
+      </w:r>
       <w:r>
         <w:rPr>
           <w:lang w:val="fr_FR" w:bidi="fr_FR"/>
@@ -8801,108 +7775,72 @@
         </w:rPr>
         <w:t xml:space="preserve">Le mépris de Mical (cf. </w:t>
       </w:r>
-      <w:hyperlink r:id="rId175">
-        <w:r>
-          <w:rPr>
-            <w:lang w:val="fr_FR" w:bidi="fr_FR"/>
-          </w:rPr>
-          <w:rPr>
-            <w:color w:val="0000EE"/>
-            <w:u w:val="single"/>
-          </w:rPr>
-          <w:t>2S 6.16–23</w:t>
-        </w:r>
-      </w:hyperlink>
+      <w:r>
+        <w:rPr>
+          <w:lang w:val="fr_FR" w:bidi="fr_FR"/>
+        </w:rPr>
+        <w:t>2S 6.16–23</w:t>
+      </w:r>
       <w:r>
         <w:rPr>
           <w:lang w:val="fr_FR" w:bidi="fr_FR"/>
         </w:rPr>
         <w:t>) envers David contraste fortement avec la bénédiction de Dieu sur la célébration (</w:t>
       </w:r>
-      <w:hyperlink r:id="rId176">
-        <w:r>
-          <w:rPr>
-            <w:lang w:val="fr_FR" w:bidi="fr_FR"/>
-          </w:rPr>
-          <w:rPr>
-            <w:color w:val="0000EE"/>
-            <w:u w:val="single"/>
-          </w:rPr>
-          <w:t>1Ch 15.26</w:t>
-        </w:r>
-      </w:hyperlink>
+      <w:r>
+        <w:rPr>
+          <w:lang w:val="fr_FR" w:bidi="fr_FR"/>
+        </w:rPr>
+        <w:t>1Ch 15.26</w:t>
+      </w:r>
       <w:r>
         <w:rPr>
           <w:lang w:val="fr_FR" w:bidi="fr_FR"/>
         </w:rPr>
         <w:t xml:space="preserve">) ; sa description en tant que fille de Saül implique que son attitude reflétait le mépris de son père pour le Seigneur (voir </w:t>
       </w:r>
-      <w:hyperlink r:id="rId177">
-        <w:r>
-          <w:rPr>
-            <w:lang w:val="fr_FR" w:bidi="fr_FR"/>
-          </w:rPr>
-          <w:rPr>
-            <w:color w:val="0000EE"/>
-            <w:u w:val="single"/>
-          </w:rPr>
-          <w:t>1S 10.10–12</w:t>
-        </w:r>
-      </w:hyperlink>
+      <w:r>
+        <w:rPr>
+          <w:lang w:val="fr_FR" w:bidi="fr_FR"/>
+        </w:rPr>
+        <w:t>1S 10.10–12</w:t>
+      </w:r>
       <w:r>
         <w:rPr>
           <w:lang w:val="fr_FR" w:bidi="fr_FR"/>
         </w:rPr>
         <w:t xml:space="preserve"> ; </w:t>
       </w:r>
-      <w:hyperlink r:id="rId178">
-        <w:r>
-          <w:rPr>
-            <w:lang w:val="fr_FR" w:bidi="fr_FR"/>
-          </w:rPr>
-          <w:rPr>
-            <w:color w:val="0000EE"/>
-            <w:u w:val="single"/>
-          </w:rPr>
-          <w:t>13.7–14</w:t>
-        </w:r>
-      </w:hyperlink>
+      <w:r>
+        <w:rPr>
+          <w:lang w:val="fr_FR" w:bidi="fr_FR"/>
+        </w:rPr>
+        <w:t>13.7–14</w:t>
+      </w:r>
       <w:r>
         <w:rPr>
           <w:lang w:val="fr_FR" w:bidi="fr_FR"/>
         </w:rPr>
         <w:t xml:space="preserve"> ; </w:t>
       </w:r>
-      <w:hyperlink r:id="rId179">
-        <w:r>
-          <w:rPr>
-            <w:lang w:val="fr_FR" w:bidi="fr_FR"/>
-          </w:rPr>
-          <w:rPr>
-            <w:color w:val="0000EE"/>
-            <w:u w:val="single"/>
-          </w:rPr>
-          <w:t>15.10–23</w:t>
-        </w:r>
-      </w:hyperlink>
+      <w:r>
+        <w:rPr>
+          <w:lang w:val="fr_FR" w:bidi="fr_FR"/>
+        </w:rPr>
+        <w:t>15.10–23</w:t>
+      </w:r>
       <w:r>
         <w:rPr>
           <w:lang w:val="fr_FR" w:bidi="fr_FR"/>
         </w:rPr>
         <w:t xml:space="preserve"> ; </w:t>
       </w:r>
-      <w:hyperlink r:id="rId165">
-        <w:r>
-          <w:rPr>
-            <w:lang w:val="fr_FR" w:bidi="fr_FR"/>
-          </w:rPr>
-          <w:rPr>
-            <w:color w:val="0000EE"/>
-            <w:u w:val="single"/>
-          </w:rPr>
-          <w:t>28.1–25</w:t>
-        </w:r>
-      </w:hyperlink>
+      <w:r>
+        <w:rPr>
+          <w:lang w:val="fr_FR" w:bidi="fr_FR"/>
+        </w:rPr>
+        <w:t>28.1–25</w:t>
+      </w:r>
       <w:r>
         <w:rPr>
           <w:lang w:val="fr_FR" w:bidi="fr_FR"/>
@@ -8957,72 +7895,48 @@
         </w:rPr>
         <w:t>Le transfert de l’Arche (</w:t>
       </w:r>
-      <w:hyperlink r:id="rId180">
-        <w:r>
-          <w:rPr>
-            <w:lang w:val="fr_FR" w:bidi="fr_FR"/>
-          </w:rPr>
-          <w:rPr>
-            <w:color w:val="0000EE"/>
-            <w:u w:val="single"/>
-          </w:rPr>
-          <w:t>16.1–3</w:t>
-        </w:r>
-      </w:hyperlink>
+      <w:r>
+        <w:rPr>
+          <w:lang w:val="fr_FR" w:bidi="fr_FR"/>
+        </w:rPr>
+        <w:t>16.1–3</w:t>
+      </w:r>
       <w:r>
         <w:rPr>
           <w:lang w:val="fr_FR" w:bidi="fr_FR"/>
         </w:rPr>
         <w:t>) et la conclusion de l’événement (</w:t>
       </w:r>
-      <w:hyperlink r:id="rId181">
-        <w:r>
-          <w:rPr>
-            <w:lang w:val="fr_FR" w:bidi="fr_FR"/>
-          </w:rPr>
-          <w:rPr>
-            <w:color w:val="0000EE"/>
-            <w:u w:val="single"/>
-          </w:rPr>
-          <w:t>16.43</w:t>
-        </w:r>
-      </w:hyperlink>
+      <w:r>
+        <w:rPr>
+          <w:lang w:val="fr_FR" w:bidi="fr_FR"/>
+        </w:rPr>
+        <w:t>16.43</w:t>
+      </w:r>
       <w:r>
         <w:rPr>
           <w:lang w:val="fr_FR" w:bidi="fr_FR"/>
         </w:rPr>
         <w:t xml:space="preserve">) sont rapportés exactement comme dans le deuxième livre de Samuel (voir </w:t>
       </w:r>
-      <w:hyperlink r:id="rId182">
-        <w:r>
-          <w:rPr>
-            <w:lang w:val="fr_FR" w:bidi="fr_FR"/>
-          </w:rPr>
-          <w:rPr>
-            <w:color w:val="0000EE"/>
-            <w:u w:val="single"/>
-          </w:rPr>
-          <w:t>2S 6.17–20</w:t>
-        </w:r>
-      </w:hyperlink>
+      <w:r>
+        <w:rPr>
+          <w:lang w:val="fr_FR" w:bidi="fr_FR"/>
+        </w:rPr>
+        <w:t>2S 6.17–20</w:t>
+      </w:r>
       <w:r>
         <w:rPr>
           <w:lang w:val="fr_FR" w:bidi="fr_FR"/>
         </w:rPr>
         <w:t>). Cependant, ici le Chroniqueur développe les célébrations qui ont accompagné l’événement et les dispositions permanentes pour le culte (</w:t>
       </w:r>
-      <w:hyperlink r:id="rId183">
-        <w:r>
-          <w:rPr>
-            <w:lang w:val="fr_FR" w:bidi="fr_FR"/>
-          </w:rPr>
-          <w:rPr>
-            <w:color w:val="0000EE"/>
-            <w:u w:val="single"/>
-          </w:rPr>
-          <w:t>1Ch 16.4–42</w:t>
-        </w:r>
-      </w:hyperlink>
+      <w:r>
+        <w:rPr>
+          <w:lang w:val="fr_FR" w:bidi="fr_FR"/>
+        </w:rPr>
+        <w:t>1Ch 16.4–42</w:t>
+      </w:r>
       <w:r>
         <w:rPr>
           <w:lang w:val="fr_FR" w:bidi="fr_FR"/>
@@ -9077,306 +7991,204 @@
         </w:rPr>
         <w:t xml:space="preserve">Le chant d’action de grâce de David est un composé de trois psaumes : les versets </w:t>
       </w:r>
-      <w:hyperlink r:id="rId184">
-        <w:r>
-          <w:rPr>
-            <w:lang w:val="fr_FR" w:bidi="fr_FR"/>
-          </w:rPr>
-          <w:rPr>
-            <w:color w:val="0000EE"/>
-            <w:u w:val="single"/>
-          </w:rPr>
-          <w:t>16.8–22</w:t>
-        </w:r>
-      </w:hyperlink>
+      <w:r>
+        <w:rPr>
+          <w:lang w:val="fr_FR" w:bidi="fr_FR"/>
+        </w:rPr>
+        <w:t>16.8–22</w:t>
+      </w:r>
       <w:r>
         <w:rPr>
           <w:lang w:val="fr_FR" w:bidi="fr_FR"/>
         </w:rPr>
         <w:t xml:space="preserve"> s’inspirent des versets </w:t>
       </w:r>
-      <w:hyperlink r:id="rId185">
-        <w:r>
-          <w:rPr>
-            <w:lang w:val="fr_FR" w:bidi="fr_FR"/>
-          </w:rPr>
-          <w:rPr>
-            <w:color w:val="0000EE"/>
-            <w:u w:val="single"/>
-          </w:rPr>
-          <w:t>Ps 105.1–15</w:t>
-        </w:r>
-      </w:hyperlink>
+      <w:r>
+        <w:rPr>
+          <w:lang w:val="fr_FR" w:bidi="fr_FR"/>
+        </w:rPr>
+        <w:t>Ps 105.1–15</w:t>
+      </w:r>
       <w:r>
         <w:rPr>
           <w:lang w:val="fr_FR" w:bidi="fr_FR"/>
         </w:rPr>
         <w:t xml:space="preserve"> ; les versets </w:t>
       </w:r>
-      <w:hyperlink r:id="rId186">
-        <w:r>
-          <w:rPr>
-            <w:lang w:val="fr_FR" w:bidi="fr_FR"/>
-          </w:rPr>
-          <w:rPr>
-            <w:color w:val="0000EE"/>
-            <w:u w:val="single"/>
-          </w:rPr>
-          <w:t>1Ch 16.23–33</w:t>
-        </w:r>
-      </w:hyperlink>
+      <w:r>
+        <w:rPr>
+          <w:lang w:val="fr_FR" w:bidi="fr_FR"/>
+        </w:rPr>
+        <w:t>1Ch 16.23–33</w:t>
+      </w:r>
       <w:r>
         <w:rPr>
           <w:lang w:val="fr_FR" w:bidi="fr_FR"/>
         </w:rPr>
         <w:t xml:space="preserve"> du chapitre </w:t>
       </w:r>
-      <w:hyperlink r:id="rId187">
-        <w:r>
-          <w:rPr>
-            <w:lang w:val="fr_FR" w:bidi="fr_FR"/>
-          </w:rPr>
-          <w:rPr>
-            <w:color w:val="0000EE"/>
-            <w:u w:val="single"/>
-          </w:rPr>
-          <w:t>Ps 96</w:t>
-        </w:r>
-      </w:hyperlink>
+      <w:r>
+        <w:rPr>
+          <w:lang w:val="fr_FR" w:bidi="fr_FR"/>
+        </w:rPr>
+        <w:t>Ps 96</w:t>
+      </w:r>
       <w:r>
         <w:rPr>
           <w:lang w:val="fr_FR" w:bidi="fr_FR"/>
         </w:rPr>
         <w:t xml:space="preserve"> ; et les versets </w:t>
       </w:r>
-      <w:hyperlink r:id="rId188">
-        <w:r>
-          <w:rPr>
-            <w:lang w:val="fr_FR" w:bidi="fr_FR"/>
-          </w:rPr>
-          <w:rPr>
-            <w:color w:val="0000EE"/>
-            <w:u w:val="single"/>
-          </w:rPr>
-          <w:t>1Ch 16.34–38</w:t>
-        </w:r>
-      </w:hyperlink>
+      <w:r>
+        <w:rPr>
+          <w:lang w:val="fr_FR" w:bidi="fr_FR"/>
+        </w:rPr>
+        <w:t>1Ch 16.34–38</w:t>
+      </w:r>
       <w:r>
         <w:rPr>
           <w:lang w:val="fr_FR" w:bidi="fr_FR"/>
         </w:rPr>
         <w:t xml:space="preserve"> des versets </w:t>
       </w:r>
-      <w:hyperlink r:id="rId189">
-        <w:r>
-          <w:rPr>
-            <w:lang w:val="fr_FR" w:bidi="fr_FR"/>
-          </w:rPr>
-          <w:rPr>
-            <w:color w:val="0000EE"/>
-            <w:u w:val="single"/>
-          </w:rPr>
-          <w:t>Ps 106.1</w:t>
-        </w:r>
-      </w:hyperlink>
+      <w:r>
+        <w:rPr>
+          <w:lang w:val="fr_FR" w:bidi="fr_FR"/>
+        </w:rPr>
+        <w:t>Ps 106.1</w:t>
+      </w:r>
       <w:r>
         <w:rPr>
           <w:lang w:val="fr_FR" w:bidi="fr_FR"/>
         </w:rPr>
         <w:t xml:space="preserve">, </w:t>
       </w:r>
-      <w:hyperlink r:id="rId190">
-        <w:r>
-          <w:rPr>
-            <w:lang w:val="fr_FR" w:bidi="fr_FR"/>
-          </w:rPr>
-          <w:rPr>
-            <w:color w:val="0000EE"/>
-            <w:u w:val="single"/>
-          </w:rPr>
-          <w:t>47–48</w:t>
-        </w:r>
-      </w:hyperlink>
+      <w:r>
+        <w:rPr>
+          <w:lang w:val="fr_FR" w:bidi="fr_FR"/>
+        </w:rPr>
+        <w:t>47–48</w:t>
+      </w:r>
       <w:r>
         <w:rPr>
           <w:lang w:val="fr_FR" w:bidi="fr_FR"/>
         </w:rPr>
         <w:t>. Le compositeur a apporté plusieurs ajustements aux sources pour s’adapter aux circonstances. Le Temple n’existait pas lorsque l’Arche a été apportée à Jérusalem, donc le Chroniqueur dit que la force et la joie remplissent sa demeure (</w:t>
       </w:r>
-      <w:hyperlink r:id="rId191">
-        <w:r>
-          <w:rPr>
-            <w:lang w:val="fr_FR" w:bidi="fr_FR"/>
-          </w:rPr>
-          <w:rPr>
-            <w:color w:val="0000EE"/>
-            <w:u w:val="single"/>
-          </w:rPr>
-          <w:t>1Ch 16.27</w:t>
-        </w:r>
-      </w:hyperlink>
+      <w:r>
+        <w:rPr>
+          <w:lang w:val="fr_FR" w:bidi="fr_FR"/>
+        </w:rPr>
+        <w:t>1Ch 16.27</w:t>
+      </w:r>
       <w:r>
         <w:rPr>
           <w:lang w:val="fr_FR" w:bidi="fr_FR"/>
         </w:rPr>
         <w:t>) au lieu de « son sanctuaire » (</w:t>
       </w:r>
-      <w:hyperlink r:id="rId192">
-        <w:r>
-          <w:rPr>
-            <w:lang w:val="fr_FR" w:bidi="fr_FR"/>
-          </w:rPr>
-          <w:rPr>
-            <w:color w:val="0000EE"/>
-            <w:u w:val="single"/>
-          </w:rPr>
-          <w:t>Ps 96.6</w:t>
-        </w:r>
-      </w:hyperlink>
+      <w:r>
+        <w:rPr>
+          <w:lang w:val="fr_FR" w:bidi="fr_FR"/>
+        </w:rPr>
+        <w:t>Ps 96.6</w:t>
+      </w:r>
       <w:r>
         <w:rPr>
           <w:lang w:val="fr_FR" w:bidi="fr_FR"/>
         </w:rPr>
         <w:t>) et exige que l’adorateur vienne en sa présence (</w:t>
       </w:r>
-      <w:hyperlink r:id="rId193">
-        <w:r>
-          <w:rPr>
-            <w:lang w:val="fr_FR" w:bidi="fr_FR"/>
-          </w:rPr>
-          <w:rPr>
-            <w:color w:val="0000EE"/>
-            <w:u w:val="single"/>
-          </w:rPr>
-          <w:t>1Ch 16.29</w:t>
-        </w:r>
-      </w:hyperlink>
+      <w:r>
+        <w:rPr>
+          <w:lang w:val="fr_FR" w:bidi="fr_FR"/>
+        </w:rPr>
+        <w:t>1Ch 16.29</w:t>
+      </w:r>
       <w:r>
         <w:rPr>
           <w:lang w:val="fr_FR" w:bidi="fr_FR"/>
         </w:rPr>
         <w:t>) au lieu de « dans ses parvis » (</w:t>
       </w:r>
-      <w:hyperlink r:id="rId194">
-        <w:r>
-          <w:rPr>
-            <w:lang w:val="fr_FR" w:bidi="fr_FR"/>
-          </w:rPr>
-          <w:rPr>
-            <w:color w:val="0000EE"/>
-            <w:u w:val="single"/>
-          </w:rPr>
-          <w:t>Ps 96.8</w:t>
-        </w:r>
-      </w:hyperlink>
+      <w:r>
+        <w:rPr>
+          <w:lang w:val="fr_FR" w:bidi="fr_FR"/>
+        </w:rPr>
+        <w:t>Ps 96.8</w:t>
+      </w:r>
       <w:r>
         <w:rPr>
           <w:lang w:val="fr_FR" w:bidi="fr_FR"/>
         </w:rPr>
         <w:t>). Le nom « Abraham » (</w:t>
       </w:r>
-      <w:hyperlink r:id="rId195">
-        <w:r>
-          <w:rPr>
-            <w:lang w:val="fr_FR" w:bidi="fr_FR"/>
-          </w:rPr>
-          <w:rPr>
-            <w:color w:val="0000EE"/>
-            <w:u w:val="single"/>
-          </w:rPr>
-          <w:t>Ps 105.9</w:t>
-        </w:r>
-      </w:hyperlink>
+      <w:r>
+        <w:rPr>
+          <w:lang w:val="fr_FR" w:bidi="fr_FR"/>
+        </w:rPr>
+        <w:t>Ps 105.9</w:t>
+      </w:r>
       <w:r>
         <w:rPr>
           <w:lang w:val="fr_FR" w:bidi="fr_FR"/>
         </w:rPr>
         <w:t>) est également changé en Israël (</w:t>
       </w:r>
-      <w:hyperlink r:id="rId196">
-        <w:r>
-          <w:rPr>
-            <w:lang w:val="fr_FR" w:bidi="fr_FR"/>
-          </w:rPr>
-          <w:rPr>
-            <w:color w:val="0000EE"/>
-            <w:u w:val="single"/>
-          </w:rPr>
-          <w:t>1Ch 16.13</w:t>
-        </w:r>
-      </w:hyperlink>
+      <w:r>
+        <w:rPr>
+          <w:lang w:val="fr_FR" w:bidi="fr_FR"/>
+        </w:rPr>
+        <w:t>1Ch 16.13</w:t>
+      </w:r>
       <w:r>
         <w:rPr>
           <w:lang w:val="fr_FR" w:bidi="fr_FR"/>
         </w:rPr>
         <w:t>) pour se concentrer spécifiquement sur la nation en tant qu’accomplissement des promesses faites à Abraham. L’hymne ne mentionne pas le jugement de la terre (</w:t>
       </w:r>
-      <w:hyperlink r:id="rId197">
-        <w:r>
-          <w:rPr>
-            <w:lang w:val="fr_FR" w:bidi="fr_FR"/>
-          </w:rPr>
-          <w:rPr>
-            <w:color w:val="0000EE"/>
-            <w:u w:val="single"/>
-          </w:rPr>
-          <w:t>Ps 96.10</w:t>
-        </w:r>
-      </w:hyperlink>
+      <w:r>
+        <w:rPr>
+          <w:lang w:val="fr_FR" w:bidi="fr_FR"/>
+        </w:rPr>
+        <w:t>Ps 96.10</w:t>
+      </w:r>
       <w:r>
         <w:rPr>
           <w:lang w:val="fr_FR" w:bidi="fr_FR"/>
         </w:rPr>
         <w:t xml:space="preserve">, </w:t>
       </w:r>
-      <w:hyperlink r:id="rId198">
-        <w:r>
-          <w:rPr>
-            <w:lang w:val="fr_FR" w:bidi="fr_FR"/>
-          </w:rPr>
-          <w:rPr>
-            <w:color w:val="0000EE"/>
-            <w:u w:val="single"/>
-          </w:rPr>
-          <w:t xml:space="preserve">13 </w:t>
-        </w:r>
-      </w:hyperlink>
+      <w:r>
+        <w:rPr>
+          <w:lang w:val="fr_FR" w:bidi="fr_FR"/>
+        </w:rPr>
+        <w:t xml:space="preserve">13 </w:t>
+      </w:r>
       <w:r>
         <w:rPr>
           <w:lang w:val="fr_FR" w:bidi="fr_FR"/>
         </w:rPr>
         <w:t xml:space="preserve">; cf. </w:t>
       </w:r>
-      <w:hyperlink r:id="rId199">
-        <w:r>
-          <w:rPr>
-            <w:lang w:val="fr_FR" w:bidi="fr_FR"/>
-          </w:rPr>
-          <w:rPr>
-            <w:color w:val="0000EE"/>
-            <w:u w:val="single"/>
-          </w:rPr>
-          <w:t>1Ch 16.30</w:t>
-        </w:r>
-      </w:hyperlink>
+      <w:r>
+        <w:rPr>
+          <w:lang w:val="fr_FR" w:bidi="fr_FR"/>
+        </w:rPr>
+        <w:t>1Ch 16.30</w:t>
+      </w:r>
       <w:r>
         <w:rPr>
           <w:lang w:val="fr_FR" w:bidi="fr_FR"/>
         </w:rPr>
         <w:t xml:space="preserve">, </w:t>
       </w:r>
-      <w:hyperlink r:id="rId200">
-        <w:r>
-          <w:rPr>
-            <w:lang w:val="fr_FR" w:bidi="fr_FR"/>
-          </w:rPr>
-          <w:rPr>
-            <w:color w:val="0000EE"/>
-            <w:u w:val="single"/>
-          </w:rPr>
-          <w:t>33</w:t>
-        </w:r>
-      </w:hyperlink>
+      <w:r>
+        <w:rPr>
+          <w:lang w:val="fr_FR" w:bidi="fr_FR"/>
+        </w:rPr>
+        <w:t>33</w:t>
+      </w:r>
       <w:r>
         <w:rPr>
           <w:lang w:val="fr_FR" w:bidi="fr_FR"/>
@@ -9431,36 +8243,24 @@
         </w:rPr>
         <w:t xml:space="preserve">Gabaon a servi de haut lieu de culte jusqu’à la fin de la construction du Temple à Jérusalem (voir </w:t>
       </w:r>
-      <w:hyperlink r:id="rId170">
-        <w:r>
-          <w:rPr>
-            <w:lang w:val="fr_FR" w:bidi="fr_FR"/>
-          </w:rPr>
-          <w:rPr>
-            <w:color w:val="0000EE"/>
-            <w:u w:val="single"/>
-          </w:rPr>
-          <w:t>21.29</w:t>
-        </w:r>
-      </w:hyperlink>
+      <w:r>
+        <w:rPr>
+          <w:lang w:val="fr_FR" w:bidi="fr_FR"/>
+        </w:rPr>
+        <w:t>21.29</w:t>
+      </w:r>
       <w:r>
         <w:rPr>
           <w:lang w:val="fr_FR" w:bidi="fr_FR"/>
         </w:rPr>
         <w:t xml:space="preserve"> ; </w:t>
       </w:r>
-      <w:hyperlink r:id="rId201">
-        <w:r>
-          <w:rPr>
-            <w:lang w:val="fr_FR" w:bidi="fr_FR"/>
-          </w:rPr>
-          <w:rPr>
-            <w:color w:val="0000EE"/>
-            <w:u w:val="single"/>
-          </w:rPr>
-          <w:t>2Ch 1.3</w:t>
-        </w:r>
-      </w:hyperlink>
+      <w:r>
+        <w:rPr>
+          <w:lang w:val="fr_FR" w:bidi="fr_FR"/>
+        </w:rPr>
+        <w:t>2Ch 1.3</w:t>
+      </w:r>
       <w:r>
         <w:rPr>
           <w:lang w:val="fr_FR" w:bidi="fr_FR"/>
@@ -9515,18 +8315,12 @@
         </w:rPr>
         <w:t xml:space="preserve">David voulait construire une maison pour l’Arche qui égalerait son propre palais, mais le Seigneur désigna l’héritier de David, Salomon (ch </w:t>
       </w:r>
-      <w:hyperlink r:id="rId202">
-        <w:r>
-          <w:rPr>
-            <w:lang w:val="fr_FR" w:bidi="fr_FR"/>
-          </w:rPr>
-          <w:rPr>
-            <w:color w:val="0000EE"/>
-            <w:u w:val="single"/>
-          </w:rPr>
-          <w:t>22</w:t>
-        </w:r>
-      </w:hyperlink>
+      <w:r>
+        <w:rPr>
+          <w:lang w:val="fr_FR" w:bidi="fr_FR"/>
+        </w:rPr>
+        <w:t>22</w:t>
+      </w:r>
       <w:r>
         <w:rPr>
           <w:lang w:val="fr_FR" w:bidi="fr_FR"/>
@@ -9581,18 +8375,12 @@
         </w:rPr>
         <w:t>La section plus longue (</w:t>
       </w:r>
-      <w:hyperlink r:id="rId203">
-        <w:r>
-          <w:rPr>
-            <w:lang w:val="fr_FR" w:bidi="fr_FR"/>
-          </w:rPr>
-          <w:rPr>
-            <w:color w:val="0000EE"/>
-            <w:u w:val="single"/>
-          </w:rPr>
-          <w:t>13.1–17.27</w:t>
-        </w:r>
-      </w:hyperlink>
+      <w:r>
+        <w:rPr>
+          <w:lang w:val="fr_FR" w:bidi="fr_FR"/>
+        </w:rPr>
+        <w:t>13.1–17.27</w:t>
+      </w:r>
       <w:r>
         <w:rPr>
           <w:lang w:val="fr_FR" w:bidi="fr_FR"/>
@@ -9708,18 +8496,12 @@
         </w:rPr>
         <w:t>La construction du Temple était un aspect central du royaume de Dieu sur terre. Salomon a ensuite construit le Temple (</w:t>
       </w:r>
-      <w:hyperlink r:id="rId204">
-        <w:r>
-          <w:rPr>
-            <w:lang w:val="fr_FR" w:bidi="fr_FR"/>
-          </w:rPr>
-          <w:rPr>
-            <w:color w:val="0000EE"/>
-            <w:u w:val="single"/>
-          </w:rPr>
-          <w:t>2Ch 2–7</w:t>
-        </w:r>
-      </w:hyperlink>
+      <w:r>
+        <w:rPr>
+          <w:lang w:val="fr_FR" w:bidi="fr_FR"/>
+        </w:rPr>
+        <w:t>2Ch 2–7</w:t>
+      </w:r>
       <w:r>
         <w:rPr>
           <w:lang w:val="fr_FR" w:bidi="fr_FR"/>
@@ -9774,54 +8556,36 @@
         </w:rPr>
         <w:t xml:space="preserve">Le Chroniqueur a fait cette déclaration à propos de Salomon en particulier (voir </w:t>
       </w:r>
-      <w:hyperlink r:id="rId205">
-        <w:r>
-          <w:rPr>
-            <w:lang w:val="fr_FR" w:bidi="fr_FR"/>
-          </w:rPr>
-          <w:rPr>
-            <w:color w:val="0000EE"/>
-            <w:u w:val="single"/>
-          </w:rPr>
-          <w:t>22.9</w:t>
-        </w:r>
-      </w:hyperlink>
+      <w:r>
+        <w:rPr>
+          <w:lang w:val="fr_FR" w:bidi="fr_FR"/>
+        </w:rPr>
+        <w:t>22.9</w:t>
+      </w:r>
       <w:r>
         <w:rPr>
           <w:lang w:val="fr_FR" w:bidi="fr_FR"/>
         </w:rPr>
         <w:t xml:space="preserve"> ; </w:t>
       </w:r>
-      <w:hyperlink r:id="rId206">
-        <w:r>
-          <w:rPr>
-            <w:lang w:val="fr_FR" w:bidi="fr_FR"/>
-          </w:rPr>
-          <w:rPr>
-            <w:color w:val="0000EE"/>
-            <w:u w:val="single"/>
-          </w:rPr>
-          <w:t>28.5–6</w:t>
-        </w:r>
-      </w:hyperlink>
+      <w:r>
+        <w:rPr>
+          <w:lang w:val="fr_FR" w:bidi="fr_FR"/>
+        </w:rPr>
+        <w:t>28.5–6</w:t>
+      </w:r>
       <w:r>
         <w:rPr>
           <w:lang w:val="fr_FR" w:bidi="fr_FR"/>
         </w:rPr>
         <w:t xml:space="preserve"> ; cf. </w:t>
       </w:r>
-      <w:hyperlink r:id="rId207">
-        <w:r>
-          <w:rPr>
-            <w:lang w:val="fr_FR" w:bidi="fr_FR"/>
-          </w:rPr>
-          <w:rPr>
-            <w:color w:val="0000EE"/>
-            <w:u w:val="single"/>
-          </w:rPr>
-          <w:t>2S 7.14</w:t>
-        </w:r>
-      </w:hyperlink>
+      <w:r>
+        <w:rPr>
+          <w:lang w:val="fr_FR" w:bidi="fr_FR"/>
+        </w:rPr>
+        <w:t>2S 7.14</w:t>
+      </w:r>
       <w:r>
         <w:rPr>
           <w:lang w:val="fr_FR" w:bidi="fr_FR"/>
@@ -9876,18 +8640,12 @@
         </w:rPr>
         <w:t xml:space="preserve">Dans ce parallèle au verset </w:t>
       </w:r>
-      <w:hyperlink r:id="rId208">
-        <w:r>
-          <w:rPr>
-            <w:lang w:val="fr_FR" w:bidi="fr_FR"/>
-          </w:rPr>
-          <w:rPr>
-            <w:color w:val="0000EE"/>
-            <w:u w:val="single"/>
-          </w:rPr>
-          <w:t>2S 7.16</w:t>
-        </w:r>
-      </w:hyperlink>
+      <w:r>
+        <w:rPr>
+          <w:lang w:val="fr_FR" w:bidi="fr_FR"/>
+        </w:rPr>
+        <w:t>2S 7.16</w:t>
+      </w:r>
       <w:r>
         <w:rPr>
           <w:lang w:val="fr_FR" w:bidi="fr_FR"/>
@@ -9991,18 +8749,12 @@
         </w:rPr>
         <w:t xml:space="preserve"> un roi philistin est resté à Gath à la fin du règne de David (</w:t>
       </w:r>
-      <w:hyperlink r:id="rId209">
-        <w:r>
-          <w:rPr>
-            <w:lang w:val="fr_FR" w:bidi="fr_FR"/>
-          </w:rPr>
-          <w:rPr>
-            <w:color w:val="0000EE"/>
-            <w:u w:val="single"/>
-          </w:rPr>
-          <w:t>1R 2.39</w:t>
-        </w:r>
-      </w:hyperlink>
+      <w:r>
+        <w:rPr>
+          <w:lang w:val="fr_FR" w:bidi="fr_FR"/>
+        </w:rPr>
+        <w:t>1R 2.39</w:t>
+      </w:r>
       <w:r>
         <w:rPr>
           <w:lang w:val="fr_FR" w:bidi="fr_FR"/>
@@ -10057,144 +8809,96 @@
         </w:rPr>
         <w:t>Ces archives de guerre racontent l’histoire du royaume en expansion de David, qui conquiert les Philistins (</w:t>
       </w:r>
-      <w:hyperlink r:id="rId210">
-        <w:r>
-          <w:rPr>
-            <w:lang w:val="fr_FR" w:bidi="fr_FR"/>
-          </w:rPr>
-          <w:rPr>
-            <w:color w:val="0000EE"/>
-            <w:u w:val="single"/>
-          </w:rPr>
-          <w:t>18.1</w:t>
-        </w:r>
-      </w:hyperlink>
+      <w:r>
+        <w:rPr>
+          <w:lang w:val="fr_FR" w:bidi="fr_FR"/>
+        </w:rPr>
+        <w:t>18.1</w:t>
+      </w:r>
       <w:r>
         <w:rPr>
           <w:lang w:val="fr_FR" w:bidi="fr_FR"/>
         </w:rPr>
         <w:t>), Moab (</w:t>
       </w:r>
-      <w:hyperlink r:id="rId211">
-        <w:r>
-          <w:rPr>
-            <w:lang w:val="fr_FR" w:bidi="fr_FR"/>
-          </w:rPr>
-          <w:rPr>
-            <w:color w:val="0000EE"/>
-            <w:u w:val="single"/>
-          </w:rPr>
-          <w:t>18.2</w:t>
-        </w:r>
-      </w:hyperlink>
+      <w:r>
+        <w:rPr>
+          <w:lang w:val="fr_FR" w:bidi="fr_FR"/>
+        </w:rPr>
+        <w:t>18.2</w:t>
+      </w:r>
       <w:r>
         <w:rPr>
           <w:lang w:val="fr_FR" w:bidi="fr_FR"/>
         </w:rPr>
         <w:t>), Tsoba (</w:t>
       </w:r>
-      <w:hyperlink r:id="rId212">
-        <w:r>
-          <w:rPr>
-            <w:lang w:val="fr_FR" w:bidi="fr_FR"/>
-          </w:rPr>
-          <w:rPr>
-            <w:color w:val="0000EE"/>
-            <w:u w:val="single"/>
-          </w:rPr>
-          <w:t>18.3–4</w:t>
-        </w:r>
-      </w:hyperlink>
+      <w:r>
+        <w:rPr>
+          <w:lang w:val="fr_FR" w:bidi="fr_FR"/>
+        </w:rPr>
+        <w:t>18.3–4</w:t>
+      </w:r>
       <w:r>
         <w:rPr>
           <w:lang w:val="fr_FR" w:bidi="fr_FR"/>
         </w:rPr>
         <w:t>), Damas (</w:t>
       </w:r>
-      <w:hyperlink r:id="rId213">
-        <w:r>
-          <w:rPr>
-            <w:lang w:val="fr_FR" w:bidi="fr_FR"/>
-          </w:rPr>
-          <w:rPr>
-            <w:color w:val="0000EE"/>
-            <w:u w:val="single"/>
-          </w:rPr>
-          <w:t>18.5–6</w:t>
-        </w:r>
-      </w:hyperlink>
+      <w:r>
+        <w:rPr>
+          <w:lang w:val="fr_FR" w:bidi="fr_FR"/>
+        </w:rPr>
+        <w:t>18.5–6</w:t>
+      </w:r>
       <w:r>
         <w:rPr>
           <w:lang w:val="fr_FR" w:bidi="fr_FR"/>
         </w:rPr>
         <w:t>) et Édom (</w:t>
       </w:r>
-      <w:hyperlink r:id="rId214">
-        <w:r>
-          <w:rPr>
-            <w:lang w:val="fr_FR" w:bidi="fr_FR"/>
-          </w:rPr>
-          <w:rPr>
-            <w:color w:val="0000EE"/>
-            <w:u w:val="single"/>
-          </w:rPr>
-          <w:t>18.12–13</w:t>
-        </w:r>
-      </w:hyperlink>
+      <w:r>
+        <w:rPr>
+          <w:lang w:val="fr_FR" w:bidi="fr_FR"/>
+        </w:rPr>
+        <w:t>18.12–13</w:t>
+      </w:r>
       <w:r>
         <w:rPr>
           <w:lang w:val="fr_FR" w:bidi="fr_FR"/>
         </w:rPr>
         <w:t>). Elles incluent des documents sur les relations internationales de David, les butins et les tributs (</w:t>
       </w:r>
-      <w:hyperlink r:id="rId215">
-        <w:r>
-          <w:rPr>
-            <w:lang w:val="fr_FR" w:bidi="fr_FR"/>
-          </w:rPr>
-          <w:rPr>
-            <w:color w:val="0000EE"/>
-            <w:u w:val="single"/>
-          </w:rPr>
-          <w:t>18.7–11</w:t>
-        </w:r>
-      </w:hyperlink>
+      <w:r>
+        <w:rPr>
+          <w:lang w:val="fr_FR" w:bidi="fr_FR"/>
+        </w:rPr>
+        <w:t>18.7–11</w:t>
+      </w:r>
       <w:r>
         <w:rPr>
           <w:lang w:val="fr_FR" w:bidi="fr_FR"/>
         </w:rPr>
         <w:t>). Un thème récurrent est que le Seigneur rendait David victorieux partout où il allait (</w:t>
       </w:r>
-      <w:hyperlink r:id="rId216">
-        <w:r>
-          <w:rPr>
-            <w:lang w:val="fr_FR" w:bidi="fr_FR"/>
-          </w:rPr>
-          <w:rPr>
-            <w:color w:val="0000EE"/>
-            <w:u w:val="single"/>
-          </w:rPr>
-          <w:t>18.6</w:t>
-        </w:r>
-      </w:hyperlink>
+      <w:r>
+        <w:rPr>
+          <w:lang w:val="fr_FR" w:bidi="fr_FR"/>
+        </w:rPr>
+        <w:t>18.6</w:t>
+      </w:r>
       <w:r>
         <w:rPr>
           <w:lang w:val="fr_FR" w:bidi="fr_FR"/>
         </w:rPr>
         <w:t xml:space="preserve">, </w:t>
       </w:r>
-      <w:hyperlink r:id="rId217">
-        <w:r>
-          <w:rPr>
-            <w:lang w:val="fr_FR" w:bidi="fr_FR"/>
-          </w:rPr>
-          <w:rPr>
-            <w:color w:val="0000EE"/>
-            <w:u w:val="single"/>
-          </w:rPr>
-          <w:t>13</w:t>
-        </w:r>
-      </w:hyperlink>
+      <w:r>
+        <w:rPr>
+          <w:lang w:val="fr_FR" w:bidi="fr_FR"/>
+        </w:rPr>
+        <w:t>13</w:t>
+      </w:r>
       <w:r>
         <w:rPr>
           <w:lang w:val="fr_FR" w:bidi="fr_FR"/>
@@ -10249,180 +8953,120 @@
         </w:rPr>
         <w:t>Cette section raconte les guerres et les exploits militaires de David, le présentant comme le grand guerrier de l’histoire d’Israël. Ce récit relate les aspects publics et politiques des ennemis de David, mais traite très peu de leurs affaires privées. • Trois sections distinctes reflètent les récits dans Samuel : (1) les batailles lors de l’expansion du royaume (</w:t>
       </w:r>
-      <w:hyperlink r:id="rId218">
-        <w:r>
-          <w:rPr>
-            <w:lang w:val="fr_FR" w:bidi="fr_FR"/>
-          </w:rPr>
-          <w:rPr>
-            <w:color w:val="0000EE"/>
-            <w:u w:val="single"/>
-          </w:rPr>
-          <w:t xml:space="preserve">18.1–17 </w:t>
-        </w:r>
-      </w:hyperlink>
+      <w:r>
+        <w:rPr>
+          <w:lang w:val="fr_FR" w:bidi="fr_FR"/>
+        </w:rPr>
+        <w:t xml:space="preserve">18.1–17 </w:t>
+      </w:r>
       <w:r>
         <w:rPr>
           <w:lang w:val="fr_FR" w:bidi="fr_FR"/>
         </w:rPr>
         <w:t xml:space="preserve">; voir </w:t>
       </w:r>
-      <w:hyperlink r:id="rId219">
-        <w:r>
-          <w:rPr>
-            <w:lang w:val="fr_FR" w:bidi="fr_FR"/>
-          </w:rPr>
-          <w:rPr>
-            <w:color w:val="0000EE"/>
-            <w:u w:val="single"/>
-          </w:rPr>
-          <w:t>2S 8.1–16</w:t>
-        </w:r>
-      </w:hyperlink>
+      <w:r>
+        <w:rPr>
+          <w:lang w:val="fr_FR" w:bidi="fr_FR"/>
+        </w:rPr>
+        <w:t>2S 8.1–16</w:t>
+      </w:r>
       <w:r>
         <w:rPr>
           <w:lang w:val="fr_FR" w:bidi="fr_FR"/>
         </w:rPr>
         <w:t>) ; (2) la bataille contre les Ammonites (</w:t>
       </w:r>
-      <w:hyperlink r:id="rId220">
-        <w:r>
-          <w:rPr>
-            <w:lang w:val="fr_FR" w:bidi="fr_FR"/>
-          </w:rPr>
-          <w:rPr>
-            <w:color w:val="0000EE"/>
-            <w:u w:val="single"/>
-          </w:rPr>
-          <w:t xml:space="preserve">1Ch 19.1–20.3 </w:t>
-        </w:r>
-      </w:hyperlink>
+      <w:r>
+        <w:rPr>
+          <w:lang w:val="fr_FR" w:bidi="fr_FR"/>
+        </w:rPr>
+        <w:t xml:space="preserve">1Ch 19.1–20.3 </w:t>
+      </w:r>
       <w:r>
         <w:rPr>
           <w:lang w:val="fr_FR" w:bidi="fr_FR"/>
         </w:rPr>
         <w:t xml:space="preserve">; voir </w:t>
       </w:r>
-      <w:hyperlink r:id="rId221">
-        <w:r>
-          <w:rPr>
-            <w:lang w:val="fr_FR" w:bidi="fr_FR"/>
-          </w:rPr>
-          <w:rPr>
-            <w:color w:val="0000EE"/>
-            <w:u w:val="single"/>
-          </w:rPr>
-          <w:t xml:space="preserve">2S 10.1–11.1 </w:t>
-        </w:r>
-      </w:hyperlink>
+      <w:r>
+        <w:rPr>
+          <w:lang w:val="fr_FR" w:bidi="fr_FR"/>
+        </w:rPr>
+        <w:t xml:space="preserve">2S 10.1–11.1 </w:t>
+      </w:r>
       <w:r>
         <w:rPr>
           <w:lang w:val="fr_FR" w:bidi="fr_FR"/>
         </w:rPr>
         <w:t xml:space="preserve">; </w:t>
       </w:r>
-      <w:hyperlink r:id="rId222">
-        <w:r>
-          <w:rPr>
-            <w:lang w:val="fr_FR" w:bidi="fr_FR"/>
-          </w:rPr>
-          <w:rPr>
-            <w:color w:val="0000EE"/>
-            <w:u w:val="single"/>
-          </w:rPr>
-          <w:t>12.30–31</w:t>
-        </w:r>
-      </w:hyperlink>
+      <w:r>
+        <w:rPr>
+          <w:lang w:val="fr_FR" w:bidi="fr_FR"/>
+        </w:rPr>
+        <w:t>12.30–31</w:t>
+      </w:r>
       <w:r>
         <w:rPr>
           <w:lang w:val="fr_FR" w:bidi="fr_FR"/>
         </w:rPr>
         <w:t>) ; et (3) les exploits des vaillants hommes de David (</w:t>
       </w:r>
-      <w:hyperlink r:id="rId223">
-        <w:r>
-          <w:rPr>
-            <w:lang w:val="fr_FR" w:bidi="fr_FR"/>
-          </w:rPr>
-          <w:rPr>
-            <w:color w:val="0000EE"/>
-            <w:u w:val="single"/>
-          </w:rPr>
-          <w:t xml:space="preserve">1Ch 20.4–8 </w:t>
-        </w:r>
-      </w:hyperlink>
+      <w:r>
+        <w:rPr>
+          <w:lang w:val="fr_FR" w:bidi="fr_FR"/>
+        </w:rPr>
+        <w:t xml:space="preserve">1Ch 20.4–8 </w:t>
+      </w:r>
       <w:r>
         <w:rPr>
           <w:lang w:val="fr_FR" w:bidi="fr_FR"/>
         </w:rPr>
         <w:t xml:space="preserve">; voir </w:t>
       </w:r>
-      <w:hyperlink r:id="rId224">
-        <w:r>
-          <w:rPr>
-            <w:lang w:val="fr_FR" w:bidi="fr_FR"/>
-          </w:rPr>
-          <w:rPr>
-            <w:color w:val="0000EE"/>
-            <w:u w:val="single"/>
-          </w:rPr>
-          <w:t>2S 21.18–22</w:t>
-        </w:r>
-      </w:hyperlink>
+      <w:r>
+        <w:rPr>
+          <w:lang w:val="fr_FR" w:bidi="fr_FR"/>
+        </w:rPr>
+        <w:t>2S 21.18–22</w:t>
+      </w:r>
       <w:r>
         <w:rPr>
           <w:lang w:val="fr_FR" w:bidi="fr_FR"/>
         </w:rPr>
         <w:t>). Chaque section commence par une transition chronologique (après cela) qui relie vaguement ces événements (</w:t>
       </w:r>
-      <w:hyperlink r:id="rId210">
-        <w:r>
-          <w:rPr>
-            <w:lang w:val="fr_FR" w:bidi="fr_FR"/>
-          </w:rPr>
-          <w:rPr>
-            <w:color w:val="0000EE"/>
-            <w:u w:val="single"/>
-          </w:rPr>
-          <w:t xml:space="preserve">1Ch 18.1 </w:t>
-        </w:r>
-      </w:hyperlink>
+      <w:r>
+        <w:rPr>
+          <w:lang w:val="fr_FR" w:bidi="fr_FR"/>
+        </w:rPr>
+        <w:t xml:space="preserve">1Ch 18.1 </w:t>
+      </w:r>
       <w:r>
         <w:rPr>
           <w:lang w:val="fr_FR" w:bidi="fr_FR"/>
         </w:rPr>
         <w:t xml:space="preserve">; </w:t>
       </w:r>
-      <w:hyperlink r:id="rId225">
-        <w:r>
-          <w:rPr>
-            <w:lang w:val="fr_FR" w:bidi="fr_FR"/>
-          </w:rPr>
-          <w:rPr>
-            <w:color w:val="0000EE"/>
-            <w:u w:val="single"/>
-          </w:rPr>
-          <w:t xml:space="preserve">19.1 </w:t>
-        </w:r>
-      </w:hyperlink>
+      <w:r>
+        <w:rPr>
+          <w:lang w:val="fr_FR" w:bidi="fr_FR"/>
+        </w:rPr>
+        <w:t xml:space="preserve">19.1 </w:t>
+      </w:r>
       <w:r>
         <w:rPr>
           <w:lang w:val="fr_FR" w:bidi="fr_FR"/>
         </w:rPr>
         <w:t xml:space="preserve">; </w:t>
       </w:r>
-      <w:hyperlink r:id="rId226">
-        <w:r>
-          <w:rPr>
-            <w:lang w:val="fr_FR" w:bidi="fr_FR"/>
-          </w:rPr>
-          <w:rPr>
-            <w:color w:val="0000EE"/>
-            <w:u w:val="single"/>
-          </w:rPr>
-          <w:t>20.4</w:t>
-        </w:r>
-      </w:hyperlink>
+      <w:r>
+        <w:rPr>
+          <w:lang w:val="fr_FR" w:bidi="fr_FR"/>
+        </w:rPr>
+        <w:t>20.4</w:t>
+      </w:r>
       <w:r>
         <w:rPr>
           <w:lang w:val="fr_FR" w:bidi="fr_FR"/>
@@ -10490,36 +9134,24 @@
         </w:rPr>
         <w:t xml:space="preserve"> un ennemi juré de Hadarézer (</w:t>
       </w:r>
-      <w:hyperlink r:id="rId227">
-        <w:r>
-          <w:rPr>
-            <w:lang w:val="fr_FR" w:bidi="fr_FR"/>
-          </w:rPr>
-          <w:rPr>
-            <w:color w:val="0000EE"/>
-            <w:u w:val="single"/>
-          </w:rPr>
-          <w:t>18.9–11</w:t>
-        </w:r>
-      </w:hyperlink>
+      <w:r>
+        <w:rPr>
+          <w:lang w:val="fr_FR" w:bidi="fr_FR"/>
+        </w:rPr>
+        <w:t>18.9–11</w:t>
+      </w:r>
       <w:r>
         <w:rPr>
           <w:lang w:val="fr_FR" w:bidi="fr_FR"/>
         </w:rPr>
         <w:t>). Avec la défaite d’Ammon et des Araméens à l’est du Jourdain, David a étendu son contrôle sur les étendues méridionales d’Édom et a obtenu l’accès à un port maritime au sud (</w:t>
       </w:r>
-      <w:hyperlink r:id="rId214">
-        <w:r>
-          <w:rPr>
-            <w:lang w:val="fr_FR" w:bidi="fr_FR"/>
-          </w:rPr>
-          <w:rPr>
-            <w:color w:val="0000EE"/>
-            <w:u w:val="single"/>
-          </w:rPr>
-          <w:t>18.12–13</w:t>
-        </w:r>
-      </w:hyperlink>
+      <w:r>
+        <w:rPr>
+          <w:lang w:val="fr_FR" w:bidi="fr_FR"/>
+        </w:rPr>
+        <w:t>18.12–13</w:t>
+      </w:r>
       <w:r>
         <w:rPr>
           <w:lang w:val="fr_FR" w:bidi="fr_FR"/>
@@ -10718,18 +9350,12 @@
         </w:rPr>
         <w:t xml:space="preserve">Joab savait que la bataille n’était pas menée pour gagner plus de territoire, mais pour défendre le peuple et les villes d’Israël contre l’invasion (cf. </w:t>
       </w:r>
-      <w:hyperlink r:id="rId228">
-        <w:r>
-          <w:rPr>
-            <w:lang w:val="fr_FR" w:bidi="fr_FR"/>
-          </w:rPr>
-          <w:rPr>
-            <w:color w:val="0000EE"/>
-            <w:u w:val="single"/>
-          </w:rPr>
-          <w:t>19.8</w:t>
-        </w:r>
-      </w:hyperlink>
+      <w:r>
+        <w:rPr>
+          <w:lang w:val="fr_FR" w:bidi="fr_FR"/>
+        </w:rPr>
+        <w:t>19.8</w:t>
+      </w:r>
       <w:r>
         <w:rPr>
           <w:lang w:val="fr_FR" w:bidi="fr_FR"/>
@@ -10845,18 +9471,12 @@
         </w:rPr>
         <w:t>Cette guerre contre les Ammonites se plaçait dans le contexte du péché de David avec Bath-Schéba (</w:t>
       </w:r>
-      <w:hyperlink r:id="rId229">
-        <w:r>
-          <w:rPr>
-            <w:lang w:val="fr_FR" w:bidi="fr_FR"/>
-          </w:rPr>
-          <w:rPr>
-            <w:color w:val="0000EE"/>
-            <w:u w:val="single"/>
-          </w:rPr>
-          <w:t>2S 11.2–12.25</w:t>
-        </w:r>
-      </w:hyperlink>
+      <w:r>
+        <w:rPr>
+          <w:lang w:val="fr_FR" w:bidi="fr_FR"/>
+        </w:rPr>
+        <w:t>2S 11.2–12.25</w:t>
+      </w:r>
       <w:r>
         <w:rPr>
           <w:lang w:val="fr_FR" w:bidi="fr_FR"/>
@@ -10924,198 +9544,132 @@
         </w:rPr>
         <w:t xml:space="preserve">) a incité David à faire un recensement de ses forces militaires (cf. </w:t>
       </w:r>
-      <w:hyperlink r:id="rId230">
-        <w:r>
-          <w:rPr>
-            <w:lang w:val="fr_FR" w:bidi="fr_FR"/>
-          </w:rPr>
-          <w:rPr>
-            <w:color w:val="0000EE"/>
-            <w:u w:val="single"/>
-          </w:rPr>
-          <w:t>2S 24.1</w:t>
-        </w:r>
-      </w:hyperlink>
+      <w:r>
+        <w:rPr>
+          <w:lang w:val="fr_FR" w:bidi="fr_FR"/>
+        </w:rPr>
+        <w:t>2S 24.1</w:t>
+      </w:r>
       <w:r>
         <w:rPr>
           <w:lang w:val="fr_FR" w:bidi="fr_FR"/>
         </w:rPr>
         <w:t xml:space="preserve">). Le Chroniqueur semble interpréter le récit de Samuel à la lumière de sa théologie de Satan en tant qu’adversaire de Dieu et de l’humanité. Comme Dieu permet à Satan d’agir dans le monde, Satan accomplit involontairement les desseins de Dieu (cf. </w:t>
       </w:r>
-      <w:hyperlink r:id="rId231">
-        <w:r>
-          <w:rPr>
-            <w:lang w:val="fr_FR" w:bidi="fr_FR"/>
-          </w:rPr>
-          <w:rPr>
-            <w:color w:val="0000EE"/>
-            <w:u w:val="single"/>
-          </w:rPr>
-          <w:t xml:space="preserve">2Ch 18.3–34 </w:t>
-        </w:r>
-      </w:hyperlink>
+      <w:r>
+        <w:rPr>
+          <w:lang w:val="fr_FR" w:bidi="fr_FR"/>
+        </w:rPr>
+        <w:t xml:space="preserve">2Ch 18.3–34 </w:t>
+      </w:r>
       <w:r>
         <w:rPr>
           <w:lang w:val="fr_FR" w:bidi="fr_FR"/>
         </w:rPr>
         <w:t xml:space="preserve">; </w:t>
       </w:r>
-      <w:hyperlink r:id="rId232">
-        <w:r>
-          <w:rPr>
-            <w:lang w:val="fr_FR" w:bidi="fr_FR"/>
-          </w:rPr>
-          <w:rPr>
-            <w:color w:val="0000EE"/>
-            <w:u w:val="single"/>
-          </w:rPr>
-          <w:t xml:space="preserve">Jb 1.6–2.7 </w:t>
-        </w:r>
-      </w:hyperlink>
+      <w:r>
+        <w:rPr>
+          <w:lang w:val="fr_FR" w:bidi="fr_FR"/>
+        </w:rPr>
+        <w:t xml:space="preserve">Jb 1.6–2.7 </w:t>
+      </w:r>
       <w:r>
         <w:rPr>
           <w:lang w:val="fr_FR" w:bidi="fr_FR"/>
         </w:rPr>
         <w:t xml:space="preserve">; </w:t>
       </w:r>
-      <w:hyperlink r:id="rId233">
-        <w:r>
-          <w:rPr>
-            <w:lang w:val="fr_FR" w:bidi="fr_FR"/>
-          </w:rPr>
-          <w:rPr>
-            <w:color w:val="0000EE"/>
-            <w:u w:val="single"/>
-          </w:rPr>
-          <w:t xml:space="preserve">Za 3.1–2 </w:t>
-        </w:r>
-      </w:hyperlink>
+      <w:r>
+        <w:rPr>
+          <w:lang w:val="fr_FR" w:bidi="fr_FR"/>
+        </w:rPr>
+        <w:t xml:space="preserve">Za 3.1–2 </w:t>
+      </w:r>
       <w:r>
         <w:rPr>
           <w:lang w:val="fr_FR" w:bidi="fr_FR"/>
         </w:rPr>
         <w:t xml:space="preserve">; </w:t>
       </w:r>
-      <w:hyperlink r:id="rId234">
-        <w:r>
-          <w:rPr>
-            <w:lang w:val="fr_FR" w:bidi="fr_FR"/>
-          </w:rPr>
-          <w:rPr>
-            <w:color w:val="0000EE"/>
-            <w:u w:val="single"/>
-          </w:rPr>
-          <w:t xml:space="preserve">Mt 4.1–11 </w:t>
-        </w:r>
-      </w:hyperlink>
+      <w:r>
+        <w:rPr>
+          <w:lang w:val="fr_FR" w:bidi="fr_FR"/>
+        </w:rPr>
+        <w:t xml:space="preserve">Mt 4.1–11 </w:t>
+      </w:r>
       <w:r>
         <w:rPr>
           <w:lang w:val="fr_FR" w:bidi="fr_FR"/>
         </w:rPr>
         <w:t xml:space="preserve">; </w:t>
       </w:r>
-      <w:hyperlink r:id="rId235">
-        <w:r>
-          <w:rPr>
-            <w:lang w:val="fr_FR" w:bidi="fr_FR"/>
-          </w:rPr>
-          <w:rPr>
-            <w:color w:val="0000EE"/>
-            <w:u w:val="single"/>
-          </w:rPr>
-          <w:t xml:space="preserve">Jn 13.27 </w:t>
-        </w:r>
-      </w:hyperlink>
+      <w:r>
+        <w:rPr>
+          <w:lang w:val="fr_FR" w:bidi="fr_FR"/>
+        </w:rPr>
+        <w:t xml:space="preserve">Jn 13.27 </w:t>
+      </w:r>
       <w:r>
         <w:rPr>
           <w:lang w:val="fr_FR" w:bidi="fr_FR"/>
         </w:rPr>
         <w:t xml:space="preserve">; </w:t>
       </w:r>
-      <w:hyperlink r:id="rId236">
-        <w:r>
-          <w:rPr>
-            <w:lang w:val="fr_FR" w:bidi="fr_FR"/>
-          </w:rPr>
-          <w:rPr>
-            <w:color w:val="0000EE"/>
-            <w:u w:val="single"/>
-          </w:rPr>
-          <w:t xml:space="preserve">1Co 5.5 </w:t>
-        </w:r>
-      </w:hyperlink>
+      <w:r>
+        <w:rPr>
+          <w:lang w:val="fr_FR" w:bidi="fr_FR"/>
+        </w:rPr>
+        <w:t xml:space="preserve">1Co 5.5 </w:t>
+      </w:r>
       <w:r>
         <w:rPr>
           <w:lang w:val="fr_FR" w:bidi="fr_FR"/>
         </w:rPr>
         <w:t xml:space="preserve">; </w:t>
       </w:r>
-      <w:hyperlink r:id="rId237">
-        <w:r>
-          <w:rPr>
-            <w:lang w:val="fr_FR" w:bidi="fr_FR"/>
-          </w:rPr>
-          <w:rPr>
-            <w:color w:val="0000EE"/>
-            <w:u w:val="single"/>
-          </w:rPr>
-          <w:t xml:space="preserve">2Co 12.7 </w:t>
-        </w:r>
-      </w:hyperlink>
+      <w:r>
+        <w:rPr>
+          <w:lang w:val="fr_FR" w:bidi="fr_FR"/>
+        </w:rPr>
+        <w:t xml:space="preserve">2Co 12.7 </w:t>
+      </w:r>
       <w:r>
         <w:rPr>
           <w:lang w:val="fr_FR" w:bidi="fr_FR"/>
         </w:rPr>
         <w:t xml:space="preserve">; </w:t>
       </w:r>
-      <w:hyperlink r:id="rId238">
-        <w:r>
-          <w:rPr>
-            <w:lang w:val="fr_FR" w:bidi="fr_FR"/>
-          </w:rPr>
-          <w:rPr>
-            <w:color w:val="0000EE"/>
-            <w:u w:val="single"/>
-          </w:rPr>
-          <w:t xml:space="preserve">1Tm 1.20 </w:t>
-        </w:r>
-      </w:hyperlink>
+      <w:r>
+        <w:rPr>
+          <w:lang w:val="fr_FR" w:bidi="fr_FR"/>
+        </w:rPr>
+        <w:t xml:space="preserve">1Tm 1.20 </w:t>
+      </w:r>
       <w:r>
         <w:rPr>
           <w:lang w:val="fr_FR" w:bidi="fr_FR"/>
         </w:rPr>
         <w:t xml:space="preserve">; </w:t>
       </w:r>
-      <w:hyperlink r:id="rId239">
-        <w:r>
-          <w:rPr>
-            <w:lang w:val="fr_FR" w:bidi="fr_FR"/>
-          </w:rPr>
-          <w:rPr>
-            <w:color w:val="0000EE"/>
-            <w:u w:val="single"/>
-          </w:rPr>
-          <w:t>Ap 20.3</w:t>
-        </w:r>
-      </w:hyperlink>
+      <w:r>
+        <w:rPr>
+          <w:lang w:val="fr_FR" w:bidi="fr_FR"/>
+        </w:rPr>
+        <w:t>Ap 20.3</w:t>
+      </w:r>
       <w:r>
         <w:rPr>
           <w:lang w:val="fr_FR" w:bidi="fr_FR"/>
         </w:rPr>
         <w:t xml:space="preserve">, </w:t>
       </w:r>
-      <w:hyperlink r:id="rId240">
-        <w:r>
-          <w:rPr>
-            <w:lang w:val="fr_FR" w:bidi="fr_FR"/>
-          </w:rPr>
-          <w:rPr>
-            <w:color w:val="0000EE"/>
-            <w:u w:val="single"/>
-          </w:rPr>
-          <w:t>7–9</w:t>
-        </w:r>
-      </w:hyperlink>
+      <w:r>
+        <w:rPr>
+          <w:lang w:val="fr_FR" w:bidi="fr_FR"/>
+        </w:rPr>
+        <w:t>7–9</w:t>
+      </w:r>
       <w:r>
         <w:rPr>
           <w:lang w:val="fr_FR" w:bidi="fr_FR"/>
@@ -11170,36 +9724,24 @@
         </w:rPr>
         <w:t xml:space="preserve">Ce récit du recensement est très similaire à celui du verset </w:t>
       </w:r>
-      <w:hyperlink r:id="rId241">
-        <w:r>
-          <w:rPr>
-            <w:lang w:val="fr_FR" w:bidi="fr_FR"/>
-          </w:rPr>
-          <w:rPr>
-            <w:color w:val="0000EE"/>
-            <w:u w:val="single"/>
-          </w:rPr>
-          <w:t>2S 24.1–25</w:t>
-        </w:r>
-      </w:hyperlink>
+      <w:r>
+        <w:rPr>
+          <w:lang w:val="fr_FR" w:bidi="fr_FR"/>
+        </w:rPr>
+        <w:t>2S 24.1–25</w:t>
+      </w:r>
       <w:r>
         <w:rPr>
           <w:lang w:val="fr_FR" w:bidi="fr_FR"/>
         </w:rPr>
         <w:t>, mais a un objectif entièrement différent. Le récit du Chroniqueur présente le contexte pour la dédicace de l’autel et les préparatifs pour la construction du Temple (</w:t>
       </w:r>
-      <w:hyperlink r:id="rId202">
-        <w:r>
-          <w:rPr>
-            <w:lang w:val="fr_FR" w:bidi="fr_FR"/>
-          </w:rPr>
-          <w:rPr>
-            <w:color w:val="0000EE"/>
-            <w:u w:val="single"/>
-          </w:rPr>
-          <w:t>1Ch 22</w:t>
-        </w:r>
-      </w:hyperlink>
+      <w:r>
+        <w:rPr>
+          <w:lang w:val="fr_FR" w:bidi="fr_FR"/>
+        </w:rPr>
+        <w:t>1Ch 22</w:t>
+      </w:r>
       <w:r>
         <w:rPr>
           <w:lang w:val="fr_FR" w:bidi="fr_FR"/>
@@ -11314,18 +9856,12 @@
         </w:rPr>
         <w:t>Gad est mentionné plus tard comme ayant rassemblé dans une liste des « événements du règne du roi David » (</w:t>
       </w:r>
-      <w:hyperlink r:id="rId242">
-        <w:r>
-          <w:rPr>
-            <w:lang w:val="fr_FR" w:bidi="fr_FR"/>
-          </w:rPr>
-          <w:rPr>
-            <w:color w:val="0000EE"/>
-            <w:u w:val="single"/>
-          </w:rPr>
-          <w:t>29.29</w:t>
-        </w:r>
-      </w:hyperlink>
+      <w:r>
+        <w:rPr>
+          <w:lang w:val="fr_FR" w:bidi="fr_FR"/>
+        </w:rPr>
+        <w:t>29.29</w:t>
+      </w:r>
       <w:r>
         <w:rPr>
           <w:lang w:val="fr_FR" w:bidi="fr_FR"/>
@@ -11380,18 +9916,12 @@
         </w:rPr>
         <w:t>Ces versets offrent une description plus détaillée de l’ange et de la réponse de David que le texte parallèle (</w:t>
       </w:r>
-      <w:hyperlink r:id="rId243">
-        <w:r>
-          <w:rPr>
-            <w:lang w:val="fr_FR" w:bidi="fr_FR"/>
-          </w:rPr>
-          <w:rPr>
-            <w:color w:val="0000EE"/>
-            <w:u w:val="single"/>
-          </w:rPr>
-          <w:t>2S 24.17</w:t>
-        </w:r>
-      </w:hyperlink>
+      <w:r>
+        <w:rPr>
+          <w:lang w:val="fr_FR" w:bidi="fr_FR"/>
+        </w:rPr>
+        <w:t>2S 24.17</w:t>
+      </w:r>
       <w:r>
         <w:rPr>
           <w:lang w:val="fr_FR" w:bidi="fr_FR"/>
@@ -11459,54 +9989,36 @@
         </w:rPr>
         <w:t xml:space="preserve"> où se trouvait le Tabernacle (voir </w:t>
       </w:r>
-      <w:hyperlink r:id="rId169">
-        <w:r>
-          <w:rPr>
-            <w:lang w:val="fr_FR" w:bidi="fr_FR"/>
-          </w:rPr>
-          <w:rPr>
-            <w:color w:val="0000EE"/>
-            <w:u w:val="single"/>
-          </w:rPr>
-          <w:t xml:space="preserve">16.39 </w:t>
-        </w:r>
-      </w:hyperlink>
+      <w:r>
+        <w:rPr>
+          <w:lang w:val="fr_FR" w:bidi="fr_FR"/>
+        </w:rPr>
+        <w:t xml:space="preserve">16.39 </w:t>
+      </w:r>
       <w:r>
         <w:rPr>
           <w:lang w:val="fr_FR" w:bidi="fr_FR"/>
         </w:rPr>
         <w:t xml:space="preserve">; </w:t>
       </w:r>
-      <w:hyperlink r:id="rId170">
-        <w:r>
-          <w:rPr>
-            <w:lang w:val="fr_FR" w:bidi="fr_FR"/>
-          </w:rPr>
-          <w:rPr>
-            <w:color w:val="0000EE"/>
-            <w:u w:val="single"/>
-          </w:rPr>
-          <w:t xml:space="preserve">21.29 </w:t>
-        </w:r>
-      </w:hyperlink>
+      <w:r>
+        <w:rPr>
+          <w:lang w:val="fr_FR" w:bidi="fr_FR"/>
+        </w:rPr>
+        <w:t xml:space="preserve">21.29 </w:t>
+      </w:r>
       <w:r>
         <w:rPr>
           <w:lang w:val="fr_FR" w:bidi="fr_FR"/>
         </w:rPr>
         <w:t xml:space="preserve">; </w:t>
       </w:r>
-      <w:hyperlink r:id="rId201">
-        <w:r>
-          <w:rPr>
-            <w:lang w:val="fr_FR" w:bidi="fr_FR"/>
-          </w:rPr>
-          <w:rPr>
-            <w:color w:val="0000EE"/>
-            <w:u w:val="single"/>
-          </w:rPr>
-          <w:t>2Ch 1.3</w:t>
-        </w:r>
-      </w:hyperlink>
+      <w:r>
+        <w:rPr>
+          <w:lang w:val="fr_FR" w:bidi="fr_FR"/>
+        </w:rPr>
+        <w:t>2Ch 1.3</w:t>
+      </w:r>
       <w:r>
         <w:rPr>
           <w:lang w:val="fr_FR" w:bidi="fr_FR"/>
@@ -11526,18 +10038,12 @@
         </w:rPr>
         <w:t xml:space="preserve"> a permis à David d’y faire des offrandes conformément à la parole qu’il avait reçue par Gad le voyant (</w:t>
       </w:r>
-      <w:hyperlink r:id="rId244">
-        <w:r>
-          <w:rPr>
-            <w:lang w:val="fr_FR" w:bidi="fr_FR"/>
-          </w:rPr>
-          <w:rPr>
-            <w:color w:val="0000EE"/>
-            <w:u w:val="single"/>
-          </w:rPr>
-          <w:t>1Ch 21.18</w:t>
-        </w:r>
-      </w:hyperlink>
+      <w:r>
+        <w:rPr>
+          <w:lang w:val="fr_FR" w:bidi="fr_FR"/>
+        </w:rPr>
+        <w:t>1Ch 21.18</w:t>
+      </w:r>
       <w:r>
         <w:rPr>
           <w:lang w:val="fr_FR" w:bidi="fr_FR"/>
@@ -11592,90 +10098,60 @@
         </w:rPr>
         <w:t>Dieu avait promis à David que son royaume serait permanent et que son fils construirait un temple pour le Seigneur (</w:t>
       </w:r>
-      <w:hyperlink r:id="rId245">
-        <w:r>
-          <w:rPr>
-            <w:lang w:val="fr_FR" w:bidi="fr_FR"/>
-          </w:rPr>
-          <w:rPr>
-            <w:color w:val="0000EE"/>
-            <w:u w:val="single"/>
-          </w:rPr>
-          <w:t>17.11–12</w:t>
-        </w:r>
-      </w:hyperlink>
+      <w:r>
+        <w:rPr>
+          <w:lang w:val="fr_FR" w:bidi="fr_FR"/>
+        </w:rPr>
+        <w:t>17.11–12</w:t>
+      </w:r>
       <w:r>
         <w:rPr>
           <w:lang w:val="fr_FR" w:bidi="fr_FR"/>
         </w:rPr>
         <w:t>). Maintenant que le site avait été choisi (</w:t>
       </w:r>
-      <w:hyperlink r:id="rId246">
-        <w:r>
-          <w:rPr>
-            <w:lang w:val="fr_FR" w:bidi="fr_FR"/>
-          </w:rPr>
-          <w:rPr>
-            <w:color w:val="0000EE"/>
-            <w:u w:val="single"/>
-          </w:rPr>
-          <w:t>21.18–22.1</w:t>
-        </w:r>
-      </w:hyperlink>
+      <w:r>
+        <w:rPr>
+          <w:lang w:val="fr_FR" w:bidi="fr_FR"/>
+        </w:rPr>
+        <w:t>21.18–22.1</w:t>
+      </w:r>
       <w:r>
         <w:rPr>
           <w:lang w:val="fr_FR" w:bidi="fr_FR"/>
         </w:rPr>
         <w:t>), David préparait la construction du Temple de Dieu. Il rassembla les matériaux (</w:t>
       </w:r>
-      <w:hyperlink r:id="rId247">
-        <w:r>
-          <w:rPr>
-            <w:lang w:val="fr_FR" w:bidi="fr_FR"/>
-          </w:rPr>
-          <w:rPr>
-            <w:color w:val="0000EE"/>
-            <w:u w:val="single"/>
-          </w:rPr>
-          <w:t>22.2–5</w:t>
-        </w:r>
-      </w:hyperlink>
+      <w:r>
+        <w:rPr>
+          <w:lang w:val="fr_FR" w:bidi="fr_FR"/>
+        </w:rPr>
+        <w:t>22.2–5</w:t>
+      </w:r>
       <w:r>
         <w:rPr>
           <w:lang w:val="fr_FR" w:bidi="fr_FR"/>
         </w:rPr>
         <w:t>), et il chargeait à la fois Salomon (</w:t>
       </w:r>
-      <w:hyperlink r:id="rId248">
-        <w:r>
-          <w:rPr>
-            <w:lang w:val="fr_FR" w:bidi="fr_FR"/>
-          </w:rPr>
-          <w:rPr>
-            <w:color w:val="0000EE"/>
-            <w:u w:val="single"/>
-          </w:rPr>
-          <w:t>22.6–16</w:t>
-        </w:r>
-      </w:hyperlink>
+      <w:r>
+        <w:rPr>
+          <w:lang w:val="fr_FR" w:bidi="fr_FR"/>
+        </w:rPr>
+        <w:t>22.6–16</w:t>
+      </w:r>
       <w:r>
         <w:rPr>
           <w:lang w:val="fr_FR" w:bidi="fr_FR"/>
         </w:rPr>
         <w:t>) et les chefs d’Israël (</w:t>
       </w:r>
-      <w:hyperlink r:id="rId249">
-        <w:r>
-          <w:rPr>
-            <w:lang w:val="fr_FR" w:bidi="fr_FR"/>
-          </w:rPr>
-          <w:rPr>
-            <w:color w:val="0000EE"/>
-            <w:u w:val="single"/>
-          </w:rPr>
-          <w:t>22.17–19</w:t>
-        </w:r>
-      </w:hyperlink>
+      <w:r>
+        <w:rPr>
+          <w:lang w:val="fr_FR" w:bidi="fr_FR"/>
+        </w:rPr>
+        <w:t>22.17–19</w:t>
+      </w:r>
       <w:r>
         <w:rPr>
           <w:lang w:val="fr_FR" w:bidi="fr_FR"/>
@@ -11730,90 +10206,60 @@
         </w:rPr>
         <w:t xml:space="preserve">Bien que Salomon fût jeune et inexpérimenté (voir aussi </w:t>
       </w:r>
-      <w:hyperlink r:id="rId250">
-        <w:r>
-          <w:rPr>
-            <w:lang w:val="fr_FR" w:bidi="fr_FR"/>
-          </w:rPr>
-          <w:rPr>
-            <w:color w:val="0000EE"/>
-            <w:u w:val="single"/>
-          </w:rPr>
-          <w:t xml:space="preserve">29.1 </w:t>
-        </w:r>
-      </w:hyperlink>
+      <w:r>
+        <w:rPr>
+          <w:lang w:val="fr_FR" w:bidi="fr_FR"/>
+        </w:rPr>
+        <w:t xml:space="preserve">29.1 </w:t>
+      </w:r>
       <w:r>
         <w:rPr>
           <w:lang w:val="fr_FR" w:bidi="fr_FR"/>
         </w:rPr>
         <w:t xml:space="preserve">; comparer </w:t>
       </w:r>
-      <w:hyperlink r:id="rId251">
-        <w:r>
-          <w:rPr>
-            <w:lang w:val="fr_FR" w:bidi="fr_FR"/>
-          </w:rPr>
-          <w:rPr>
-            <w:color w:val="0000EE"/>
-            <w:u w:val="single"/>
-          </w:rPr>
-          <w:t xml:space="preserve">1R 3.7 </w:t>
-        </w:r>
-      </w:hyperlink>
+      <w:r>
+        <w:rPr>
+          <w:lang w:val="fr_FR" w:bidi="fr_FR"/>
+        </w:rPr>
+        <w:t xml:space="preserve">1R 3.7 </w:t>
+      </w:r>
       <w:r>
         <w:rPr>
           <w:lang w:val="fr_FR" w:bidi="fr_FR"/>
         </w:rPr>
         <w:t xml:space="preserve">; </w:t>
       </w:r>
-      <w:hyperlink r:id="rId252">
-        <w:r>
-          <w:rPr>
-            <w:lang w:val="fr_FR" w:bidi="fr_FR"/>
-          </w:rPr>
-          <w:rPr>
-            <w:color w:val="0000EE"/>
-            <w:u w:val="single"/>
-          </w:rPr>
-          <w:t>2Ch 13.7</w:t>
-        </w:r>
-      </w:hyperlink>
+      <w:r>
+        <w:rPr>
+          <w:lang w:val="fr_FR" w:bidi="fr_FR"/>
+        </w:rPr>
+        <w:t>2Ch 13.7</w:t>
+      </w:r>
       <w:r>
         <w:rPr>
           <w:lang w:val="fr_FR" w:bidi="fr_FR"/>
         </w:rPr>
         <w:t>), David avait la sagesse et l’habileté de préparer la construction du Temple, ainsi que de le concevoir (</w:t>
       </w:r>
-      <w:hyperlink r:id="rId253">
-        <w:r>
-          <w:rPr>
-            <w:lang w:val="fr_FR" w:bidi="fr_FR"/>
-          </w:rPr>
-          <w:rPr>
-            <w:color w:val="0000EE"/>
-            <w:u w:val="single"/>
-          </w:rPr>
-          <w:t>1Ch 28.11–12</w:t>
-        </w:r>
-      </w:hyperlink>
+      <w:r>
+        <w:rPr>
+          <w:lang w:val="fr_FR" w:bidi="fr_FR"/>
+        </w:rPr>
+        <w:t>1Ch 28.11–12</w:t>
+      </w:r>
       <w:r>
         <w:rPr>
           <w:lang w:val="fr_FR" w:bidi="fr_FR"/>
         </w:rPr>
         <w:t xml:space="preserve">). Plus tard, Dieu a donné à Salomon la sagesse dont il avait besoin pour construire le Temple et bien gouverner (voir </w:t>
       </w:r>
-      <w:hyperlink r:id="rId254">
-        <w:r>
-          <w:rPr>
-            <w:lang w:val="fr_FR" w:bidi="fr_FR"/>
-          </w:rPr>
-          <w:rPr>
-            <w:color w:val="0000EE"/>
-            <w:u w:val="single"/>
-          </w:rPr>
-          <w:t>2Ch 1.7–12</w:t>
-        </w:r>
-      </w:hyperlink>
+      <w:r>
+        <w:rPr>
+          <w:lang w:val="fr_FR" w:bidi="fr_FR"/>
+        </w:rPr>
+        <w:t>2Ch 1.7–12</w:t>
+      </w:r>
       <w:r>
         <w:rPr>
           <w:lang w:val="fr_FR" w:bidi="fr_FR"/>
@@ -11868,108 +10314,72 @@
         </w:rPr>
         <w:t xml:space="preserve">Dieu n’a pas permis à David de construire le Temple parce qu’il avait versé beaucoup de sang (cf. </w:t>
       </w:r>
-      <w:hyperlink r:id="rId255">
-        <w:r>
-          <w:rPr>
-            <w:lang w:val="fr_FR" w:bidi="fr_FR"/>
-          </w:rPr>
-          <w:rPr>
-            <w:color w:val="0000EE"/>
-            <w:u w:val="single"/>
-          </w:rPr>
-          <w:t>1R 5.3–4</w:t>
-        </w:r>
-      </w:hyperlink>
+      <w:r>
+        <w:rPr>
+          <w:lang w:val="fr_FR" w:bidi="fr_FR"/>
+        </w:rPr>
+        <w:t>1R 5.3–4</w:t>
+      </w:r>
       <w:r>
         <w:rPr>
           <w:lang w:val="fr_FR" w:bidi="fr_FR"/>
         </w:rPr>
         <w:t xml:space="preserve">). Les guerres de David n’étaient pas immorales, et Dieu les avait bénies et soutenues. Cependant, David avait été entaché d’une sorte d’impureté cérémonielle à cause du sang qu’il avait versé et des morts qu’il avait causées au combat (voir </w:t>
       </w:r>
-      <w:hyperlink r:id="rId256">
-        <w:r>
-          <w:rPr>
-            <w:lang w:val="fr_FR" w:bidi="fr_FR"/>
-          </w:rPr>
-          <w:rPr>
-            <w:color w:val="0000EE"/>
-            <w:u w:val="single"/>
-          </w:rPr>
-          <w:t>1Ch 28.3</w:t>
-        </w:r>
-      </w:hyperlink>
+      <w:r>
+        <w:rPr>
+          <w:lang w:val="fr_FR" w:bidi="fr_FR"/>
+        </w:rPr>
+        <w:t>1Ch 28.3</w:t>
+      </w:r>
       <w:r>
         <w:rPr>
           <w:lang w:val="fr_FR" w:bidi="fr_FR"/>
         </w:rPr>
         <w:t xml:space="preserve"> ; cf. </w:t>
       </w:r>
-      <w:hyperlink r:id="rId257">
-        <w:r>
-          <w:rPr>
-            <w:lang w:val="fr_FR" w:bidi="fr_FR"/>
-          </w:rPr>
-          <w:rPr>
-            <w:color w:val="0000EE"/>
-            <w:u w:val="single"/>
-          </w:rPr>
-          <w:t>Gn 4.10–12</w:t>
-        </w:r>
-      </w:hyperlink>
+      <w:r>
+        <w:rPr>
+          <w:lang w:val="fr_FR" w:bidi="fr_FR"/>
+        </w:rPr>
+        <w:t>Gn 4.10–12</w:t>
+      </w:r>
       <w:r>
         <w:rPr>
           <w:lang w:val="fr_FR" w:bidi="fr_FR"/>
         </w:rPr>
         <w:t xml:space="preserve"> ; </w:t>
       </w:r>
-      <w:hyperlink r:id="rId258">
-        <w:r>
-          <w:rPr>
-            <w:lang w:val="fr_FR" w:bidi="fr_FR"/>
-          </w:rPr>
-          <w:rPr>
-            <w:color w:val="0000EE"/>
-            <w:u w:val="single"/>
-          </w:rPr>
-          <w:t>Lv 17.3–4</w:t>
-        </w:r>
-      </w:hyperlink>
+      <w:r>
+        <w:rPr>
+          <w:lang w:val="fr_FR" w:bidi="fr_FR"/>
+        </w:rPr>
+        <w:t>Lv 17.3–4</w:t>
+      </w:r>
       <w:r>
         <w:rPr>
           <w:lang w:val="fr_FR" w:bidi="fr_FR"/>
         </w:rPr>
         <w:t xml:space="preserve"> ; </w:t>
       </w:r>
-      <w:hyperlink r:id="rId259">
-        <w:r>
-          <w:rPr>
-            <w:lang w:val="fr_FR" w:bidi="fr_FR"/>
-          </w:rPr>
-          <w:rPr>
-            <w:color w:val="0000EE"/>
-            <w:u w:val="single"/>
-          </w:rPr>
-          <w:t>Dt 21.1–9</w:t>
-        </w:r>
-      </w:hyperlink>
+      <w:r>
+        <w:rPr>
+          <w:lang w:val="fr_FR" w:bidi="fr_FR"/>
+        </w:rPr>
+        <w:t>Dt 21.1–9</w:t>
+      </w:r>
       <w:r>
         <w:rPr>
           <w:lang w:val="fr_FR" w:bidi="fr_FR"/>
         </w:rPr>
         <w:t xml:space="preserve"> ; </w:t>
       </w:r>
-      <w:hyperlink r:id="rId260">
-        <w:r>
-          <w:rPr>
-            <w:lang w:val="fr_FR" w:bidi="fr_FR"/>
-          </w:rPr>
-          <w:rPr>
-            <w:color w:val="0000EE"/>
-            <w:u w:val="single"/>
-          </w:rPr>
-          <w:t>Mt 27.24–25</w:t>
-        </w:r>
-      </w:hyperlink>
+      <w:r>
+        <w:rPr>
+          <w:lang w:val="fr_FR" w:bidi="fr_FR"/>
+        </w:rPr>
+        <w:t>Mt 27.24–25</w:t>
+      </w:r>
       <w:r>
         <w:rPr>
           <w:lang w:val="fr_FR" w:bidi="fr_FR"/>
@@ -12024,18 +10434,12 @@
         </w:rPr>
         <w:t xml:space="preserve">Salomon était un homme de paix, qui n’avait ni participé à la guerre, ni versé de sang au combat. Le Temple a été construit pendant son règne paisible (voir </w:t>
       </w:r>
-      <w:hyperlink r:id="rId204">
-        <w:r>
-          <w:rPr>
-            <w:lang w:val="fr_FR" w:bidi="fr_FR"/>
-          </w:rPr>
-          <w:rPr>
-            <w:color w:val="0000EE"/>
-            <w:u w:val="single"/>
-          </w:rPr>
-          <w:t>2Ch 2–7</w:t>
-        </w:r>
-      </w:hyperlink>
+      <w:r>
+        <w:rPr>
+          <w:lang w:val="fr_FR" w:bidi="fr_FR"/>
+        </w:rPr>
+        <w:t>2Ch 2–7</w:t>
+      </w:r>
       <w:r>
         <w:rPr>
           <w:lang w:val="fr_FR" w:bidi="fr_FR"/>
@@ -12116,54 +10520,36 @@
         </w:rPr>
         <w:t xml:space="preserve">Lorsque David a nommé son fils Salomon comme roi d’Israël (cf. </w:t>
       </w:r>
-      <w:hyperlink r:id="rId261">
-        <w:r>
-          <w:rPr>
-            <w:lang w:val="fr_FR" w:bidi="fr_FR"/>
-          </w:rPr>
-          <w:rPr>
-            <w:color w:val="0000EE"/>
-            <w:u w:val="single"/>
-          </w:rPr>
-          <w:t>1R 1</w:t>
-        </w:r>
-      </w:hyperlink>
+      <w:r>
+        <w:rPr>
+          <w:lang w:val="fr_FR" w:bidi="fr_FR"/>
+        </w:rPr>
+        <w:t>1R 1</w:t>
+      </w:r>
       <w:r>
         <w:rPr>
           <w:lang w:val="fr_FR" w:bidi="fr_FR"/>
         </w:rPr>
         <w:t xml:space="preserve">), il a décrit la structure organisationnelle du royaume et a pris toutes les dispositions nécessaires pour le fonctionnement du Temple. • Le récit du couronnement de Salomon se poursuit dans les chapitres </w:t>
       </w:r>
-      <w:hyperlink r:id="rId262">
-        <w:r>
-          <w:rPr>
-            <w:lang w:val="fr_FR" w:bidi="fr_FR"/>
-          </w:rPr>
-          <w:rPr>
-            <w:color w:val="0000EE"/>
-            <w:u w:val="single"/>
-          </w:rPr>
-          <w:t>1Ch 28–29</w:t>
-        </w:r>
-      </w:hyperlink>
+      <w:r>
+        <w:rPr>
+          <w:lang w:val="fr_FR" w:bidi="fr_FR"/>
+        </w:rPr>
+        <w:t>1Ch 28–29</w:t>
+      </w:r>
       <w:r>
         <w:rPr>
           <w:lang w:val="fr_FR" w:bidi="fr_FR"/>
         </w:rPr>
         <w:t xml:space="preserve"> ; les chapitres intermédiaires (</w:t>
       </w:r>
-      <w:hyperlink r:id="rId263">
-        <w:r>
-          <w:rPr>
-            <w:lang w:val="fr_FR" w:bidi="fr_FR"/>
-          </w:rPr>
-          <w:rPr>
-            <w:color w:val="0000EE"/>
-            <w:u w:val="single"/>
-          </w:rPr>
-          <w:t>23.3–27.24</w:t>
-        </w:r>
-      </w:hyperlink>
+      <w:r>
+        <w:rPr>
+          <w:lang w:val="fr_FR" w:bidi="fr_FR"/>
+        </w:rPr>
+        <w:t>23.3–27.24</w:t>
+      </w:r>
       <w:r>
         <w:rPr>
           <w:lang w:val="fr_FR" w:bidi="fr_FR"/>
@@ -12266,36 +10652,24 @@
         </w:rPr>
         <w:t xml:space="preserve">David a réparti les Lévites en divisions selon leurs familles ancestrales. Le nombre de clercs disponibles dépassait largement les besoins d’un seul Temple ; les répartitions offraient un mécanisme de partage du temps nécessaire qui permettait à tous les prêtres et Lévites de servir périodiquement dans le Temple (cf. </w:t>
       </w:r>
-      <w:hyperlink r:id="rId264">
-        <w:r>
-          <w:rPr>
-            <w:lang w:val="fr_FR" w:bidi="fr_FR"/>
-          </w:rPr>
-          <w:rPr>
-            <w:color w:val="0000EE"/>
-            <w:u w:val="single"/>
-          </w:rPr>
-          <w:t>Lc 1.5</w:t>
-        </w:r>
-      </w:hyperlink>
+      <w:r>
+        <w:rPr>
+          <w:lang w:val="fr_FR" w:bidi="fr_FR"/>
+        </w:rPr>
+        <w:t>Lc 1.5</w:t>
+      </w:r>
       <w:r>
         <w:rPr>
           <w:lang w:val="fr_FR" w:bidi="fr_FR"/>
         </w:rPr>
         <w:t xml:space="preserve">, </w:t>
       </w:r>
-      <w:hyperlink r:id="rId265">
-        <w:r>
-          <w:rPr>
-            <w:lang w:val="fr_FR" w:bidi="fr_FR"/>
-          </w:rPr>
-          <w:rPr>
-            <w:color w:val="0000EE"/>
-            <w:u w:val="single"/>
-          </w:rPr>
-          <w:t>8</w:t>
-        </w:r>
-      </w:hyperlink>
+      <w:r>
+        <w:rPr>
+          <w:lang w:val="fr_FR" w:bidi="fr_FR"/>
+        </w:rPr>
+        <w:t>8</w:t>
+      </w:r>
       <w:r>
         <w:rPr>
           <w:lang w:val="fr_FR" w:bidi="fr_FR"/>
@@ -12350,36 +10724,24 @@
         </w:rPr>
         <w:t xml:space="preserve">Dans le recensement du verset </w:t>
       </w:r>
-      <w:hyperlink r:id="rId266">
-        <w:r>
-          <w:rPr>
-            <w:lang w:val="fr_FR" w:bidi="fr_FR"/>
-          </w:rPr>
-          <w:rPr>
-            <w:color w:val="0000EE"/>
-            <w:u w:val="single"/>
-          </w:rPr>
-          <w:t>23.3</w:t>
-        </w:r>
-      </w:hyperlink>
+      <w:r>
+        <w:rPr>
+          <w:lang w:val="fr_FR" w:bidi="fr_FR"/>
+        </w:rPr>
+        <w:t>23.3</w:t>
+      </w:r>
       <w:r>
         <w:rPr>
           <w:lang w:val="fr_FR" w:bidi="fr_FR"/>
         </w:rPr>
         <w:t xml:space="preserve">, les individus étaient comptés à l’âge de trente ans, mais l’enregistrement réel des divisions incluait ceux âgés de vingt ans ou plus (cf. </w:t>
       </w:r>
-      <w:hyperlink r:id="rId267">
-        <w:r>
-          <w:rPr>
-            <w:lang w:val="fr_FR" w:bidi="fr_FR"/>
-          </w:rPr>
-          <w:rPr>
-            <w:color w:val="0000EE"/>
-            <w:u w:val="single"/>
-          </w:rPr>
-          <w:t>Nb 1.3</w:t>
-        </w:r>
-      </w:hyperlink>
+      <w:r>
+        <w:rPr>
+          <w:lang w:val="fr_FR" w:bidi="fr_FR"/>
+        </w:rPr>
+        <w:t>Nb 1.3</w:t>
+      </w:r>
       <w:r>
         <w:rPr>
           <w:lang w:val="fr_FR" w:bidi="fr_FR"/>
@@ -12434,18 +10796,12 @@
         </w:rPr>
         <w:t>Le travail des Lévites consistait à assister les prêtres, ce qu’ils accomplissaient de diverses manières : entretenir le Temple, disposer le pain sacré et d’autres offrandes, chanter et aider les prêtres avec les sacrifices. Ces tâches étaient attribuées à différents groupes familiaux de Lévites (</w:t>
       </w:r>
-      <w:hyperlink r:id="rId268">
-        <w:r>
-          <w:rPr>
-            <w:lang w:val="fr_FR" w:bidi="fr_FR"/>
-          </w:rPr>
-          <w:rPr>
-            <w:color w:val="0000EE"/>
-            <w:u w:val="single"/>
-          </w:rPr>
-          <w:t>23.4–6</w:t>
-        </w:r>
-      </w:hyperlink>
+      <w:r>
+        <w:rPr>
+          <w:lang w:val="fr_FR" w:bidi="fr_FR"/>
+        </w:rPr>
+        <w:t>23.4–6</w:t>
+      </w:r>
       <w:r>
         <w:rPr>
           <w:lang w:val="fr_FR" w:bidi="fr_FR"/>
@@ -12548,54 +10904,36 @@
         </w:rPr>
         <w:t xml:space="preserve">Les informations sur les fonctions des prêtres incluent seulement leur organisation en ordres et l’attribution de leurs responsabilités par tirage au sort. Le Chroniqueur n’explique pas leurs devoirs car ils étaient depuis longtemps solidement établis (voir </w:t>
       </w:r>
-      <w:hyperlink r:id="rId269">
-        <w:r>
-          <w:rPr>
-            <w:lang w:val="fr_FR" w:bidi="fr_FR"/>
-          </w:rPr>
-          <w:rPr>
-            <w:color w:val="0000EE"/>
-            <w:u w:val="single"/>
-          </w:rPr>
-          <w:t>Ex 28.1–5</w:t>
-        </w:r>
-      </w:hyperlink>
+      <w:r>
+        <w:rPr>
+          <w:lang w:val="fr_FR" w:bidi="fr_FR"/>
+        </w:rPr>
+        <w:t>Ex 28.1–5</w:t>
+      </w:r>
       <w:r>
         <w:rPr>
           <w:lang w:val="fr_FR" w:bidi="fr_FR"/>
         </w:rPr>
         <w:t xml:space="preserve"> ; </w:t>
       </w:r>
-      <w:hyperlink r:id="rId270">
-        <w:r>
-          <w:rPr>
-            <w:lang w:val="fr_FR" w:bidi="fr_FR"/>
-          </w:rPr>
-          <w:rPr>
-            <w:color w:val="0000EE"/>
-            <w:u w:val="single"/>
-          </w:rPr>
-          <w:t>Lv 1–7</w:t>
-        </w:r>
-      </w:hyperlink>
+      <w:r>
+        <w:rPr>
+          <w:lang w:val="fr_FR" w:bidi="fr_FR"/>
+        </w:rPr>
+        <w:t>Lv 1–7</w:t>
+      </w:r>
       <w:r>
         <w:rPr>
           <w:lang w:val="fr_FR" w:bidi="fr_FR"/>
         </w:rPr>
         <w:t xml:space="preserve"> ; </w:t>
       </w:r>
-      <w:hyperlink r:id="rId271">
-        <w:r>
-          <w:rPr>
-            <w:lang w:val="fr_FR" w:bidi="fr_FR"/>
-          </w:rPr>
-          <w:rPr>
-            <w:color w:val="0000EE"/>
-            <w:u w:val="single"/>
-          </w:rPr>
-          <w:t>Nb 6.22–27</w:t>
-        </w:r>
-      </w:hyperlink>
+      <w:r>
+        <w:rPr>
+          <w:lang w:val="fr_FR" w:bidi="fr_FR"/>
+        </w:rPr>
+        <w:t>Nb 6.22–27</w:t>
+      </w:r>
       <w:r>
         <w:rPr>
           <w:lang w:val="fr_FR" w:bidi="fr_FR"/>
@@ -12650,54 +10988,36 @@
         </w:rPr>
         <w:t xml:space="preserve">Tsadok et Achimélec étaient les chefs des deux familles de prêtres à l’époque de David (voir </w:t>
       </w:r>
-      <w:hyperlink r:id="rId272">
-        <w:r>
-          <w:rPr>
-            <w:lang w:val="fr_FR" w:bidi="fr_FR"/>
-          </w:rPr>
-          <w:rPr>
-            <w:color w:val="0000EE"/>
-            <w:u w:val="single"/>
-          </w:rPr>
-          <w:t>6.8</w:t>
-        </w:r>
-      </w:hyperlink>
+      <w:r>
+        <w:rPr>
+          <w:lang w:val="fr_FR" w:bidi="fr_FR"/>
+        </w:rPr>
+        <w:t>6.8</w:t>
+      </w:r>
       <w:r>
         <w:rPr>
           <w:lang w:val="fr_FR" w:bidi="fr_FR"/>
         </w:rPr>
         <w:t xml:space="preserve"> ; </w:t>
       </w:r>
-      <w:hyperlink r:id="rId273">
-        <w:r>
-          <w:rPr>
-            <w:lang w:val="fr_FR" w:bidi="fr_FR"/>
-          </w:rPr>
-          <w:rPr>
-            <w:color w:val="0000EE"/>
-            <w:u w:val="single"/>
-          </w:rPr>
-          <w:t>18.16</w:t>
-        </w:r>
-      </w:hyperlink>
+      <w:r>
+        <w:rPr>
+          <w:lang w:val="fr_FR" w:bidi="fr_FR"/>
+        </w:rPr>
+        <w:t>18.16</w:t>
+      </w:r>
       <w:r>
         <w:rPr>
           <w:lang w:val="fr_FR" w:bidi="fr_FR"/>
         </w:rPr>
         <w:t xml:space="preserve"> ; </w:t>
       </w:r>
-      <w:hyperlink r:id="rId274">
-        <w:r>
-          <w:rPr>
-            <w:lang w:val="fr_FR" w:bidi="fr_FR"/>
-          </w:rPr>
-          <w:rPr>
-            <w:color w:val="0000EE"/>
-            <w:u w:val="single"/>
-          </w:rPr>
-          <w:t>2S 8.17</w:t>
-        </w:r>
-      </w:hyperlink>
+      <w:r>
+        <w:rPr>
+          <w:lang w:val="fr_FR" w:bidi="fr_FR"/>
+        </w:rPr>
+        <w:t>2S 8.17</w:t>
+      </w:r>
       <w:r>
         <w:rPr>
           <w:lang w:val="fr_FR" w:bidi="fr_FR"/>
@@ -12752,54 +11072,36 @@
         </w:rPr>
         <w:t>Les vingt-quatre groupes établis pour les prêtres n’ont pas changé pendant de nombreuses générations ; l’ordre d’Abija (</w:t>
       </w:r>
-      <w:hyperlink r:id="rId275">
-        <w:r>
-          <w:rPr>
-            <w:lang w:val="fr_FR" w:bidi="fr_FR"/>
-          </w:rPr>
-          <w:rPr>
-            <w:color w:val="0000EE"/>
-            <w:u w:val="single"/>
-          </w:rPr>
-          <w:t>24.10</w:t>
-        </w:r>
-      </w:hyperlink>
+      <w:r>
+        <w:rPr>
+          <w:lang w:val="fr_FR" w:bidi="fr_FR"/>
+        </w:rPr>
+        <w:t>24.10</w:t>
+      </w:r>
       <w:r>
         <w:rPr>
           <w:lang w:val="fr_FR" w:bidi="fr_FR"/>
         </w:rPr>
         <w:t xml:space="preserve">) est spécifiquement mentionné au verset </w:t>
       </w:r>
-      <w:hyperlink r:id="rId264">
-        <w:r>
-          <w:rPr>
-            <w:lang w:val="fr_FR" w:bidi="fr_FR"/>
-          </w:rPr>
-          <w:rPr>
-            <w:color w:val="0000EE"/>
-            <w:u w:val="single"/>
-          </w:rPr>
-          <w:t>Lc 1.5</w:t>
-        </w:r>
-      </w:hyperlink>
+      <w:r>
+        <w:rPr>
+          <w:lang w:val="fr_FR" w:bidi="fr_FR"/>
+        </w:rPr>
+        <w:t>Lc 1.5</w:t>
+      </w:r>
       <w:r>
         <w:rPr>
           <w:lang w:val="fr_FR" w:bidi="fr_FR"/>
         </w:rPr>
         <w:t xml:space="preserve">, </w:t>
       </w:r>
-      <w:hyperlink r:id="rId265">
-        <w:r>
-          <w:rPr>
-            <w:lang w:val="fr_FR" w:bidi="fr_FR"/>
-          </w:rPr>
-          <w:rPr>
-            <w:color w:val="0000EE"/>
-            <w:u w:val="single"/>
-          </w:rPr>
-          <w:t>8</w:t>
-        </w:r>
-      </w:hyperlink>
+      <w:r>
+        <w:rPr>
+          <w:lang w:val="fr_FR" w:bidi="fr_FR"/>
+        </w:rPr>
+        <w:t>8</w:t>
+      </w:r>
       <w:r>
         <w:rPr>
           <w:lang w:val="fr_FR" w:bidi="fr_FR"/>
@@ -12854,18 +11156,12 @@
         </w:rPr>
         <w:t xml:space="preserve">Les autres chefs de famille peuvent renvoyer er à tous les membres de la tribu qui n’étaient pas prêtres mais qui avaient déjà été recensés (voir </w:t>
       </w:r>
-      <w:hyperlink r:id="rId276">
-        <w:r>
-          <w:rPr>
-            <w:lang w:val="fr_FR" w:bidi="fr_FR"/>
-          </w:rPr>
-          <w:rPr>
-            <w:color w:val="0000EE"/>
-            <w:u w:val="single"/>
-          </w:rPr>
-          <w:t>23.6–23</w:t>
-        </w:r>
-      </w:hyperlink>
+      <w:r>
+        <w:rPr>
+          <w:lang w:val="fr_FR" w:bidi="fr_FR"/>
+        </w:rPr>
+        <w:t>23.6–23</w:t>
+      </w:r>
       <w:r>
         <w:rPr>
           <w:lang w:val="fr_FR" w:bidi="fr_FR"/>
@@ -12920,18 +11216,12 @@
         </w:rPr>
         <w:t>Les Lévites étaient organisés selon les mêmes principes que les prêtres (</w:t>
       </w:r>
-      <w:hyperlink r:id="rId277">
-        <w:r>
-          <w:rPr>
-            <w:lang w:val="fr_FR" w:bidi="fr_FR"/>
-          </w:rPr>
-          <w:rPr>
-            <w:color w:val="0000EE"/>
-            <w:u w:val="single"/>
-          </w:rPr>
-          <w:t>24.5–6</w:t>
-        </w:r>
-      </w:hyperlink>
+      <w:r>
+        <w:rPr>
+          <w:lang w:val="fr_FR" w:bidi="fr_FR"/>
+        </w:rPr>
+        <w:t>24.5–6</w:t>
+      </w:r>
       <w:r>
         <w:rPr>
           <w:lang w:val="fr_FR" w:bidi="fr_FR"/>
@@ -12986,270 +11276,180 @@
         </w:rPr>
         <w:t xml:space="preserve">Asaph : Voir </w:t>
       </w:r>
-      <w:hyperlink r:id="rId278">
-        <w:r>
-          <w:rPr>
-            <w:lang w:val="fr_FR" w:bidi="fr_FR"/>
-          </w:rPr>
-          <w:rPr>
-            <w:color w:val="0000EE"/>
-            <w:u w:val="single"/>
-          </w:rPr>
-          <w:t>6.39–40</w:t>
-        </w:r>
-      </w:hyperlink>
+      <w:r>
+        <w:rPr>
+          <w:lang w:val="fr_FR" w:bidi="fr_FR"/>
+        </w:rPr>
+        <w:t>6.39–40</w:t>
+      </w:r>
       <w:r>
         <w:rPr>
           <w:lang w:val="fr_FR" w:bidi="fr_FR"/>
         </w:rPr>
         <w:t xml:space="preserve"> ; </w:t>
       </w:r>
-      <w:hyperlink r:id="rId279">
-        <w:r>
-          <w:rPr>
-            <w:lang w:val="fr_FR" w:bidi="fr_FR"/>
-          </w:rPr>
-          <w:rPr>
-            <w:color w:val="0000EE"/>
-            <w:u w:val="single"/>
-          </w:rPr>
-          <w:t>15.17–19</w:t>
-        </w:r>
-      </w:hyperlink>
+      <w:r>
+        <w:rPr>
+          <w:lang w:val="fr_FR" w:bidi="fr_FR"/>
+        </w:rPr>
+        <w:t>15.17–19</w:t>
+      </w:r>
       <w:r>
         <w:rPr>
           <w:lang w:val="fr_FR" w:bidi="fr_FR"/>
         </w:rPr>
         <w:t xml:space="preserve"> ; </w:t>
       </w:r>
-      <w:hyperlink r:id="rId280">
-        <w:r>
-          <w:rPr>
-            <w:lang w:val="fr_FR" w:bidi="fr_FR"/>
-          </w:rPr>
-          <w:rPr>
-            <w:color w:val="0000EE"/>
-            <w:u w:val="single"/>
-          </w:rPr>
-          <w:t>16.5</w:t>
-        </w:r>
-      </w:hyperlink>
+      <w:r>
+        <w:rPr>
+          <w:lang w:val="fr_FR" w:bidi="fr_FR"/>
+        </w:rPr>
+        <w:t>16.5</w:t>
+      </w:r>
       <w:r>
         <w:rPr>
           <w:lang w:val="fr_FR" w:bidi="fr_FR"/>
         </w:rPr>
         <w:t xml:space="preserve"> ; </w:t>
       </w:r>
-      <w:hyperlink r:id="rId281">
-        <w:r>
-          <w:rPr>
-            <w:lang w:val="fr_FR" w:bidi="fr_FR"/>
-          </w:rPr>
-          <w:rPr>
-            <w:color w:val="0000EE"/>
-            <w:u w:val="single"/>
-          </w:rPr>
-          <w:t>2 Ch 29.30</w:t>
-        </w:r>
-      </w:hyperlink>
+      <w:r>
+        <w:rPr>
+          <w:lang w:val="fr_FR" w:bidi="fr_FR"/>
+        </w:rPr>
+        <w:t>2 Ch 29.30</w:t>
+      </w:r>
       <w:r>
         <w:rPr>
           <w:lang w:val="fr_FR" w:bidi="fr_FR"/>
         </w:rPr>
         <w:t xml:space="preserve"> ; </w:t>
       </w:r>
-      <w:hyperlink r:id="rId282">
-        <w:r>
-          <w:rPr>
-            <w:lang w:val="fr_FR" w:bidi="fr_FR"/>
-          </w:rPr>
-          <w:rPr>
-            <w:color w:val="0000EE"/>
-            <w:u w:val="single"/>
-          </w:rPr>
-          <w:t>Esd 2.40–41</w:t>
-        </w:r>
-      </w:hyperlink>
+      <w:r>
+        <w:rPr>
+          <w:lang w:val="fr_FR" w:bidi="fr_FR"/>
+        </w:rPr>
+        <w:t>Esd 2.40–41</w:t>
+      </w:r>
       <w:r>
         <w:rPr>
           <w:lang w:val="fr_FR" w:bidi="fr_FR"/>
         </w:rPr>
         <w:t xml:space="preserve"> ; </w:t>
       </w:r>
-      <w:hyperlink r:id="rId105">
-        <w:r>
-          <w:rPr>
-            <w:lang w:val="fr_FR" w:bidi="fr_FR"/>
-          </w:rPr>
-          <w:rPr>
-            <w:color w:val="0000EE"/>
-            <w:u w:val="single"/>
-          </w:rPr>
-          <w:t xml:space="preserve">Ps 50 </w:t>
-        </w:r>
-      </w:hyperlink>
+      <w:r>
+        <w:rPr>
+          <w:lang w:val="fr_FR" w:bidi="fr_FR"/>
+        </w:rPr>
+        <w:t xml:space="preserve">Ps 50 </w:t>
+      </w:r>
       <w:r>
         <w:rPr>
           <w:lang w:val="fr_FR" w:bidi="fr_FR"/>
         </w:rPr>
         <w:t xml:space="preserve">; </w:t>
       </w:r>
-      <w:hyperlink r:id="rId283">
-        <w:r>
-          <w:rPr>
-            <w:lang w:val="fr_FR" w:bidi="fr_FR"/>
-          </w:rPr>
-          <w:rPr>
-            <w:color w:val="0000EE"/>
-            <w:u w:val="single"/>
-          </w:rPr>
-          <w:t>73</w:t>
-        </w:r>
-      </w:hyperlink>
+      <w:r>
+        <w:rPr>
+          <w:lang w:val="fr_FR" w:bidi="fr_FR"/>
+        </w:rPr>
+        <w:t>73</w:t>
+      </w:r>
       <w:r>
         <w:rPr>
           <w:lang w:val="fr_FR" w:bidi="fr_FR"/>
         </w:rPr>
         <w:t xml:space="preserve">–-83. • Héman : Voir </w:t>
       </w:r>
-      <w:hyperlink r:id="rId284">
-        <w:r>
-          <w:rPr>
-            <w:lang w:val="fr_FR" w:bidi="fr_FR"/>
-          </w:rPr>
-          <w:rPr>
-            <w:color w:val="0000EE"/>
-            <w:u w:val="single"/>
-          </w:rPr>
-          <w:t>1Ch 6.33–38</w:t>
-        </w:r>
-      </w:hyperlink>
+      <w:r>
+        <w:rPr>
+          <w:lang w:val="fr_FR" w:bidi="fr_FR"/>
+        </w:rPr>
+        <w:t>1Ch 6.33–38</w:t>
+      </w:r>
       <w:r>
         <w:rPr>
           <w:lang w:val="fr_FR" w:bidi="fr_FR"/>
         </w:rPr>
         <w:t xml:space="preserve"> ; </w:t>
       </w:r>
-      <w:hyperlink r:id="rId285">
-        <w:r>
-          <w:rPr>
-            <w:lang w:val="fr_FR" w:bidi="fr_FR"/>
-          </w:rPr>
-          <w:rPr>
-            <w:color w:val="0000EE"/>
-            <w:u w:val="single"/>
-          </w:rPr>
-          <w:t>Ps 88</w:t>
-        </w:r>
-      </w:hyperlink>
+      <w:r>
+        <w:rPr>
+          <w:lang w:val="fr_FR" w:bidi="fr_FR"/>
+        </w:rPr>
+        <w:t>Ps 88</w:t>
+      </w:r>
       <w:r>
         <w:rPr>
           <w:lang w:val="fr_FR" w:bidi="fr_FR"/>
         </w:rPr>
         <w:t xml:space="preserve">. • Jeduthun : Voir </w:t>
       </w:r>
-      <w:hyperlink r:id="rId286">
-        <w:r>
-          <w:rPr>
-            <w:lang w:val="fr_FR" w:bidi="fr_FR"/>
-          </w:rPr>
-          <w:rPr>
-            <w:color w:val="0000EE"/>
-            <w:u w:val="single"/>
-          </w:rPr>
-          <w:t>1Ch 16.41–42</w:t>
-        </w:r>
-      </w:hyperlink>
+      <w:r>
+        <w:rPr>
+          <w:lang w:val="fr_FR" w:bidi="fr_FR"/>
+        </w:rPr>
+        <w:t>1Ch 16.41–42</w:t>
+      </w:r>
       <w:r>
         <w:rPr>
           <w:lang w:val="fr_FR" w:bidi="fr_FR"/>
         </w:rPr>
         <w:t xml:space="preserve"> ; </w:t>
       </w:r>
-      <w:hyperlink r:id="rId287">
-        <w:r>
-          <w:rPr>
-            <w:lang w:val="fr_FR" w:bidi="fr_FR"/>
-          </w:rPr>
-          <w:rPr>
-            <w:color w:val="0000EE"/>
-            <w:u w:val="single"/>
-          </w:rPr>
-          <w:t>2Ch 5.12</w:t>
-        </w:r>
-      </w:hyperlink>
+      <w:r>
+        <w:rPr>
+          <w:lang w:val="fr_FR" w:bidi="fr_FR"/>
+        </w:rPr>
+        <w:t>2Ch 5.12</w:t>
+      </w:r>
       <w:r>
         <w:rPr>
           <w:lang w:val="fr_FR" w:bidi="fr_FR"/>
         </w:rPr>
         <w:t xml:space="preserve"> ; </w:t>
       </w:r>
-      <w:hyperlink r:id="rId288">
-        <w:r>
-          <w:rPr>
-            <w:lang w:val="fr_FR" w:bidi="fr_FR"/>
-          </w:rPr>
-          <w:rPr>
-            <w:color w:val="0000EE"/>
-            <w:u w:val="single"/>
-          </w:rPr>
-          <w:t>35.15</w:t>
-        </w:r>
-      </w:hyperlink>
+      <w:r>
+        <w:rPr>
+          <w:lang w:val="fr_FR" w:bidi="fr_FR"/>
+        </w:rPr>
+        <w:t>35.15</w:t>
+      </w:r>
       <w:r>
         <w:rPr>
           <w:lang w:val="fr_FR" w:bidi="fr_FR"/>
         </w:rPr>
         <w:t xml:space="preserve"> ; </w:t>
       </w:r>
-      <w:hyperlink r:id="rId289">
-        <w:r>
-          <w:rPr>
-            <w:lang w:val="fr_FR" w:bidi="fr_FR"/>
-          </w:rPr>
-          <w:rPr>
-            <w:color w:val="0000EE"/>
-            <w:u w:val="single"/>
-          </w:rPr>
-          <w:t>Ps 39</w:t>
-        </w:r>
-      </w:hyperlink>
+      <w:r>
+        <w:rPr>
+          <w:lang w:val="fr_FR" w:bidi="fr_FR"/>
+        </w:rPr>
+        <w:t>Ps 39</w:t>
+      </w:r>
       <w:r>
         <w:rPr>
           <w:lang w:val="fr_FR" w:bidi="fr_FR"/>
         </w:rPr>
         <w:t xml:space="preserve">, </w:t>
       </w:r>
-      <w:hyperlink r:id="rId290">
-        <w:r>
-          <w:rPr>
-            <w:lang w:val="fr_FR" w:bidi="fr_FR"/>
-          </w:rPr>
-          <w:rPr>
-            <w:color w:val="0000EE"/>
-            <w:u w:val="single"/>
-          </w:rPr>
-          <w:t>62</w:t>
-        </w:r>
-      </w:hyperlink>
+      <w:r>
+        <w:rPr>
+          <w:lang w:val="fr_FR" w:bidi="fr_FR"/>
+        </w:rPr>
+        <w:t>62</w:t>
+      </w:r>
       <w:r>
         <w:rPr>
           <w:lang w:val="fr_FR" w:bidi="fr_FR"/>
         </w:rPr>
         <w:t xml:space="preserve">, </w:t>
       </w:r>
-      <w:hyperlink r:id="rId291">
-        <w:r>
-          <w:rPr>
-            <w:lang w:val="fr_FR" w:bidi="fr_FR"/>
-          </w:rPr>
-          <w:rPr>
-            <w:color w:val="0000EE"/>
-            <w:u w:val="single"/>
-          </w:rPr>
-          <w:t>77</w:t>
-        </w:r>
-      </w:hyperlink>
+      <w:r>
+        <w:rPr>
+          <w:lang w:val="fr_FR" w:bidi="fr_FR"/>
+        </w:rPr>
+        <w:t>77</w:t>
+      </w:r>
       <w:r>
         <w:rPr>
           <w:lang w:val="fr_FR" w:bidi="fr_FR"/>
@@ -13400,36 +11600,24 @@
         </w:rPr>
         <w:t xml:space="preserve">Comme pour les prêtres, l’ordre des musiciens par familles était décidé par tirage au sort sacré pour écarter toute préférence (voir </w:t>
       </w:r>
-      <w:hyperlink r:id="rId292">
-        <w:r>
-          <w:rPr>
-            <w:lang w:val="fr_FR" w:bidi="fr_FR"/>
-          </w:rPr>
-          <w:rPr>
-            <w:color w:val="0000EE"/>
-            <w:u w:val="single"/>
-          </w:rPr>
-          <w:t>24.5</w:t>
-        </w:r>
-      </w:hyperlink>
+      <w:r>
+        <w:rPr>
+          <w:lang w:val="fr_FR" w:bidi="fr_FR"/>
+        </w:rPr>
+        <w:t>24.5</w:t>
+      </w:r>
       <w:r>
         <w:rPr>
           <w:lang w:val="fr_FR" w:bidi="fr_FR"/>
         </w:rPr>
         <w:t xml:space="preserve">, </w:t>
       </w:r>
-      <w:hyperlink r:id="rId293">
-        <w:r>
-          <w:rPr>
-            <w:lang w:val="fr_FR" w:bidi="fr_FR"/>
-          </w:rPr>
-          <w:rPr>
-            <w:color w:val="0000EE"/>
-            <w:u w:val="single"/>
-          </w:rPr>
-          <w:t>31</w:t>
-        </w:r>
-      </w:hyperlink>
+      <w:r>
+        <w:rPr>
+          <w:lang w:val="fr_FR" w:bidi="fr_FR"/>
+        </w:rPr>
+        <w:t>31</w:t>
+      </w:r>
       <w:r>
         <w:rPr>
           <w:lang w:val="fr_FR" w:bidi="fr_FR"/>
@@ -13484,36 +11672,24 @@
         </w:rPr>
         <w:t xml:space="preserve">Le premier ancêtre des portiers était Meschélémia (appelé « Schallum » au verset </w:t>
       </w:r>
-      <w:hyperlink r:id="rId294">
-        <w:r>
-          <w:rPr>
-            <w:lang w:val="fr_FR" w:bidi="fr_FR"/>
-          </w:rPr>
-          <w:rPr>
-            <w:color w:val="0000EE"/>
-            <w:u w:val="single"/>
-          </w:rPr>
-          <w:t>Esd 2.42</w:t>
-        </w:r>
-      </w:hyperlink>
+      <w:r>
+        <w:rPr>
+          <w:lang w:val="fr_FR" w:bidi="fr_FR"/>
+        </w:rPr>
+        <w:t>Esd 2.42</w:t>
+      </w:r>
       <w:r>
         <w:rPr>
           <w:lang w:val="fr_FR" w:bidi="fr_FR"/>
         </w:rPr>
         <w:t xml:space="preserve"> ; « Meschullam » au verset </w:t>
       </w:r>
-      <w:hyperlink r:id="rId295">
-        <w:r>
-          <w:rPr>
-            <w:lang w:val="fr_FR" w:bidi="fr_FR"/>
-          </w:rPr>
-          <w:rPr>
-            <w:color w:val="0000EE"/>
-            <w:u w:val="single"/>
-          </w:rPr>
-          <w:t>Né 12.25</w:t>
-        </w:r>
-      </w:hyperlink>
+      <w:r>
+        <w:rPr>
+          <w:lang w:val="fr_FR" w:bidi="fr_FR"/>
+        </w:rPr>
+        <w:t>Né 12.25</w:t>
+      </w:r>
       <w:r>
         <w:rPr>
           <w:lang w:val="fr_FR" w:bidi="fr_FR"/>
@@ -13581,36 +11757,24 @@
         </w:rPr>
         <w:t xml:space="preserve"> qui avait temporairement abrité l’Arche (</w:t>
       </w:r>
-      <w:hyperlink r:id="rId296">
-        <w:r>
-          <w:rPr>
-            <w:lang w:val="fr_FR" w:bidi="fr_FR"/>
-          </w:rPr>
-          <w:rPr>
-            <w:color w:val="0000EE"/>
-            <w:u w:val="single"/>
-          </w:rPr>
-          <w:t>13.13–14</w:t>
-        </w:r>
-      </w:hyperlink>
+      <w:r>
+        <w:rPr>
+          <w:lang w:val="fr_FR" w:bidi="fr_FR"/>
+        </w:rPr>
+        <w:t>13.13–14</w:t>
+      </w:r>
       <w:r>
         <w:rPr>
           <w:lang w:val="fr_FR" w:bidi="fr_FR"/>
         </w:rPr>
         <w:t>), en lui donnant de nombreux descendants (</w:t>
       </w:r>
-      <w:hyperlink r:id="rId297">
-        <w:r>
-          <w:rPr>
-            <w:lang w:val="fr_FR" w:bidi="fr_FR"/>
-          </w:rPr>
-          <w:rPr>
-            <w:color w:val="0000EE"/>
-            <w:u w:val="single"/>
-          </w:rPr>
-          <w:t>26.8</w:t>
-        </w:r>
-      </w:hyperlink>
+      <w:r>
+        <w:rPr>
+          <w:lang w:val="fr_FR" w:bidi="fr_FR"/>
+        </w:rPr>
+        <w:t>26.8</w:t>
+      </w:r>
       <w:r>
         <w:rPr>
           <w:lang w:val="fr_FR" w:bidi="fr_FR"/>
@@ -13713,54 +11877,36 @@
         </w:rPr>
         <w:t xml:space="preserve">Les Lévites étaient responsables des trésors et des biens du Seigneur (voir </w:t>
       </w:r>
-      <w:hyperlink r:id="rId298">
-        <w:r>
-          <w:rPr>
-            <w:lang w:val="fr_FR" w:bidi="fr_FR"/>
-          </w:rPr>
-          <w:rPr>
-            <w:color w:val="0000EE"/>
-            <w:u w:val="single"/>
-          </w:rPr>
-          <w:t>2Ch 24.11</w:t>
-        </w:r>
-      </w:hyperlink>
+      <w:r>
+        <w:rPr>
+          <w:lang w:val="fr_FR" w:bidi="fr_FR"/>
+        </w:rPr>
+        <w:t>2Ch 24.11</w:t>
+      </w:r>
       <w:r>
         <w:rPr>
           <w:lang w:val="fr_FR" w:bidi="fr_FR"/>
         </w:rPr>
         <w:t xml:space="preserve"> ; </w:t>
       </w:r>
-      <w:hyperlink r:id="rId299">
-        <w:r>
-          <w:rPr>
-            <w:lang w:val="fr_FR" w:bidi="fr_FR"/>
-          </w:rPr>
-          <w:rPr>
-            <w:color w:val="0000EE"/>
-            <w:u w:val="single"/>
-          </w:rPr>
-          <w:t>31.12</w:t>
-        </w:r>
-      </w:hyperlink>
+      <w:r>
+        <w:rPr>
+          <w:lang w:val="fr_FR" w:bidi="fr_FR"/>
+        </w:rPr>
+        <w:t>31.12</w:t>
+      </w:r>
       <w:r>
         <w:rPr>
           <w:lang w:val="fr_FR" w:bidi="fr_FR"/>
         </w:rPr>
         <w:t>). Certains butins de guerre étaient toujours consacrés à Dieu (</w:t>
       </w:r>
-      <w:hyperlink r:id="rId300">
-        <w:r>
-          <w:rPr>
-            <w:lang w:val="fr_FR" w:bidi="fr_FR"/>
-          </w:rPr>
-          <w:rPr>
-            <w:color w:val="0000EE"/>
-            <w:u w:val="single"/>
-          </w:rPr>
-          <w:t>1Ch 26.26–28</w:t>
-        </w:r>
-      </w:hyperlink>
+      <w:r>
+        <w:rPr>
+          <w:lang w:val="fr_FR" w:bidi="fr_FR"/>
+        </w:rPr>
+        <w:t>1Ch 26.26–28</w:t>
+      </w:r>
       <w:r>
         <w:rPr>
           <w:lang w:val="fr_FR" w:bidi="fr_FR"/>
@@ -13815,54 +11961,36 @@
         </w:rPr>
         <w:t>Jaezer était une ville lévitique (</w:t>
       </w:r>
-      <w:hyperlink r:id="rId301">
-        <w:r>
-          <w:rPr>
-            <w:lang w:val="fr_FR" w:bidi="fr_FR"/>
-          </w:rPr>
-          <w:rPr>
-            <w:color w:val="0000EE"/>
-            <w:u w:val="single"/>
-          </w:rPr>
-          <w:t>Jos 21.39</w:t>
-        </w:r>
-      </w:hyperlink>
+      <w:r>
+        <w:rPr>
+          <w:lang w:val="fr_FR" w:bidi="fr_FR"/>
+        </w:rPr>
+        <w:t>Jos 21.39</w:t>
+      </w:r>
       <w:r>
         <w:rPr>
           <w:lang w:val="fr_FR" w:bidi="fr_FR"/>
         </w:rPr>
         <w:t>) qui est devenue un centre administratif pendant la monarchie. David et ses descendants pouvaient compter sur la loyauté des Lévites d’Hébron (</w:t>
       </w:r>
-      <w:hyperlink r:id="rId302">
-        <w:r>
-          <w:rPr>
-            <w:lang w:val="fr_FR" w:bidi="fr_FR"/>
-          </w:rPr>
-          <w:rPr>
-            <w:color w:val="0000EE"/>
-            <w:u w:val="single"/>
-          </w:rPr>
-          <w:t>1S 30.27–31</w:t>
-        </w:r>
-      </w:hyperlink>
+      <w:r>
+        <w:rPr>
+          <w:lang w:val="fr_FR" w:bidi="fr_FR"/>
+        </w:rPr>
+        <w:t>1S 30.27–31</w:t>
+      </w:r>
       <w:r>
         <w:rPr>
           <w:lang w:val="fr_FR" w:bidi="fr_FR"/>
         </w:rPr>
         <w:t xml:space="preserve"> ; </w:t>
       </w:r>
-      <w:hyperlink r:id="rId303">
-        <w:r>
-          <w:rPr>
-            <w:lang w:val="fr_FR" w:bidi="fr_FR"/>
-          </w:rPr>
-          <w:rPr>
-            <w:color w:val="0000EE"/>
-            <w:u w:val="single"/>
-          </w:rPr>
-          <w:t>2S 2.1–11</w:t>
-        </w:r>
-      </w:hyperlink>
+      <w:r>
+        <w:rPr>
+          <w:lang w:val="fr_FR" w:bidi="fr_FR"/>
+        </w:rPr>
+        <w:t>2S 2.1–11</w:t>
+      </w:r>
       <w:r>
         <w:rPr>
           <w:lang w:val="fr_FR" w:bidi="fr_FR"/>
@@ -13965,18 +12093,12 @@
         </w:rPr>
         <w:t xml:space="preserve">L’ordre des tribus suit approximativement celui des versets </w:t>
       </w:r>
-      <w:hyperlink r:id="rId304">
-        <w:r>
-          <w:rPr>
-            <w:lang w:val="fr_FR" w:bidi="fr_FR"/>
-          </w:rPr>
-          <w:rPr>
-            <w:color w:val="0000EE"/>
-            <w:u w:val="single"/>
-          </w:rPr>
-          <w:t>Nb 1.5–15</w:t>
-        </w:r>
-      </w:hyperlink>
+      <w:r>
+        <w:rPr>
+          <w:lang w:val="fr_FR" w:bidi="fr_FR"/>
+        </w:rPr>
+        <w:t>Nb 1.5–15</w:t>
+      </w:r>
       <w:r>
         <w:rPr>
           <w:lang w:val="fr_FR" w:bidi="fr_FR"/>
@@ -14044,18 +12166,12 @@
         </w:rPr>
         <w:t xml:space="preserve"> (</w:t>
       </w:r>
-      <w:hyperlink r:id="rId305">
-        <w:r>
-          <w:rPr>
-            <w:lang w:val="fr_FR" w:bidi="fr_FR"/>
-          </w:rPr>
-          <w:rPr>
-            <w:color w:val="0000EE"/>
-            <w:u w:val="single"/>
-          </w:rPr>
-          <w:t>2.13</w:t>
-        </w:r>
-      </w:hyperlink>
+      <w:r>
+        <w:rPr>
+          <w:lang w:val="fr_FR" w:bidi="fr_FR"/>
+        </w:rPr>
+        <w:t>2.13</w:t>
+      </w:r>
       <w:r>
         <w:rPr>
           <w:lang w:val="fr_FR" w:bidi="fr_FR"/>
@@ -14254,36 +12370,24 @@
         </w:rPr>
         <w:t xml:space="preserve">Ici, le récit du couronnement de Salomon continue à partir des versets </w:t>
       </w:r>
-      <w:hyperlink r:id="rId306">
-        <w:r>
-          <w:rPr>
-            <w:lang w:val="fr_FR" w:bidi="fr_FR"/>
-          </w:rPr>
-          <w:rPr>
-            <w:color w:val="0000EE"/>
-            <w:u w:val="single"/>
-          </w:rPr>
-          <w:t>23.1–2</w:t>
-        </w:r>
-      </w:hyperlink>
+      <w:r>
+        <w:rPr>
+          <w:lang w:val="fr_FR" w:bidi="fr_FR"/>
+        </w:rPr>
+        <w:t>23.1–2</w:t>
+      </w:r>
       <w:r>
         <w:rPr>
           <w:lang w:val="fr_FR" w:bidi="fr_FR"/>
         </w:rPr>
         <w:t xml:space="preserve">. David est présenté au sommet de sa force alors qu’il transfère l’autorité à Salomon (cf. </w:t>
       </w:r>
-      <w:hyperlink r:id="rId307">
-        <w:r>
-          <w:rPr>
-            <w:lang w:val="fr_FR" w:bidi="fr_FR"/>
-          </w:rPr>
-          <w:rPr>
-            <w:color w:val="0000EE"/>
-            <w:u w:val="single"/>
-          </w:rPr>
-          <w:t>1R 1.1–2.9</w:t>
-        </w:r>
-      </w:hyperlink>
+      <w:r>
+        <w:rPr>
+          <w:lang w:val="fr_FR" w:bidi="fr_FR"/>
+        </w:rPr>
+        <w:t>1R 1.1–2.9</w:t>
+      </w:r>
       <w:r>
         <w:rPr>
           <w:lang w:val="fr_FR" w:bidi="fr_FR"/>
@@ -14338,54 +12442,36 @@
         </w:rPr>
         <w:t xml:space="preserve">David a décrit le Temple comme un lieu où l’arche de l’alliance du Seigneur pouvait se reposer. Le terme « repos » décrit la conquête du pays et l’établissement de la paix (par exemple, </w:t>
       </w:r>
-      <w:hyperlink r:id="rId308">
-        <w:r>
-          <w:rPr>
-            <w:lang w:val="fr_FR" w:bidi="fr_FR"/>
-          </w:rPr>
-          <w:rPr>
-            <w:color w:val="0000EE"/>
-            <w:u w:val="single"/>
-          </w:rPr>
-          <w:t>Dt 12.9</w:t>
-        </w:r>
-      </w:hyperlink>
+      <w:r>
+        <w:rPr>
+          <w:lang w:val="fr_FR" w:bidi="fr_FR"/>
+        </w:rPr>
+        <w:t>Dt 12.9</w:t>
+      </w:r>
       <w:r>
         <w:rPr>
           <w:lang w:val="fr_FR" w:bidi="fr_FR"/>
         </w:rPr>
         <w:t>). Dans le désert, l’Arche se reposait à la fin de la bataille (</w:t>
       </w:r>
-      <w:hyperlink r:id="rId309">
-        <w:r>
-          <w:rPr>
-            <w:lang w:val="fr_FR" w:bidi="fr_FR"/>
-          </w:rPr>
-          <w:rPr>
-            <w:color w:val="0000EE"/>
-            <w:u w:val="single"/>
-          </w:rPr>
-          <w:t>Nb 10.35–36</w:t>
-        </w:r>
-      </w:hyperlink>
+      <w:r>
+        <w:rPr>
+          <w:lang w:val="fr_FR" w:bidi="fr_FR"/>
+        </w:rPr>
+        <w:t>Nb 10.35–36</w:t>
+      </w:r>
       <w:r>
         <w:rPr>
           <w:lang w:val="fr_FR" w:bidi="fr_FR"/>
         </w:rPr>
         <w:t>). Lorsque David a amené l’Arche à Jérusalem, le « repos » de l’Arche est devenu permanent, comme David l’a exprimé dans un psaume de louange : « Lève-toi, ô Seigneur, et entre dans ton lieu de repos, avec l’Arche, le symbole de ta puissance » (</w:t>
       </w:r>
-      <w:hyperlink r:id="rId310">
-        <w:r>
-          <w:rPr>
-            <w:lang w:val="fr_FR" w:bidi="fr_FR"/>
-          </w:rPr>
-          <w:rPr>
-            <w:color w:val="0000EE"/>
-            <w:u w:val="single"/>
-          </w:rPr>
-          <w:t>Ps 132.8</w:t>
-        </w:r>
-      </w:hyperlink>
+      <w:r>
+        <w:rPr>
+          <w:lang w:val="fr_FR" w:bidi="fr_FR"/>
+        </w:rPr>
+        <w:t>Ps 132.8</w:t>
+      </w:r>
       <w:r>
         <w:rPr>
           <w:lang w:val="fr_FR" w:bidi="fr_FR"/>
@@ -14440,36 +12526,24 @@
         </w:rPr>
         <w:t>Le récit du premier discours de David comprend un message adressé à son peuple (</w:t>
       </w:r>
-      <w:hyperlink r:id="rId311">
-        <w:r>
-          <w:rPr>
-            <w:lang w:val="fr_FR" w:bidi="fr_FR"/>
-          </w:rPr>
-          <w:rPr>
-            <w:color w:val="0000EE"/>
-            <w:u w:val="single"/>
-          </w:rPr>
-          <w:t>28.2–8</w:t>
-        </w:r>
-      </w:hyperlink>
+      <w:r>
+        <w:rPr>
+          <w:lang w:val="fr_FR" w:bidi="fr_FR"/>
+        </w:rPr>
+        <w:t>28.2–8</w:t>
+      </w:r>
       <w:r>
         <w:rPr>
           <w:lang w:val="fr_FR" w:bidi="fr_FR"/>
         </w:rPr>
         <w:t>) et un message à Salomon (</w:t>
       </w:r>
-      <w:hyperlink r:id="rId312">
-        <w:r>
-          <w:rPr>
-            <w:lang w:val="fr_FR" w:bidi="fr_FR"/>
-          </w:rPr>
-          <w:rPr>
-            <w:color w:val="0000EE"/>
-            <w:u w:val="single"/>
-          </w:rPr>
-          <w:t>28.9–10</w:t>
-        </w:r>
-      </w:hyperlink>
+      <w:r>
+        <w:rPr>
+          <w:lang w:val="fr_FR" w:bidi="fr_FR"/>
+        </w:rPr>
+        <w:t>28.9–10</w:t>
+      </w:r>
       <w:r>
         <w:rPr>
           <w:lang w:val="fr_FR" w:bidi="fr_FR"/>
@@ -14524,72 +12598,48 @@
         </w:rPr>
         <w:t>L’Éternel… m’a choisi… pour que je fusse roi d’Israël à toujours : le choix de Dieu qui s’est porté sur David a en fait commencé avec Juda (</w:t>
       </w:r>
-      <w:hyperlink r:id="rId313">
-        <w:r>
-          <w:rPr>
-            <w:lang w:val="fr_FR" w:bidi="fr_FR"/>
-          </w:rPr>
-          <w:rPr>
-            <w:color w:val="0000EE"/>
-            <w:u w:val="single"/>
-          </w:rPr>
-          <w:t>Gn 49.8–12</w:t>
-        </w:r>
-      </w:hyperlink>
+      <w:r>
+        <w:rPr>
+          <w:lang w:val="fr_FR" w:bidi="fr_FR"/>
+        </w:rPr>
+        <w:t>Gn 49.8–12</w:t>
+      </w:r>
       <w:r>
         <w:rPr>
           <w:lang w:val="fr_FR" w:bidi="fr_FR"/>
         </w:rPr>
         <w:t>), a culminé avec David (</w:t>
       </w:r>
-      <w:hyperlink r:id="rId314">
-        <w:r>
-          <w:rPr>
-            <w:lang w:val="fr_FR" w:bidi="fr_FR"/>
-          </w:rPr>
-          <w:rPr>
-            <w:color w:val="0000EE"/>
-            <w:u w:val="single"/>
-          </w:rPr>
-          <w:t>1S 16.1–13</w:t>
-        </w:r>
-      </w:hyperlink>
+      <w:r>
+        <w:rPr>
+          <w:lang w:val="fr_FR" w:bidi="fr_FR"/>
+        </w:rPr>
+        <w:t>1S 16.1–13</w:t>
+      </w:r>
       <w:r>
         <w:rPr>
           <w:lang w:val="fr_FR" w:bidi="fr_FR"/>
         </w:rPr>
         <w:t>), et s’est poursuivi avec Salomon (</w:t>
       </w:r>
-      <w:hyperlink r:id="rId206">
-        <w:r>
-          <w:rPr>
-            <w:lang w:val="fr_FR" w:bidi="fr_FR"/>
-          </w:rPr>
-          <w:rPr>
-            <w:color w:val="0000EE"/>
-            <w:u w:val="single"/>
-          </w:rPr>
-          <w:t>1Ch 28.5–6</w:t>
-        </w:r>
-      </w:hyperlink>
+      <w:r>
+        <w:rPr>
+          <w:lang w:val="fr_FR" w:bidi="fr_FR"/>
+        </w:rPr>
+        <w:t>1Ch 28.5–6</w:t>
+      </w:r>
       <w:r>
         <w:rPr>
           <w:lang w:val="fr_FR" w:bidi="fr_FR"/>
         </w:rPr>
         <w:t xml:space="preserve">, </w:t>
       </w:r>
-      <w:hyperlink r:id="rId315">
-        <w:r>
-          <w:rPr>
-            <w:lang w:val="fr_FR" w:bidi="fr_FR"/>
-          </w:rPr>
-          <w:rPr>
-            <w:color w:val="0000EE"/>
-            <w:u w:val="single"/>
-          </w:rPr>
-          <w:t>10</w:t>
-        </w:r>
-      </w:hyperlink>
+      <w:r>
+        <w:rPr>
+          <w:lang w:val="fr_FR" w:bidi="fr_FR"/>
+        </w:rPr>
+        <w:t>10</w:t>
+      </w:r>
       <w:r>
         <w:rPr>
           <w:lang w:val="fr_FR" w:bidi="fr_FR"/>
@@ -14692,54 +12742,36 @@
         </w:rPr>
         <w:t>Dieu a donné à David les plans réels du Temple par inspiration divine (</w:t>
       </w:r>
-      <w:hyperlink r:id="rId316">
-        <w:r>
-          <w:rPr>
-            <w:lang w:val="fr_FR" w:bidi="fr_FR"/>
-          </w:rPr>
-          <w:rPr>
-            <w:color w:val="0000EE"/>
-            <w:u w:val="single"/>
-          </w:rPr>
-          <w:t>28.19</w:t>
-        </w:r>
-      </w:hyperlink>
+      <w:r>
+        <w:rPr>
+          <w:lang w:val="fr_FR" w:bidi="fr_FR"/>
+        </w:rPr>
+        <w:t>28.19</w:t>
+      </w:r>
       <w:r>
         <w:rPr>
           <w:lang w:val="fr_FR" w:bidi="fr_FR"/>
         </w:rPr>
         <w:t>). À d’autres occasions, Dieu a également donné des plans pour le Tabernacle dans le désert (</w:t>
       </w:r>
-      <w:hyperlink r:id="rId317">
-        <w:r>
-          <w:rPr>
-            <w:lang w:val="fr_FR" w:bidi="fr_FR"/>
-          </w:rPr>
-          <w:rPr>
-            <w:color w:val="0000EE"/>
-            <w:u w:val="single"/>
-          </w:rPr>
-          <w:t>Ex 25.9</w:t>
-        </w:r>
-      </w:hyperlink>
+      <w:r>
+        <w:rPr>
+          <w:lang w:val="fr_FR" w:bidi="fr_FR"/>
+        </w:rPr>
+        <w:t>Ex 25.9</w:t>
+      </w:r>
       <w:r>
         <w:rPr>
           <w:lang w:val="fr_FR" w:bidi="fr_FR"/>
         </w:rPr>
         <w:t>) et pour le futur Temple d’Ézéchiel (</w:t>
       </w:r>
-      <w:hyperlink r:id="rId318">
-        <w:r>
-          <w:rPr>
-            <w:lang w:val="fr_FR" w:bidi="fr_FR"/>
-          </w:rPr>
-          <w:rPr>
-            <w:color w:val="0000EE"/>
-            <w:u w:val="single"/>
-          </w:rPr>
-          <w:t>Ez 40.4</w:t>
-        </w:r>
-      </w:hyperlink>
+      <w:r>
+        <w:rPr>
+          <w:lang w:val="fr_FR" w:bidi="fr_FR"/>
+        </w:rPr>
+        <w:t>Ez 40.4</w:t>
+      </w:r>
       <w:r>
         <w:rPr>
           <w:lang w:val="fr_FR" w:bidi="fr_FR"/>
@@ -14868,72 +12900,48 @@
         </w:rPr>
         <w:t xml:space="preserve"> au sommet de l’Arche de l’Alliance remplissaient une fonction similaire (voir </w:t>
       </w:r>
-      <w:hyperlink r:id="rId319">
-        <w:r>
-          <w:rPr>
-            <w:lang w:val="fr_FR" w:bidi="fr_FR"/>
-          </w:rPr>
-          <w:rPr>
-            <w:color w:val="0000EE"/>
-            <w:u w:val="single"/>
-          </w:rPr>
-          <w:t>Ex 25.18–22</w:t>
-        </w:r>
-      </w:hyperlink>
+      <w:r>
+        <w:rPr>
+          <w:lang w:val="fr_FR" w:bidi="fr_FR"/>
+        </w:rPr>
+        <w:t>Ex 25.18–22</w:t>
+      </w:r>
       <w:r>
         <w:rPr>
           <w:lang w:val="fr_FR" w:bidi="fr_FR"/>
         </w:rPr>
         <w:t xml:space="preserve"> ; </w:t>
       </w:r>
-      <w:hyperlink r:id="rId320">
-        <w:r>
-          <w:rPr>
-            <w:lang w:val="fr_FR" w:bidi="fr_FR"/>
-          </w:rPr>
-          <w:rPr>
-            <w:color w:val="0000EE"/>
-            <w:u w:val="single"/>
-          </w:rPr>
-          <w:t>2S 6.2</w:t>
-        </w:r>
-      </w:hyperlink>
+      <w:r>
+        <w:rPr>
+          <w:lang w:val="fr_FR" w:bidi="fr_FR"/>
+        </w:rPr>
+        <w:t>2S 6.2</w:t>
+      </w:r>
       <w:r>
         <w:rPr>
           <w:lang w:val="fr_FR" w:bidi="fr_FR"/>
         </w:rPr>
         <w:t xml:space="preserve"> ; </w:t>
       </w:r>
-      <w:hyperlink r:id="rId321">
-        <w:r>
-          <w:rPr>
-            <w:lang w:val="fr_FR" w:bidi="fr_FR"/>
-          </w:rPr>
-          <w:rPr>
-            <w:color w:val="0000EE"/>
-            <w:u w:val="single"/>
-          </w:rPr>
-          <w:t xml:space="preserve">Ps 99.1 </w:t>
-        </w:r>
-      </w:hyperlink>
+      <w:r>
+        <w:rPr>
+          <w:lang w:val="fr_FR" w:bidi="fr_FR"/>
+        </w:rPr>
+        <w:t xml:space="preserve">Ps 99.1 </w:t>
+      </w:r>
       <w:r>
         <w:rPr>
           <w:lang w:val="fr_FR" w:bidi="fr_FR"/>
         </w:rPr>
         <w:t xml:space="preserve">; cf. </w:t>
       </w:r>
-      <w:hyperlink r:id="rId322">
-        <w:r>
-          <w:rPr>
-            <w:lang w:val="fr_FR" w:bidi="fr_FR"/>
-          </w:rPr>
-          <w:rPr>
-            <w:color w:val="0000EE"/>
-            <w:u w:val="single"/>
-          </w:rPr>
-          <w:t>Ez 10</w:t>
-        </w:r>
-      </w:hyperlink>
+      <w:r>
+        <w:rPr>
+          <w:lang w:val="fr_FR" w:bidi="fr_FR"/>
+        </w:rPr>
+        <w:t>Ez 10</w:t>
+      </w:r>
       <w:r>
         <w:rPr>
           <w:lang w:val="fr_FR" w:bidi="fr_FR"/>
@@ -14988,36 +12996,24 @@
         </w:rPr>
         <w:t>David persuada l’assemblée des chefs d’Israël (</w:t>
       </w:r>
-      <w:hyperlink r:id="rId323">
-        <w:r>
-          <w:rPr>
-            <w:lang w:val="fr_FR" w:bidi="fr_FR"/>
-          </w:rPr>
-          <w:rPr>
-            <w:color w:val="0000EE"/>
-            <w:u w:val="single"/>
-          </w:rPr>
-          <w:t>28.1</w:t>
-        </w:r>
-      </w:hyperlink>
+      <w:r>
+        <w:rPr>
+          <w:lang w:val="fr_FR" w:bidi="fr_FR"/>
+        </w:rPr>
+        <w:t>28.1</w:t>
+      </w:r>
       <w:r>
         <w:rPr>
           <w:lang w:val="fr_FR" w:bidi="fr_FR"/>
         </w:rPr>
         <w:t xml:space="preserve">) d’offrir des dons au Seigneur pour le Temple. Le don généreux de David servit d’exemple pour les montants que les chefs devaient envisager. Le Chroniqueur souligne que la lourde dépense de la construction du Temple n’a pas été supportée par Salomon seul ; Salomon ajouta aux contributions de David et des chefs d’Israël (voir </w:t>
       </w:r>
-      <w:hyperlink r:id="rId324">
-        <w:r>
-          <w:rPr>
-            <w:lang w:val="fr_FR" w:bidi="fr_FR"/>
-          </w:rPr>
-          <w:rPr>
-            <w:color w:val="0000EE"/>
-            <w:u w:val="single"/>
-          </w:rPr>
-          <w:t>22.14</w:t>
-        </w:r>
-      </w:hyperlink>
+      <w:r>
+        <w:rPr>
+          <w:lang w:val="fr_FR" w:bidi="fr_FR"/>
+        </w:rPr>
+        <w:t>22.14</w:t>
+      </w:r>
       <w:r>
         <w:rPr>
           <w:lang w:val="fr_FR" w:bidi="fr_FR"/>
@@ -15072,18 +13068,12 @@
         </w:rPr>
         <w:t>Les chefs d’Israël ont donné volontiers, comme pour le Tabernacle (</w:t>
       </w:r>
-      <w:hyperlink r:id="rId325">
-        <w:r>
-          <w:rPr>
-            <w:lang w:val="fr_FR" w:bidi="fr_FR"/>
-          </w:rPr>
-          <w:rPr>
-            <w:color w:val="0000EE"/>
-            <w:u w:val="single"/>
-          </w:rPr>
-          <w:t>Ex 25.1–7</w:t>
-        </w:r>
-      </w:hyperlink>
+      <w:r>
+        <w:rPr>
+          <w:lang w:val="fr_FR" w:bidi="fr_FR"/>
+        </w:rPr>
+        <w:t>Ex 25.1–7</w:t>
+      </w:r>
       <w:r>
         <w:rPr>
           <w:lang w:val="fr_FR" w:bidi="fr_FR"/>
@@ -15212,54 +13202,36 @@
         </w:rPr>
         <w:t>La prière de louange de David a conclu ses discours lors du couronnement de Salomon. La prière exalte la puissance de Dieu et la gloire de son royaume, et elle sert à dédier les offrandes données pour la construction du Temple. La prière est composée de trois parties : la doxologie (</w:t>
       </w:r>
-      <w:hyperlink r:id="rId326">
-        <w:r>
-          <w:rPr>
-            <w:lang w:val="fr_FR" w:bidi="fr_FR"/>
-          </w:rPr>
-          <w:rPr>
-            <w:color w:val="0000EE"/>
-            <w:u w:val="single"/>
-          </w:rPr>
-          <w:t>29.10b-13</w:t>
-        </w:r>
-      </w:hyperlink>
+      <w:r>
+        <w:rPr>
+          <w:lang w:val="fr_FR" w:bidi="fr_FR"/>
+        </w:rPr>
+        <w:t>29.10b-13</w:t>
+      </w:r>
       <w:r>
         <w:rPr>
           <w:lang w:val="fr_FR" w:bidi="fr_FR"/>
         </w:rPr>
         <w:t>), la présentation et la dédicace des offrandes (</w:t>
       </w:r>
-      <w:hyperlink r:id="rId327">
-        <w:r>
-          <w:rPr>
-            <w:lang w:val="fr_FR" w:bidi="fr_FR"/>
-          </w:rPr>
-          <w:rPr>
-            <w:color w:val="0000EE"/>
-            <w:u w:val="single"/>
-          </w:rPr>
-          <w:t>29.14–17</w:t>
-        </w:r>
-      </w:hyperlink>
+      <w:r>
+        <w:rPr>
+          <w:lang w:val="fr_FR" w:bidi="fr_FR"/>
+        </w:rPr>
+        <w:t>29.14–17</w:t>
+      </w:r>
       <w:r>
         <w:rPr>
           <w:lang w:val="fr_FR" w:bidi="fr_FR"/>
         </w:rPr>
         <w:t>), et la pétition (</w:t>
       </w:r>
-      <w:hyperlink r:id="rId328">
-        <w:r>
-          <w:rPr>
-            <w:lang w:val="fr_FR" w:bidi="fr_FR"/>
-          </w:rPr>
-          <w:rPr>
-            <w:color w:val="0000EE"/>
-            <w:u w:val="single"/>
-          </w:rPr>
-          <w:t>29.18–19</w:t>
-        </w:r>
-      </w:hyperlink>
+      <w:r>
+        <w:rPr>
+          <w:lang w:val="fr_FR" w:bidi="fr_FR"/>
+        </w:rPr>
+        <w:t>29.18–19</w:t>
+      </w:r>
       <w:r>
         <w:rPr>
           <w:lang w:val="fr_FR" w:bidi="fr_FR"/>
@@ -15362,72 +13334,48 @@
         </w:rPr>
         <w:t xml:space="preserve">Des sacrifices ont suivi les discours et les prières lors du couronnement de Salomon. Salomon et Tsadok ont été oints, et Salomon est monté sur le trône. Tsadok ne commençait pas son rôle sacerdotal, mais était consacré à servir dans le Temple lui-même. (Les descendants de Tsadok sont mentionnés aux versets </w:t>
       </w:r>
-      <w:hyperlink r:id="rId329">
-        <w:r>
-          <w:rPr>
-            <w:lang w:val="fr_FR" w:bidi="fr_FR"/>
-          </w:rPr>
-          <w:rPr>
-            <w:color w:val="0000EE"/>
-            <w:u w:val="single"/>
-          </w:rPr>
-          <w:t>Ez 40.46</w:t>
-        </w:r>
-      </w:hyperlink>
+      <w:r>
+        <w:rPr>
+          <w:lang w:val="fr_FR" w:bidi="fr_FR"/>
+        </w:rPr>
+        <w:t>Ez 40.46</w:t>
+      </w:r>
       <w:r>
         <w:rPr>
           <w:lang w:val="fr_FR" w:bidi="fr_FR"/>
         </w:rPr>
         <w:t xml:space="preserve"> ; </w:t>
       </w:r>
-      <w:hyperlink r:id="rId330">
-        <w:r>
-          <w:rPr>
-            <w:lang w:val="fr_FR" w:bidi="fr_FR"/>
-          </w:rPr>
-          <w:rPr>
-            <w:color w:val="0000EE"/>
-            <w:u w:val="single"/>
-          </w:rPr>
-          <w:t>43.19</w:t>
-        </w:r>
-      </w:hyperlink>
+      <w:r>
+        <w:rPr>
+          <w:lang w:val="fr_FR" w:bidi="fr_FR"/>
+        </w:rPr>
+        <w:t>43.19</w:t>
+      </w:r>
       <w:r>
         <w:rPr>
           <w:lang w:val="fr_FR" w:bidi="fr_FR"/>
         </w:rPr>
         <w:t xml:space="preserve"> ; </w:t>
       </w:r>
-      <w:hyperlink r:id="rId331">
-        <w:r>
-          <w:rPr>
-            <w:lang w:val="fr_FR" w:bidi="fr_FR"/>
-          </w:rPr>
-          <w:rPr>
-            <w:color w:val="0000EE"/>
-            <w:u w:val="single"/>
-          </w:rPr>
-          <w:t>44.15</w:t>
-        </w:r>
-      </w:hyperlink>
+      <w:r>
+        <w:rPr>
+          <w:lang w:val="fr_FR" w:bidi="fr_FR"/>
+        </w:rPr>
+        <w:t>44.15</w:t>
+      </w:r>
       <w:r>
         <w:rPr>
           <w:lang w:val="fr_FR" w:bidi="fr_FR"/>
         </w:rPr>
         <w:t xml:space="preserve"> ; </w:t>
       </w:r>
-      <w:hyperlink r:id="rId332">
-        <w:r>
-          <w:rPr>
-            <w:lang w:val="fr_FR" w:bidi="fr_FR"/>
-          </w:rPr>
-          <w:rPr>
-            <w:color w:val="0000EE"/>
-            <w:u w:val="single"/>
-          </w:rPr>
-          <w:t>48.11</w:t>
-        </w:r>
-      </w:hyperlink>
+      <w:r>
+        <w:rPr>
+          <w:lang w:val="fr_FR" w:bidi="fr_FR"/>
+        </w:rPr>
+        <w:t>48.11</w:t>
+      </w:r>
       <w:r>
         <w:rPr>
           <w:lang w:val="fr_FR" w:bidi="fr_FR"/>
@@ -15482,54 +13430,36 @@
         </w:rPr>
         <w:t xml:space="preserve">Le Chroniqueur conclut son récit du règne de David par un résumé stylisé, dont la forme ressemble aux textes employés pour tous les rois d’Israël et de Juda (par exemple, </w:t>
       </w:r>
-      <w:hyperlink r:id="rId333">
-        <w:r>
-          <w:rPr>
-            <w:lang w:val="fr_FR" w:bidi="fr_FR"/>
-          </w:rPr>
-          <w:rPr>
-            <w:color w:val="0000EE"/>
-            <w:u w:val="single"/>
-          </w:rPr>
-          <w:t>1R 22.41–50</w:t>
-        </w:r>
-      </w:hyperlink>
+      <w:r>
+        <w:rPr>
+          <w:lang w:val="fr_FR" w:bidi="fr_FR"/>
+        </w:rPr>
+        <w:t>1R 22.41–50</w:t>
+      </w:r>
       <w:r>
         <w:rPr>
           <w:lang w:val="fr_FR" w:bidi="fr_FR"/>
         </w:rPr>
         <w:t>). Comme Abraham (</w:t>
       </w:r>
-      <w:hyperlink r:id="rId334">
-        <w:r>
-          <w:rPr>
-            <w:lang w:val="fr_FR" w:bidi="fr_FR"/>
-          </w:rPr>
-          <w:rPr>
-            <w:color w:val="0000EE"/>
-            <w:u w:val="single"/>
-          </w:rPr>
-          <w:t>Gn 25.8</w:t>
-        </w:r>
-      </w:hyperlink>
+      <w:r>
+        <w:rPr>
+          <w:lang w:val="fr_FR" w:bidi="fr_FR"/>
+        </w:rPr>
+        <w:t>Gn 25.8</w:t>
+      </w:r>
       <w:r>
         <w:rPr>
           <w:lang w:val="fr_FR" w:bidi="fr_FR"/>
         </w:rPr>
         <w:t>) et Isaac (</w:t>
       </w:r>
-      <w:hyperlink r:id="rId335">
-        <w:r>
-          <w:rPr>
-            <w:lang w:val="fr_FR" w:bidi="fr_FR"/>
-          </w:rPr>
-          <w:rPr>
-            <w:color w:val="0000EE"/>
-            <w:u w:val="single"/>
-          </w:rPr>
-          <w:t>Gn 35.29</w:t>
-        </w:r>
-      </w:hyperlink>
+      <w:r>
+        <w:rPr>
+          <w:lang w:val="fr_FR" w:bidi="fr_FR"/>
+        </w:rPr>
+        <w:t>Gn 35.29</w:t>
+      </w:r>
       <w:r>
         <w:rPr>
           <w:lang w:val="fr_FR" w:bidi="fr_FR"/>
@@ -15584,54 +13514,36 @@
         </w:rPr>
         <w:t>Les sources utilisées pour les chroniques du règne de David sont associées à trois prophètes, nommés dans l'ordre où ils apparaissent dans les Chroniques : Samuel (</w:t>
       </w:r>
-      <w:hyperlink r:id="rId150">
-        <w:r>
-          <w:rPr>
-            <w:lang w:val="fr_FR" w:bidi="fr_FR"/>
-          </w:rPr>
-          <w:rPr>
-            <w:color w:val="0000EE"/>
-            <w:u w:val="single"/>
-          </w:rPr>
-          <w:t>11.3</w:t>
-        </w:r>
-      </w:hyperlink>
+      <w:r>
+        <w:rPr>
+          <w:lang w:val="fr_FR" w:bidi="fr_FR"/>
+        </w:rPr>
+        <w:t>11.3</w:t>
+      </w:r>
       <w:r>
         <w:rPr>
           <w:lang w:val="fr_FR" w:bidi="fr_FR"/>
         </w:rPr>
         <w:t>), Nathan (</w:t>
       </w:r>
-      <w:hyperlink r:id="rId336">
-        <w:r>
-          <w:rPr>
-            <w:lang w:val="fr_FR" w:bidi="fr_FR"/>
-          </w:rPr>
-          <w:rPr>
-            <w:color w:val="0000EE"/>
-            <w:u w:val="single"/>
-          </w:rPr>
-          <w:t>17.1–27</w:t>
-        </w:r>
-      </w:hyperlink>
+      <w:r>
+        <w:rPr>
+          <w:lang w:val="fr_FR" w:bidi="fr_FR"/>
+        </w:rPr>
+        <w:t>17.1–27</w:t>
+      </w:r>
       <w:r>
         <w:rPr>
           <w:lang w:val="fr_FR" w:bidi="fr_FR"/>
         </w:rPr>
         <w:t>) et Gad (</w:t>
       </w:r>
-      <w:hyperlink r:id="rId337">
-        <w:r>
-          <w:rPr>
-            <w:lang w:val="fr_FR" w:bidi="fr_FR"/>
-          </w:rPr>
-          <w:rPr>
-            <w:color w:val="0000EE"/>
-            <w:u w:val="single"/>
-          </w:rPr>
-          <w:t>21.9</w:t>
-        </w:r>
-      </w:hyperlink>
+      <w:r>
+        <w:rPr>
+          <w:lang w:val="fr_FR" w:bidi="fr_FR"/>
+        </w:rPr>
+        <w:t>21.9</w:t>
+      </w:r>
       <w:r>
         <w:rPr>
           <w:lang w:val="fr_FR" w:bidi="fr_FR"/>
@@ -15650,54 +13562,36 @@
         </w:rPr>
         <w:t xml:space="preserve"> ; voir aussi </w:t>
       </w:r>
-      <w:hyperlink r:id="rId338">
-        <w:r>
-          <w:rPr>
-            <w:lang w:val="fr_FR" w:bidi="fr_FR"/>
-          </w:rPr>
-          <w:rPr>
-            <w:color w:val="0000EE"/>
-            <w:u w:val="single"/>
-          </w:rPr>
-          <w:t>1R 11.41–43</w:t>
-        </w:r>
-      </w:hyperlink>
+      <w:r>
+        <w:rPr>
+          <w:lang w:val="fr_FR" w:bidi="fr_FR"/>
+        </w:rPr>
+        <w:t>1R 11.41–43</w:t>
+      </w:r>
       <w:r>
         <w:rPr>
           <w:lang w:val="fr_FR" w:bidi="fr_FR"/>
         </w:rPr>
         <w:t xml:space="preserve"> ; </w:t>
       </w:r>
-      <w:hyperlink r:id="rId339">
-        <w:r>
-          <w:rPr>
-            <w:lang w:val="fr_FR" w:bidi="fr_FR"/>
-          </w:rPr>
-          <w:rPr>
-            <w:color w:val="0000EE"/>
-            <w:u w:val="single"/>
-          </w:rPr>
-          <w:t>14.19–20</w:t>
-        </w:r>
-      </w:hyperlink>
+      <w:r>
+        <w:rPr>
+          <w:lang w:val="fr_FR" w:bidi="fr_FR"/>
+        </w:rPr>
+        <w:t>14.19–20</w:t>
+      </w:r>
       <w:r>
         <w:rPr>
           <w:lang w:val="fr_FR" w:bidi="fr_FR"/>
         </w:rPr>
         <w:t xml:space="preserve">, </w:t>
       </w:r>
-      <w:hyperlink r:id="rId340">
-        <w:r>
-          <w:rPr>
-            <w:lang w:val="fr_FR" w:bidi="fr_FR"/>
-          </w:rPr>
-          <w:rPr>
-            <w:color w:val="0000EE"/>
-            <w:u w:val="single"/>
-          </w:rPr>
-          <w:t>29–31</w:t>
-        </w:r>
-      </w:hyperlink>
+      <w:r>
+        <w:rPr>
+          <w:lang w:val="fr_FR" w:bidi="fr_FR"/>
+        </w:rPr>
+        <w:t>29–31</w:t>
+      </w:r>
       <w:r>
         <w:rPr>
           <w:lang w:val="fr_FR" w:bidi="fr_FR"/>
